--- a/docs/source/使用手册（必读）.docx
+++ b/docs/source/使用手册（必读）.docx
@@ -4,101 +4,157 @@
   <w:body>
     <w:p>
       <w:pPr>
-        <w:spacing w:before="1200"/>
+        <w:spacing w:before="1720" w:after="160"/>
         <w:jc w:val="center"/>
       </w:pPr>
       <w:r>
         <w:rPr>
-          <w:rFonts w:ascii="Arial" w:hAnsi="Arial" w:eastAsia="Hiragino Sans GB"/>
+          <w:rFonts w:ascii="STHeiti" w:hAnsi="STHeiti" w:eastAsia="STHeiti"/>
           <w:b/>
-          <w:color w:val="167F83"/>
-          <w:sz w:val="18"/>
+          <w:color w:val="4E3D68"/>
+          <w:sz w:val="58"/>
         </w:rPr>
-        <w:t>学术写作工作台</w:t>
+        <w:t>Lumielle Academic Assistant</w:t>
       </w:r>
     </w:p>
     <w:p>
       <w:pPr>
-        <w:pStyle w:val="Title"/>
+        <w:spacing w:after="360"/>
+        <w:jc w:val="center"/>
       </w:pPr>
       <w:r>
         <w:rPr>
-          <w:rFonts w:ascii="Arial" w:hAnsi="Arial" w:eastAsia="Hiragino Sans GB"/>
+          <w:rFonts w:ascii="STHeiti" w:hAnsi="STHeiti" w:eastAsia="STHeiti"/>
           <w:b/>
-          <w:color w:val="173A56"/>
-          <w:sz w:val="54"/>
+          <w:color w:val="665184"/>
+          <w:sz w:val="38"/>
         </w:rPr>
-        <w:t>微光学术论文写作助手</w:t>
+        <w:t>微光 · 学术论文助手</w:t>
       </w:r>
     </w:p>
     <w:p>
       <w:pPr>
-        <w:pStyle w:val="Subtitle"/>
+        <w:spacing w:after="320"/>
+        <w:jc w:val="center"/>
       </w:pPr>
       <w:r>
         <w:rPr>
-          <w:rFonts w:ascii="Arial" w:hAnsi="Arial" w:eastAsia="Hiragino Sans GB"/>
-          <w:color w:val="617386"/>
-          <w:sz w:val="24"/>
+          <w:rFonts w:ascii="STHeiti" w:hAnsi="STHeiti" w:eastAsia="STHeiti"/>
+          <w:b w:val="0"/>
+          <w:color w:val="716D79"/>
+          <w:sz w:val="28"/>
         </w:rPr>
-        <w:t>从研究资料到可复核 Word 终稿的本地工作流</w:t>
+        <w:t>从研究资料到论文终稿的一站式本地写作助手</w:t>
       </w:r>
     </w:p>
     <w:p>
       <w:pPr>
-        <w:spacing w:before="200" w:after="300"/>
+        <w:spacing w:after="260"/>
         <w:jc w:val="center"/>
       </w:pPr>
       <w:r>
         <w:rPr>
-          <w:rFonts w:ascii="Arial" w:hAnsi="Arial" w:eastAsia="Hiragino Sans GB"/>
-          <w:color w:val="167F83"/>
-          <w:sz w:val="20"/>
+          <w:rFonts w:ascii="STHeiti" w:hAnsi="STHeiti" w:eastAsia="STHeiti"/>
+          <w:b/>
+          <w:color w:val="4E3D68"/>
+          <w:sz w:val="22"/>
         </w:rPr>
-        <w:t>研究事实  ·  文献证据  ·  章节写作  ·  可复核导出</w:t>
+        <w:t>v1.1.0 — Unreleased</w:t>
       </w:r>
     </w:p>
     <w:p>
       <w:pPr>
-        <w:spacing w:before="240" w:after="360" w:line="312" w:lineRule="auto"/>
-        <w:ind w:left="907" w:right="907"/>
+        <w:spacing w:before="300" w:after="400"/>
         <w:jc w:val="center"/>
       </w:pPr>
       <w:r>
         <w:rPr>
-          <w:rFonts w:ascii="Arial" w:hAnsi="Arial" w:eastAsia="Hiragino Sans GB"/>
-          <w:color w:val="25313B"/>
+          <w:rFonts w:ascii="STHeiti" w:hAnsi="STHeiti" w:eastAsia="STHeiti"/>
+          <w:b w:val="0"/>
+          <w:color w:val="34323A"/>
           <w:sz w:val="22"/>
         </w:rPr>
-        <w:t>Lumielle Academic Assistant 将研究资料管理、文献分析、逻辑大纲、章节写作和 Word 导出放在一个本地桌面工作流中。它用于辅助整理与起草，不替代研究者判断、来源核查或学术诚信要求。</w:t>
+        <w:t>不需要编程知识。把研究资料、文献和写作过程放在一个清楚的工作流里。</w:t>
       </w:r>
+    </w:p>
+    <w:tbl>
+      <w:tblPr>
+        <w:tblW w:type="auto" w:w="0"/>
+        <w:jc w:val="center"/>
+        <w:tblLayout w:type="fixed"/>
+        <w:tblLook w:firstColumn="1" w:firstRow="1" w:lastColumn="0" w:lastRow="0" w:noHBand="0" w:noVBand="1" w:val="04A0"/>
+        <w:tblBorders>
+          <w:top w:val="single" w:sz="4" w:color="DDD7E6"/>
+          <w:left w:val="single" w:sz="4" w:color="DDD7E6"/>
+          <w:bottom w:val="single" w:sz="4" w:color="DDD7E6"/>
+          <w:right w:val="single" w:sz="4" w:color="DDD7E6"/>
+          <w:insideH w:val="single" w:sz="4" w:color="DDD7E6"/>
+          <w:insideV w:val="single" w:sz="4" w:color="DDD7E6"/>
+        </w:tblBorders>
+      </w:tblPr>
+      <w:tblGrid>
+        <w:gridCol w:w="9792"/>
+      </w:tblGrid>
+      <w:tr>
+        <w:trPr>
+          <w:cantSplit/>
+        </w:trPr>
+        <w:tc>
+          <w:tcPr>
+            <w:tcW w:type="dxa" w:w="9792"/>
+            <w:shd w:fill="F2EEF7"/>
+            <w:tcMar>
+              <w:top w:w="110" w:type="dxa"/>
+              <w:start w:w="145" w:type="dxa"/>
+              <w:bottom w:w="110" w:type="dxa"/>
+              <w:end w:w="145" w:type="dxa"/>
+            </w:tcMar>
+            <w:vAlign w:val="center"/>
+          </w:tcPr>
+          <w:p>
+            <w:pPr>
+              <w:spacing w:after="0" w:line="264" w:lineRule="auto"/>
+            </w:pPr>
+            <w:r>
+              <w:rPr>
+                <w:rFonts w:ascii="STHeiti" w:hAnsi="STHeiti" w:eastAsia="STHeiti"/>
+                <w:b/>
+                <w:color w:val="665184"/>
+                <w:sz w:val="19"/>
+              </w:rPr>
+              <w:t xml:space="preserve">第一次使用 / FIRST TIME  </w:t>
+            </w:r>
+            <w:r>
+              <w:rPr>
+                <w:rFonts w:ascii="STHeiti" w:hAnsi="STHeiti" w:eastAsia="STHeiti"/>
+                <w:b w:val="0"/>
+                <w:color w:val="34323A"/>
+                <w:sz w:val="19"/>
+              </w:rPr>
+              <w:t>从第 2 页开始，前四页可以带你完成第一次写作流程。</w:t>
+            </w:r>
+          </w:p>
+        </w:tc>
+      </w:tr>
+    </w:tbl>
+    <w:p>
+      <w:pPr>
+        <w:spacing w:line="274" w:lineRule="auto" w:after="40"/>
+      </w:pPr>
     </w:p>
     <w:p>
       <w:pPr>
+        <w:spacing w:before="680"/>
         <w:jc w:val="center"/>
       </w:pPr>
       <w:r>
         <w:rPr>
-          <w:rFonts w:ascii="Arial" w:hAnsi="Arial" w:eastAsia="Hiragino Sans GB"/>
-          <w:b/>
-          <w:color w:val="173A56"/>
-          <w:sz w:val="20"/>
-        </w:rPr>
-        <w:t>v1.1.0 — Unreleased  ·  2026</w:t>
-      </w:r>
-    </w:p>
-    <w:p>
-      <w:pPr>
-        <w:spacing w:before="180"/>
-        <w:jc w:val="center"/>
-      </w:pPr>
-      <w:r>
-        <w:rPr>
-          <w:rFonts w:ascii="Arial" w:hAnsi="Arial" w:eastAsia="Hiragino Sans GB"/>
-          <w:color w:val="617386"/>
+          <w:rFonts w:ascii="STHeiti" w:hAnsi="STHeiti" w:eastAsia="STHeiti"/>
+          <w:b w:val="0"/>
+          <w:color w:val="716D79"/>
           <w:sz w:val="18"/>
         </w:rPr>
-        <w:t>辅助写作 · 结果需由作者核验</w:t>
+        <w:t>辅助整理与起草；研究判断、资料核验和终稿责任仍属于作者。</w:t>
       </w:r>
     </w:p>
     <w:p>
@@ -113,67 +169,750 @@
       </w:pPr>
       <w:r>
         <w:rPr>
-          <w:rFonts w:ascii="Arial" w:hAnsi="Arial" w:eastAsia="Hiragino Sans GB"/>
+          <w:rFonts w:ascii="STHeiti" w:hAnsi="STHeiti" w:eastAsia="STHeiti"/>
           <w:b/>
-          <w:color w:val="454B7C"/>
-          <w:sz w:val="30"/>
+          <w:color w:val="4E3D68"/>
+          <w:sz w:val="38"/>
         </w:rPr>
-        <w:t>一、工具定位与使用边界</w:t>
+        <w:t>30 秒认识微光</w:t>
       </w:r>
     </w:p>
     <w:p>
       <w:pPr>
-        <w:keepLines/>
+        <w:spacing w:after="80" w:line="274" w:lineRule="auto"/>
       </w:pPr>
       <w:r>
         <w:rPr>
-          <w:rFonts w:ascii="Arial" w:hAnsi="Arial" w:eastAsia="Hiragino Sans GB"/>
-          <w:color w:val="25313B"/>
+          <w:rFonts w:ascii="STHeiti" w:hAnsi="STHeiti" w:eastAsia="STHeiti"/>
+          <w:b w:val="0"/>
+          <w:color w:val="34323A"/>
           <w:sz w:val="20"/>
         </w:rPr>
-        <w:t>应用在本机运行并保存项目数据；调用模型时，所选内容会发送到用户配置的 LLM 服务。模型输出可能遗漏、误读或生成不准确内容，必须由作者核验。</w:t>
+        <w:t>为什么不直接和 AI 聊天？普通对话适合单次问答；一篇论文通常要跨章节整理资料、反复修改并核对来源。微光把这些步骤放在同一个写作工作区，方便你按论文结构继续工作。</w:t>
       </w:r>
+    </w:p>
+    <w:tbl>
+      <w:tblPr>
+        <w:tblW w:type="auto" w:w="0"/>
+        <w:jc w:val="center"/>
+        <w:tblLayout w:type="fixed"/>
+        <w:tblLook w:firstColumn="1" w:firstRow="1" w:lastColumn="0" w:lastRow="0" w:noHBand="0" w:noVBand="1" w:val="04A0"/>
+        <w:tblBorders>
+          <w:top w:val="single" w:sz="4" w:color="DDD7E6"/>
+          <w:left w:val="single" w:sz="4" w:color="DDD7E6"/>
+          <w:bottom w:val="single" w:sz="4" w:color="DDD7E6"/>
+          <w:right w:val="single" w:sz="4" w:color="DDD7E6"/>
+          <w:insideH w:val="single" w:sz="4" w:color="DDD7E6"/>
+          <w:insideV w:val="single" w:sz="4" w:color="DDD7E6"/>
+        </w:tblBorders>
+      </w:tblPr>
+      <w:tblGrid>
+        <w:gridCol w:w="3231"/>
+        <w:gridCol w:w="6561"/>
+      </w:tblGrid>
+      <w:tr>
+        <w:trPr>
+          <w:cantSplit/>
+        </w:trPr>
+        <w:tc>
+          <w:tcPr>
+            <w:tcW w:type="dxa" w:w="3231"/>
+            <w:shd w:fill="665184"/>
+            <w:tcMar>
+              <w:top w:w="80" w:type="dxa"/>
+              <w:start w:w="90" w:type="dxa"/>
+              <w:bottom w:w="80" w:type="dxa"/>
+              <w:end w:w="90" w:type="dxa"/>
+            </w:tcMar>
+          </w:tcPr>
+          <w:p>
+            <w:pPr>
+              <w:spacing w:after="0" w:line="250" w:lineRule="auto"/>
+            </w:pPr>
+            <w:r>
+              <w:rPr>
+                <w:rFonts w:ascii="STHeiti" w:hAnsi="STHeiti" w:eastAsia="STHeiti"/>
+                <w:b/>
+                <w:color w:val="FFFFFF"/>
+                <w:sz w:val="17"/>
+              </w:rPr>
+              <w:t>写论文时的常见难点</w:t>
+            </w:r>
+          </w:p>
+        </w:tc>
+        <w:tc>
+          <w:tcPr>
+            <w:tcW w:type="dxa" w:w="6561"/>
+            <w:shd w:fill="665184"/>
+            <w:tcMar>
+              <w:top w:w="80" w:type="dxa"/>
+              <w:start w:w="90" w:type="dxa"/>
+              <w:bottom w:w="80" w:type="dxa"/>
+              <w:end w:w="90" w:type="dxa"/>
+            </w:tcMar>
+          </w:tcPr>
+          <w:p>
+            <w:pPr>
+              <w:spacing w:after="0" w:line="250" w:lineRule="auto"/>
+            </w:pPr>
+            <w:r>
+              <w:rPr>
+                <w:rFonts w:ascii="STHeiti" w:hAnsi="STHeiti" w:eastAsia="STHeiti"/>
+                <w:b/>
+                <w:color w:val="FFFFFF"/>
+                <w:sz w:val="17"/>
+              </w:rPr>
+              <w:t>微光提供的帮助</w:t>
+            </w:r>
+          </w:p>
+        </w:tc>
+      </w:tr>
+      <w:tr>
+        <w:trPr>
+          <w:cantSplit/>
+        </w:trPr>
+        <w:tc>
+          <w:tcPr>
+            <w:tcW w:type="dxa" w:w="3231"/>
+            <w:shd w:fill="FFFFFF"/>
+            <w:tcMar>
+              <w:top w:w="76" w:type="dxa"/>
+              <w:start w:w="90" w:type="dxa"/>
+              <w:bottom w:w="76" w:type="dxa"/>
+              <w:end w:w="90" w:type="dxa"/>
+            </w:tcMar>
+            <w:vAlign w:val="center"/>
+          </w:tcPr>
+          <w:p>
+            <w:pPr>
+              <w:spacing w:after="0" w:line="250" w:lineRule="auto"/>
+            </w:pPr>
+            <w:r>
+              <w:rPr>
+                <w:rFonts w:ascii="STHeiti" w:hAnsi="STHeiti" w:eastAsia="STHeiti"/>
+                <w:b/>
+                <w:color w:val="34323A"/>
+                <w:sz w:val="17"/>
+              </w:rPr>
+              <w:t>长对话不容易回顾</w:t>
+            </w:r>
+          </w:p>
+        </w:tc>
+        <w:tc>
+          <w:tcPr>
+            <w:tcW w:type="dxa" w:w="6561"/>
+            <w:shd w:fill="FFFFFF"/>
+            <w:tcMar>
+              <w:top w:w="76" w:type="dxa"/>
+              <w:start w:w="90" w:type="dxa"/>
+              <w:bottom w:w="76" w:type="dxa"/>
+              <w:end w:w="90" w:type="dxa"/>
+            </w:tcMar>
+            <w:vAlign w:val="center"/>
+          </w:tcPr>
+          <w:p>
+            <w:pPr>
+              <w:spacing w:after="0" w:line="250" w:lineRule="auto"/>
+            </w:pPr>
+            <w:r>
+              <w:rPr>
+                <w:rFonts w:ascii="STHeiti" w:hAnsi="STHeiti" w:eastAsia="STHeiti"/>
+                <w:b w:val="0"/>
+                <w:color w:val="34323A"/>
+                <w:sz w:val="17"/>
+              </w:rPr>
+              <w:t>课题、资料、大纲和章节分开保存，方便接着写。</w:t>
+            </w:r>
+          </w:p>
+        </w:tc>
+      </w:tr>
+      <w:tr>
+        <w:trPr>
+          <w:cantSplit/>
+        </w:trPr>
+        <w:tc>
+          <w:tcPr>
+            <w:tcW w:type="dxa" w:w="3231"/>
+            <w:shd w:fill="F7F5F9"/>
+            <w:tcMar>
+              <w:top w:w="76" w:type="dxa"/>
+              <w:start w:w="90" w:type="dxa"/>
+              <w:bottom w:w="76" w:type="dxa"/>
+              <w:end w:w="90" w:type="dxa"/>
+            </w:tcMar>
+            <w:vAlign w:val="center"/>
+          </w:tcPr>
+          <w:p>
+            <w:pPr>
+              <w:spacing w:after="0" w:line="250" w:lineRule="auto"/>
+            </w:pPr>
+            <w:r>
+              <w:rPr>
+                <w:rFonts w:ascii="STHeiti" w:hAnsi="STHeiti" w:eastAsia="STHeiti"/>
+                <w:b/>
+                <w:color w:val="34323A"/>
+                <w:sz w:val="17"/>
+              </w:rPr>
+              <w:t>中间章节改过后容易忘记</w:t>
+            </w:r>
+          </w:p>
+        </w:tc>
+        <w:tc>
+          <w:tcPr>
+            <w:tcW w:type="dxa" w:w="6561"/>
+            <w:shd w:fill="F7F5F9"/>
+            <w:tcMar>
+              <w:top w:w="76" w:type="dxa"/>
+              <w:start w:w="90" w:type="dxa"/>
+              <w:bottom w:w="76" w:type="dxa"/>
+              <w:end w:w="90" w:type="dxa"/>
+            </w:tcMar>
+            <w:vAlign w:val="center"/>
+          </w:tcPr>
+          <w:p>
+            <w:pPr>
+              <w:spacing w:after="0" w:line="250" w:lineRule="auto"/>
+            </w:pPr>
+            <w:r>
+              <w:rPr>
+                <w:rFonts w:ascii="STHeiti" w:hAnsi="STHeiti" w:eastAsia="STHeiti"/>
+                <w:b w:val="0"/>
+                <w:color w:val="34323A"/>
+                <w:sz w:val="17"/>
+              </w:rPr>
+              <w:t>保存修改后会尝试重建章节记忆，后续生成可使用更新后的记忆。</w:t>
+            </w:r>
+          </w:p>
+        </w:tc>
+      </w:tr>
+      <w:tr>
+        <w:trPr>
+          <w:cantSplit/>
+        </w:trPr>
+        <w:tc>
+          <w:tcPr>
+            <w:tcW w:type="dxa" w:w="3231"/>
+            <w:shd w:fill="FFFFFF"/>
+            <w:tcMar>
+              <w:top w:w="76" w:type="dxa"/>
+              <w:start w:w="90" w:type="dxa"/>
+              <w:bottom w:w="76" w:type="dxa"/>
+              <w:end w:w="90" w:type="dxa"/>
+            </w:tcMar>
+            <w:vAlign w:val="center"/>
+          </w:tcPr>
+          <w:p>
+            <w:pPr>
+              <w:spacing w:after="0" w:line="250" w:lineRule="auto"/>
+            </w:pPr>
+            <w:r>
+              <w:rPr>
+                <w:rFonts w:ascii="STHeiti" w:hAnsi="STHeiti" w:eastAsia="STHeiti"/>
+                <w:b/>
+                <w:color w:val="34323A"/>
+                <w:sz w:val="17"/>
+              </w:rPr>
+              <w:t>长文献里的方法和结果容易遗漏</w:t>
+            </w:r>
+          </w:p>
+        </w:tc>
+        <w:tc>
+          <w:tcPr>
+            <w:tcW w:type="dxa" w:w="6561"/>
+            <w:shd w:fill="FFFFFF"/>
+            <w:tcMar>
+              <w:top w:w="76" w:type="dxa"/>
+              <w:start w:w="90" w:type="dxa"/>
+              <w:bottom w:w="76" w:type="dxa"/>
+              <w:end w:w="90" w:type="dxa"/>
+            </w:tcMar>
+            <w:vAlign w:val="center"/>
+          </w:tcPr>
+          <w:p>
+            <w:pPr>
+              <w:spacing w:after="0" w:line="250" w:lineRule="auto"/>
+            </w:pPr>
+            <w:r>
+              <w:rPr>
+                <w:rFonts w:ascii="STHeiti" w:hAnsi="STHeiti" w:eastAsia="STHeiti"/>
+                <w:b w:val="0"/>
+                <w:color w:val="34323A"/>
+                <w:sz w:val="17"/>
+              </w:rPr>
+              <w:t>对可读取的全文按顺序分析，再整理研究相关内容。</w:t>
+            </w:r>
+          </w:p>
+        </w:tc>
+      </w:tr>
+      <w:tr>
+        <w:trPr>
+          <w:cantSplit/>
+        </w:trPr>
+        <w:tc>
+          <w:tcPr>
+            <w:tcW w:type="dxa" w:w="3231"/>
+            <w:shd w:fill="F7F5F9"/>
+            <w:tcMar>
+              <w:top w:w="76" w:type="dxa"/>
+              <w:start w:w="90" w:type="dxa"/>
+              <w:bottom w:w="76" w:type="dxa"/>
+              <w:end w:w="90" w:type="dxa"/>
+            </w:tcMar>
+            <w:vAlign w:val="center"/>
+          </w:tcPr>
+          <w:p>
+            <w:pPr>
+              <w:spacing w:after="0" w:line="250" w:lineRule="auto"/>
+            </w:pPr>
+            <w:r>
+              <w:rPr>
+                <w:rFonts w:ascii="STHeiti" w:hAnsi="STHeiti" w:eastAsia="STHeiti"/>
+                <w:b/>
+                <w:color w:val="34323A"/>
+                <w:sz w:val="17"/>
+              </w:rPr>
+              <w:t>文献和章节关系不清楚</w:t>
+            </w:r>
+          </w:p>
+        </w:tc>
+        <w:tc>
+          <w:tcPr>
+            <w:tcW w:type="dxa" w:w="6561"/>
+            <w:shd w:fill="F7F5F9"/>
+            <w:tcMar>
+              <w:top w:w="76" w:type="dxa"/>
+              <w:start w:w="90" w:type="dxa"/>
+              <w:bottom w:w="76" w:type="dxa"/>
+              <w:end w:w="90" w:type="dxa"/>
+            </w:tcMar>
+            <w:vAlign w:val="center"/>
+          </w:tcPr>
+          <w:p>
+            <w:pPr>
+              <w:spacing w:after="0" w:line="250" w:lineRule="auto"/>
+            </w:pPr>
+            <w:r>
+              <w:rPr>
+                <w:rFonts w:ascii="STHeiti" w:hAnsi="STHeiti" w:eastAsia="STHeiti"/>
+                <w:b w:val="0"/>
+                <w:color w:val="34323A"/>
+                <w:sz w:val="17"/>
+              </w:rPr>
+              <w:t>先把文献分配到适合的章节，正文从已绑定文献中选依据。</w:t>
+            </w:r>
+          </w:p>
+        </w:tc>
+      </w:tr>
+      <w:tr>
+        <w:trPr>
+          <w:cantSplit/>
+        </w:trPr>
+        <w:tc>
+          <w:tcPr>
+            <w:tcW w:type="dxa" w:w="3231"/>
+            <w:shd w:fill="FFFFFF"/>
+            <w:tcMar>
+              <w:top w:w="76" w:type="dxa"/>
+              <w:start w:w="90" w:type="dxa"/>
+              <w:bottom w:w="76" w:type="dxa"/>
+              <w:end w:w="90" w:type="dxa"/>
+            </w:tcMar>
+            <w:vAlign w:val="center"/>
+          </w:tcPr>
+          <w:p>
+            <w:pPr>
+              <w:spacing w:after="0" w:line="250" w:lineRule="auto"/>
+            </w:pPr>
+            <w:r>
+              <w:rPr>
+                <w:rFonts w:ascii="STHeiti" w:hAnsi="STHeiti" w:eastAsia="STHeiti"/>
+                <w:b/>
+                <w:color w:val="34323A"/>
+                <w:sz w:val="17"/>
+              </w:rPr>
+              <w:t>写完还要另找排版工具</w:t>
+            </w:r>
+          </w:p>
+        </w:tc>
+        <w:tc>
+          <w:tcPr>
+            <w:tcW w:type="dxa" w:w="6561"/>
+            <w:shd w:fill="FFFFFF"/>
+            <w:tcMar>
+              <w:top w:w="76" w:type="dxa"/>
+              <w:start w:w="90" w:type="dxa"/>
+              <w:bottom w:w="76" w:type="dxa"/>
+              <w:end w:w="90" w:type="dxa"/>
+            </w:tcMar>
+            <w:vAlign w:val="center"/>
+          </w:tcPr>
+          <w:p>
+            <w:pPr>
+              <w:spacing w:after="0" w:line="250" w:lineRule="auto"/>
+            </w:pPr>
+            <w:r>
+              <w:rPr>
+                <w:rFonts w:ascii="STHeiti" w:hAnsi="STHeiti" w:eastAsia="STHeiti"/>
+                <w:b w:val="0"/>
+                <w:color w:val="34323A"/>
+                <w:sz w:val="17"/>
+              </w:rPr>
+              <w:t>可选排版预设并导出 Word，再由作者检查。</w:t>
+            </w:r>
+          </w:p>
+        </w:tc>
+      </w:tr>
+    </w:tbl>
+    <w:p>
+      <w:pPr>
+        <w:spacing w:line="274" w:lineRule="auto" w:after="40"/>
+      </w:pPr>
     </w:p>
     <w:p>
       <w:pPr>
-        <w:keepLines/>
-        <w:ind w:left="283" w:hanging="227"/>
+        <w:pStyle w:val="Heading2"/>
+        <w:keepNext/>
       </w:pPr>
       <w:r>
         <w:rPr>
-          <w:rFonts w:ascii="Arial" w:hAnsi="Arial" w:eastAsia="Hiragino Sans GB"/>
-          <w:color w:val="25313B"/>
-          <w:sz w:val="20"/>
+          <w:rFonts w:ascii="STHeiti" w:hAnsi="STHeiti" w:eastAsia="STHeiti"/>
+          <w:b/>
+          <w:color w:val="665184"/>
+          <w:sz w:val="26"/>
         </w:rPr>
-        <w:t>- 适合需要组织研究框架、管理文献、逐章起草和整理 Word 文档的写作者。</w:t>
+        <w:t>一篇论文的大致路线</w:t>
       </w:r>
     </w:p>
+    <w:tbl>
+      <w:tblPr>
+        <w:tblW w:type="auto" w:w="0"/>
+        <w:jc w:val="center"/>
+        <w:tblLayout w:type="fixed"/>
+        <w:tblLook w:firstColumn="1" w:firstRow="1" w:lastColumn="0" w:lastRow="0" w:noHBand="0" w:noVBand="1" w:val="04A0"/>
+        <w:tblBorders>
+          <w:top w:val="single" w:sz="4" w:color="DDD7E6"/>
+          <w:left w:val="single" w:sz="4" w:color="DDD7E6"/>
+          <w:bottom w:val="single" w:sz="4" w:color="DDD7E6"/>
+          <w:right w:val="single" w:sz="4" w:color="DDD7E6"/>
+          <w:insideH w:val="single" w:sz="4" w:color="DDD7E6"/>
+          <w:insideV w:val="single" w:sz="4" w:color="DDD7E6"/>
+        </w:tblBorders>
+      </w:tblPr>
+      <w:tblGrid>
+        <w:gridCol w:w="2459"/>
+        <w:gridCol w:w="2459"/>
+        <w:gridCol w:w="2459"/>
+        <w:gridCol w:w="2459"/>
+      </w:tblGrid>
+      <w:tr>
+        <w:trPr>
+          <w:cantSplit/>
+        </w:trPr>
+        <w:tc>
+          <w:tcPr>
+            <w:tcW w:type="dxa" w:w="2448"/>
+            <w:shd w:fill="F2EEF7"/>
+            <w:tcMar>
+              <w:top w:w="105" w:type="dxa"/>
+              <w:start w:w="40" w:type="dxa"/>
+              <w:bottom w:w="105" w:type="dxa"/>
+              <w:end w:w="40" w:type="dxa"/>
+            </w:tcMar>
+          </w:tcPr>
+          <w:p>
+            <w:pPr>
+              <w:spacing w:after="0"/>
+              <w:jc w:val="center"/>
+            </w:pPr>
+            <w:r>
+              <w:rPr>
+                <w:rFonts w:ascii="STHeiti" w:hAnsi="STHeiti" w:eastAsia="STHeiti"/>
+                <w:b/>
+                <w:color w:val="4E3D68"/>
+                <w:sz w:val="17"/>
+              </w:rPr>
+              <w:t>1 设置课题</w:t>
+            </w:r>
+          </w:p>
+        </w:tc>
+        <w:tc>
+          <w:tcPr>
+            <w:tcW w:type="dxa" w:w="2448"/>
+            <w:shd w:fill="F7F5F9"/>
+            <w:tcMar>
+              <w:top w:w="105" w:type="dxa"/>
+              <w:start w:w="40" w:type="dxa"/>
+              <w:bottom w:w="105" w:type="dxa"/>
+              <w:end w:w="40" w:type="dxa"/>
+            </w:tcMar>
+          </w:tcPr>
+          <w:p>
+            <w:pPr>
+              <w:spacing w:after="0"/>
+              <w:jc w:val="center"/>
+            </w:pPr>
+            <w:r>
+              <w:rPr>
+                <w:rFonts w:ascii="STHeiti" w:hAnsi="STHeiti" w:eastAsia="STHeiti"/>
+                <w:b/>
+                <w:color w:val="4E3D68"/>
+                <w:sz w:val="17"/>
+              </w:rPr>
+              <w:t>2 整理研究资料</w:t>
+            </w:r>
+          </w:p>
+        </w:tc>
+        <w:tc>
+          <w:tcPr>
+            <w:tcW w:type="dxa" w:w="2448"/>
+            <w:shd w:fill="F2EEF7"/>
+            <w:tcMar>
+              <w:top w:w="105" w:type="dxa"/>
+              <w:start w:w="40" w:type="dxa"/>
+              <w:bottom w:w="105" w:type="dxa"/>
+              <w:end w:w="40" w:type="dxa"/>
+            </w:tcMar>
+          </w:tcPr>
+          <w:p>
+            <w:pPr>
+              <w:spacing w:after="0"/>
+              <w:jc w:val="center"/>
+            </w:pPr>
+            <w:r>
+              <w:rPr>
+                <w:rFonts w:ascii="STHeiti" w:hAnsi="STHeiti" w:eastAsia="STHeiti"/>
+                <w:b/>
+                <w:color w:val="4E3D68"/>
+                <w:sz w:val="17"/>
+              </w:rPr>
+              <w:t>3 导入参考文献</w:t>
+            </w:r>
+          </w:p>
+        </w:tc>
+        <w:tc>
+          <w:tcPr>
+            <w:tcW w:type="dxa" w:w="2448"/>
+            <w:shd w:fill="F7F5F9"/>
+            <w:tcMar>
+              <w:top w:w="105" w:type="dxa"/>
+              <w:start w:w="40" w:type="dxa"/>
+              <w:bottom w:w="105" w:type="dxa"/>
+              <w:end w:w="40" w:type="dxa"/>
+            </w:tcMar>
+          </w:tcPr>
+          <w:p>
+            <w:pPr>
+              <w:spacing w:after="0"/>
+              <w:jc w:val="center"/>
+            </w:pPr>
+            <w:r>
+              <w:rPr>
+                <w:rFonts w:ascii="STHeiti" w:hAnsi="STHeiti" w:eastAsia="STHeiti"/>
+                <w:b/>
+                <w:color w:val="4E3D68"/>
+                <w:sz w:val="17"/>
+              </w:rPr>
+              <w:t>4 检查逻辑大纲</w:t>
+            </w:r>
+          </w:p>
+        </w:tc>
+      </w:tr>
+    </w:tbl>
     <w:p>
       <w:pPr>
-        <w:keepLines/>
-        <w:ind w:left="283" w:hanging="227"/>
+        <w:spacing w:line="274" w:lineRule="auto" w:after="0"/>
+        <w:jc w:val="center"/>
       </w:pPr>
       <w:r>
         <w:rPr>
-          <w:rFonts w:ascii="Arial" w:hAnsi="Arial" w:eastAsia="Hiragino Sans GB"/>
-          <w:color w:val="25313B"/>
-          <w:sz w:val="20"/>
+          <w:rFonts w:ascii="STHeiti" w:hAnsi="STHeiti" w:eastAsia="STHeiti"/>
+          <w:b/>
+          <w:color w:val="665184"/>
+          <w:sz w:val="26"/>
         </w:rPr>
-        <w:t>- 不适合无人复核的自动投稿、需要专业数据库检索的研究，或把模型输出视为已验证事实的场景。</w:t>
+        <w:t>↓</w:t>
       </w:r>
     </w:p>
+    <w:tbl>
+      <w:tblPr>
+        <w:tblW w:type="auto" w:w="0"/>
+        <w:jc w:val="center"/>
+        <w:tblLayout w:type="fixed"/>
+        <w:tblLook w:firstColumn="1" w:firstRow="1" w:lastColumn="0" w:lastRow="0" w:noHBand="0" w:noVBand="1" w:val="04A0"/>
+        <w:tblBorders>
+          <w:top w:val="single" w:sz="4" w:color="DDD7E6"/>
+          <w:left w:val="single" w:sz="4" w:color="DDD7E6"/>
+          <w:bottom w:val="single" w:sz="4" w:color="DDD7E6"/>
+          <w:right w:val="single" w:sz="4" w:color="DDD7E6"/>
+          <w:insideH w:val="single" w:sz="4" w:color="DDD7E6"/>
+          <w:insideV w:val="single" w:sz="4" w:color="DDD7E6"/>
+        </w:tblBorders>
+      </w:tblPr>
+      <w:tblGrid>
+        <w:gridCol w:w="3278"/>
+        <w:gridCol w:w="3278"/>
+        <w:gridCol w:w="3278"/>
+      </w:tblGrid>
+      <w:tr>
+        <w:trPr>
+          <w:cantSplit/>
+        </w:trPr>
+        <w:tc>
+          <w:tcPr>
+            <w:tcW w:type="dxa" w:w="3264"/>
+            <w:shd w:fill="F2EEF7"/>
+            <w:tcMar>
+              <w:top w:w="105" w:type="dxa"/>
+              <w:start w:w="40" w:type="dxa"/>
+              <w:bottom w:w="105" w:type="dxa"/>
+              <w:end w:w="40" w:type="dxa"/>
+            </w:tcMar>
+          </w:tcPr>
+          <w:p>
+            <w:pPr>
+              <w:spacing w:after="0"/>
+              <w:jc w:val="center"/>
+            </w:pPr>
+            <w:r>
+              <w:rPr>
+                <w:rFonts w:ascii="STHeiti" w:hAnsi="STHeiti" w:eastAsia="STHeiti"/>
+                <w:b/>
+                <w:color w:val="4E3D68"/>
+                <w:sz w:val="17"/>
+              </w:rPr>
+              <w:t>5 逐章写作</w:t>
+            </w:r>
+          </w:p>
+        </w:tc>
+        <w:tc>
+          <w:tcPr>
+            <w:tcW w:type="dxa" w:w="3264"/>
+            <w:shd w:fill="F7F5F9"/>
+            <w:tcMar>
+              <w:top w:w="105" w:type="dxa"/>
+              <w:start w:w="40" w:type="dxa"/>
+              <w:bottom w:w="105" w:type="dxa"/>
+              <w:end w:w="40" w:type="dxa"/>
+            </w:tcMar>
+          </w:tcPr>
+          <w:p>
+            <w:pPr>
+              <w:spacing w:after="0"/>
+              <w:jc w:val="center"/>
+            </w:pPr>
+            <w:r>
+              <w:rPr>
+                <w:rFonts w:ascii="STHeiti" w:hAnsi="STHeiti" w:eastAsia="STHeiti"/>
+                <w:b/>
+                <w:color w:val="4E3D68"/>
+                <w:sz w:val="17"/>
+              </w:rPr>
+              <w:t>6 检查全文</w:t>
+            </w:r>
+          </w:p>
+        </w:tc>
+        <w:tc>
+          <w:tcPr>
+            <w:tcW w:type="dxa" w:w="3264"/>
+            <w:shd w:fill="F2EEF7"/>
+            <w:tcMar>
+              <w:top w:w="105" w:type="dxa"/>
+              <w:start w:w="40" w:type="dxa"/>
+              <w:bottom w:w="105" w:type="dxa"/>
+              <w:end w:w="40" w:type="dxa"/>
+            </w:tcMar>
+          </w:tcPr>
+          <w:p>
+            <w:pPr>
+              <w:spacing w:after="0"/>
+              <w:jc w:val="center"/>
+            </w:pPr>
+            <w:r>
+              <w:rPr>
+                <w:rFonts w:ascii="STHeiti" w:hAnsi="STHeiti" w:eastAsia="STHeiti"/>
+                <w:b/>
+                <w:color w:val="4E3D68"/>
+                <w:sz w:val="17"/>
+              </w:rPr>
+              <w:t>7 导出 Word</w:t>
+            </w:r>
+          </w:p>
+        </w:tc>
+      </w:tr>
+    </w:tbl>
     <w:p>
       <w:pPr>
-        <w:keepLines/>
-        <w:ind w:left="283" w:hanging="227"/>
+        <w:spacing w:line="274" w:lineRule="auto" w:after="40"/>
       </w:pPr>
+    </w:p>
+    <w:tbl>
+      <w:tblPr>
+        <w:tblW w:type="auto" w:w="0"/>
+        <w:jc w:val="center"/>
+        <w:tblLayout w:type="fixed"/>
+        <w:tblLook w:firstColumn="1" w:firstRow="1" w:lastColumn="0" w:lastRow="0" w:noHBand="0" w:noVBand="1" w:val="04A0"/>
+        <w:tblBorders>
+          <w:top w:val="single" w:sz="4" w:color="DDD7E6"/>
+          <w:left w:val="single" w:sz="4" w:color="DDD7E6"/>
+          <w:bottom w:val="single" w:sz="4" w:color="DDD7E6"/>
+          <w:right w:val="single" w:sz="4" w:color="DDD7E6"/>
+          <w:insideH w:val="single" w:sz="4" w:color="DDD7E6"/>
+          <w:insideV w:val="single" w:sz="4" w:color="DDD7E6"/>
+        </w:tblBorders>
+      </w:tblPr>
+      <w:tblGrid>
+        <w:gridCol w:w="9792"/>
+      </w:tblGrid>
+      <w:tr>
+        <w:trPr>
+          <w:cantSplit/>
+        </w:trPr>
+        <w:tc>
+          <w:tcPr>
+            <w:tcW w:type="dxa" w:w="9792"/>
+            <w:shd w:fill="F2EEF7"/>
+            <w:tcMar>
+              <w:top w:w="110" w:type="dxa"/>
+              <w:start w:w="145" w:type="dxa"/>
+              <w:bottom w:w="110" w:type="dxa"/>
+              <w:end w:w="145" w:type="dxa"/>
+            </w:tcMar>
+            <w:vAlign w:val="center"/>
+          </w:tcPr>
+          <w:p>
+            <w:pPr>
+              <w:spacing w:after="0" w:line="264" w:lineRule="auto"/>
+            </w:pPr>
+            <w:r>
+              <w:rPr>
+                <w:rFonts w:ascii="STHeiti" w:hAnsi="STHeiti" w:eastAsia="STHeiti"/>
+                <w:b/>
+                <w:color w:val="665184"/>
+                <w:sz w:val="19"/>
+              </w:rPr>
+              <w:t xml:space="preserve">建议  </w:t>
+            </w:r>
+            <w:r>
+              <w:rPr>
+                <w:rFonts w:ascii="STHeiti" w:hAnsi="STHeiti" w:eastAsia="STHeiti"/>
+                <w:b w:val="0"/>
+                <w:color w:val="34323A"/>
+                <w:sz w:val="19"/>
+              </w:rPr>
+              <w:t>资料不必一次准备完整。可以先从研究目标和一两篇核心文献开始，后续随时补充。</w:t>
+            </w:r>
+          </w:p>
+        </w:tc>
+      </w:tr>
+    </w:tbl>
+    <w:p>
+      <w:pPr>
+        <w:spacing w:line="274" w:lineRule="auto" w:after="40"/>
+      </w:pPr>
+    </w:p>
+    <w:p>
       <w:r>
-        <w:rPr>
-          <w:rFonts w:ascii="Arial" w:hAnsi="Arial" w:eastAsia="Hiragino Sans GB"/>
-          <w:color w:val="25313B"/>
-          <w:sz w:val="20"/>
-        </w:rPr>
-        <w:t>- 请保留原始资料和草稿备份；重要数据、引文、方法与结论应回到来源逐项核对。</w:t>
+        <w:br w:type="page"/>
       </w:r>
     </w:p>
     <w:p>
@@ -183,81 +922,405 @@
       </w:pPr>
       <w:r>
         <w:rPr>
-          <w:rFonts w:ascii="Arial" w:hAnsi="Arial" w:eastAsia="Hiragino Sans GB"/>
+          <w:rFonts w:ascii="STHeiti" w:hAnsi="STHeiti" w:eastAsia="STHeiti"/>
           <w:b/>
-          <w:color w:val="454B7C"/>
-          <w:sz w:val="30"/>
+          <w:color w:val="4E3D68"/>
+          <w:sz w:val="38"/>
         </w:rPr>
-        <w:t>二、安装与首次启动</w:t>
+        <w:t>快速开始：准备好第一次写作</w:t>
       </w:r>
     </w:p>
     <w:p>
       <w:pPr>
-        <w:keepLines/>
+        <w:pStyle w:val="Heading2"/>
+        <w:keepNext/>
       </w:pPr>
       <w:r>
         <w:rPr>
-          <w:rFonts w:ascii="Arial" w:hAnsi="Arial" w:eastAsia="Hiragino Sans GB"/>
-          <w:color w:val="25313B"/>
-          <w:sz w:val="20"/>
+          <w:rFonts w:ascii="STHeiti" w:hAnsi="STHeiti" w:eastAsia="STHeiti"/>
+          <w:b/>
+          <w:color w:val="665184"/>
+          <w:sz w:val="26"/>
         </w:rPr>
-        <w:t>选择与系统及语言相符的发行目录，保留目录中的启动脚本和运行时文件。</w:t>
+        <w:t>第 0 步：启动软件</w:t>
       </w:r>
     </w:p>
     <w:p>
       <w:pPr>
-        <w:keepLines/>
-        <w:ind w:left="283" w:hanging="227"/>
+        <w:spacing w:after="60" w:line="269" w:lineRule="auto"/>
+        <w:ind w:left="288" w:hanging="202"/>
       </w:pPr>
       <w:r>
         <w:rPr>
-          <w:rFonts w:ascii="Arial" w:hAnsi="Arial" w:eastAsia="Hiragino Sans GB"/>
-          <w:color w:val="25313B"/>
-          <w:sz w:val="20"/>
+          <w:rFonts w:ascii="STHeiti" w:hAnsi="STHeiti" w:eastAsia="STHeiti"/>
+          <w:b/>
+          <w:color w:val="665184"/>
+          <w:sz w:val="19"/>
         </w:rPr>
-        <w:t>- macOS 中文版双击「一键启动.command」；macOS 英文版双击 Launch.command。Windows 对应使用「一键启动.bat」或 Launch.bat。</w:t>
+        <w:t xml:space="preserve">• </w:t>
+      </w:r>
+      <w:r>
+        <w:rPr>
+          <w:rFonts w:ascii="STHeiti" w:hAnsi="STHeiti" w:eastAsia="STHeiti"/>
+          <w:b w:val="0"/>
+          <w:color w:val="34323A"/>
+          <w:sz w:val="19"/>
+        </w:rPr>
+        <w:t>Windows：双击下载的 ZIP 压缩包完成解压，打开解压后的文件夹，再双击中文版「一键启动.bat」或英文版「Launch.bat」。</w:t>
       </w:r>
     </w:p>
     <w:p>
       <w:pPr>
-        <w:keepLines/>
-        <w:ind w:left="283" w:hanging="227"/>
+        <w:spacing w:after="60" w:line="269" w:lineRule="auto"/>
+        <w:ind w:left="288" w:hanging="202"/>
       </w:pPr>
       <w:r>
         <w:rPr>
-          <w:rFonts w:ascii="Arial" w:hAnsi="Arial" w:eastAsia="Hiragino Sans GB"/>
-          <w:color w:val="25313B"/>
-          <w:sz w:val="20"/>
+          <w:rFonts w:ascii="STHeiti" w:hAnsi="STHeiti" w:eastAsia="STHeiti"/>
+          <w:b/>
+          <w:color w:val="665184"/>
+          <w:sz w:val="19"/>
         </w:rPr>
-        <w:t>- 首次运行可能准备 Python 环境并安装依赖；所需时间取决于网络和系统。等待浏览器打开后，在 LLM Configuration 中填写服务地址、API Key 并选择模型。</w:t>
+        <w:t xml:space="preserve">• </w:t>
+      </w:r>
+      <w:r>
+        <w:rPr>
+          <w:rFonts w:ascii="STHeiti" w:hAnsi="STHeiti" w:eastAsia="STHeiti"/>
+          <w:b w:val="0"/>
+          <w:color w:val="34323A"/>
+          <w:sz w:val="19"/>
+        </w:rPr>
+        <w:t>macOS：双击 ZIP 文件解压，再打开文件夹，双击「一键启动.command」或「Launch.command」。若系统首次拦截，可在 Finder 中按住 Control 点击启动文件，选择“打开”，再按系统提示确认。</w:t>
+      </w:r>
+    </w:p>
+    <w:tbl>
+      <w:tblPr>
+        <w:tblW w:type="auto" w:w="0"/>
+        <w:jc w:val="center"/>
+        <w:tblLayout w:type="fixed"/>
+        <w:tblLook w:firstColumn="1" w:firstRow="1" w:lastColumn="0" w:lastRow="0" w:noHBand="0" w:noVBand="1" w:val="04A0"/>
+        <w:tblBorders>
+          <w:top w:val="single" w:sz="4" w:color="DDD7E6"/>
+          <w:left w:val="single" w:sz="4" w:color="DDD7E6"/>
+          <w:bottom w:val="single" w:sz="4" w:color="DDD7E6"/>
+          <w:right w:val="single" w:sz="4" w:color="DDD7E6"/>
+          <w:insideH w:val="single" w:sz="4" w:color="DDD7E6"/>
+          <w:insideV w:val="single" w:sz="4" w:color="DDD7E6"/>
+        </w:tblBorders>
+      </w:tblPr>
+      <w:tblGrid>
+        <w:gridCol w:w="9792"/>
+      </w:tblGrid>
+      <w:tr>
+        <w:trPr>
+          <w:cantSplit/>
+        </w:trPr>
+        <w:tc>
+          <w:tcPr>
+            <w:tcW w:type="dxa" w:w="9792"/>
+            <w:shd w:fill="F8F3E8"/>
+            <w:tcMar>
+              <w:top w:w="110" w:type="dxa"/>
+              <w:start w:w="145" w:type="dxa"/>
+              <w:bottom w:w="110" w:type="dxa"/>
+              <w:end w:w="145" w:type="dxa"/>
+            </w:tcMar>
+            <w:vAlign w:val="center"/>
+          </w:tcPr>
+          <w:p>
+            <w:pPr>
+              <w:spacing w:after="0" w:line="264" w:lineRule="auto"/>
+            </w:pPr>
+            <w:r>
+              <w:rPr>
+                <w:rFonts w:ascii="STHeiti" w:hAnsi="STHeiti" w:eastAsia="STHeiti"/>
+                <w:b/>
+                <w:color w:val="665184"/>
+                <w:sz w:val="19"/>
+              </w:rPr>
+              <w:t xml:space="preserve">注意  </w:t>
+            </w:r>
+            <w:r>
+              <w:rPr>
+                <w:rFonts w:ascii="STHeiti" w:hAnsi="STHeiti" w:eastAsia="STHeiti"/>
+                <w:b w:val="0"/>
+                <w:color w:val="34323A"/>
+                <w:sz w:val="19"/>
+              </w:rPr>
+              <w:t>不要打开命令行，也不需要手动安装 Python。第一次启动请等待浏览器打开；准备时间会因电脑而异。</w:t>
+            </w:r>
+          </w:p>
+        </w:tc>
+      </w:tr>
+    </w:tbl>
+    <w:p>
+      <w:pPr>
+        <w:spacing w:line="274" w:lineRule="auto" w:after="40"/>
+      </w:pPr>
+    </w:p>
+    <w:p>
+      <w:pPr>
+        <w:pStyle w:val="Heading2"/>
+        <w:keepNext/>
+      </w:pPr>
+      <w:r>
+        <w:rPr>
+          <w:rFonts w:ascii="STHeiti" w:hAnsi="STHeiti" w:eastAsia="STHeiti"/>
+          <w:b/>
+          <w:color w:val="665184"/>
+          <w:sz w:val="26"/>
+        </w:rPr>
+        <w:t>第 1 步：连接你使用的 AI 服务</w:t>
       </w:r>
     </w:p>
     <w:p>
       <w:pPr>
-        <w:keepLines/>
-        <w:ind w:left="283" w:hanging="227"/>
+        <w:spacing w:after="80" w:line="274" w:lineRule="auto"/>
       </w:pPr>
       <w:r>
         <w:rPr>
-          <w:rFonts w:ascii="Arial" w:hAnsi="Arial" w:eastAsia="Hiragino Sans GB"/>
-          <w:color w:val="25313B"/>
+          <w:rFonts w:ascii="STHeiti" w:hAnsi="STHeiti" w:eastAsia="STHeiti"/>
+          <w:b w:val="0"/>
+          <w:color w:val="34323A"/>
           <w:sz w:val="20"/>
         </w:rPr>
-        <w:t>- 发行目录中的 data/ 保存本机配置、研究资料、文献索引、草稿、图片和模板。不要删除它来解决普通错误；先备份后再进行数据重置。</w:t>
+        <w:t>微光负责整理课题、资料、大纲和章节；生成正文时还需要连接模型服务。API Key 是你在所用服务平台注册后获得的访问密钥。</w:t>
       </w:r>
     </w:p>
     <w:p>
       <w:pPr>
-        <w:keepLines/>
-        <w:ind w:left="283" w:hanging="227"/>
+        <w:spacing w:after="60" w:line="269" w:lineRule="auto"/>
+        <w:ind w:left="360" w:hanging="360"/>
       </w:pPr>
       <w:r>
         <w:rPr>
-          <w:rFonts w:ascii="Arial" w:hAnsi="Arial" w:eastAsia="Hiragino Sans GB"/>
-          <w:color w:val="25313B"/>
+          <w:rFonts w:ascii="STHeiti" w:hAnsi="STHeiti" w:eastAsia="STHeiti"/>
+          <w:b/>
+          <w:color w:val="665184"/>
+          <w:sz w:val="19"/>
+        </w:rPr>
+        <w:t xml:space="preserve">1. </w:t>
+      </w:r>
+      <w:r>
+        <w:rPr>
+          <w:rFonts w:ascii="STHeiti" w:hAnsi="STHeiti" w:eastAsia="STHeiti"/>
+          <w:b w:val="0"/>
+          <w:color w:val="34323A"/>
+          <w:sz w:val="19"/>
+        </w:rPr>
+        <w:t>选择服务平台。在 LLM 配置区域选择你正在使用的平台。</w:t>
+      </w:r>
+    </w:p>
+    <w:p>
+      <w:pPr>
+        <w:spacing w:after="60" w:line="269" w:lineRule="auto"/>
+        <w:ind w:left="360" w:hanging="360"/>
+      </w:pPr>
+      <w:r>
+        <w:rPr>
+          <w:rFonts w:ascii="STHeiti" w:hAnsi="STHeiti" w:eastAsia="STHeiti"/>
+          <w:b/>
+          <w:color w:val="665184"/>
+          <w:sz w:val="19"/>
+        </w:rPr>
+        <w:t xml:space="preserve">2. </w:t>
+      </w:r>
+      <w:r>
+        <w:rPr>
+          <w:rFonts w:ascii="STHeiti" w:hAnsi="STHeiti" w:eastAsia="STHeiti"/>
+          <w:b w:val="0"/>
+          <w:color w:val="34323A"/>
+          <w:sz w:val="19"/>
+        </w:rPr>
+        <w:t>填写 API Key 并拉取模型列表。密钥由服务平台提供。</w:t>
+      </w:r>
+    </w:p>
+    <w:p>
+      <w:pPr>
+        <w:spacing w:after="60" w:line="269" w:lineRule="auto"/>
+        <w:ind w:left="360" w:hanging="360"/>
+      </w:pPr>
+      <w:r>
+        <w:rPr>
+          <w:rFonts w:ascii="STHeiti" w:hAnsi="STHeiti" w:eastAsia="STHeiti"/>
+          <w:b/>
+          <w:color w:val="665184"/>
+          <w:sz w:val="19"/>
+        </w:rPr>
+        <w:t xml:space="preserve">3. </w:t>
+      </w:r>
+      <w:r>
+        <w:rPr>
+          <w:rFonts w:ascii="STHeiti" w:hAnsi="STHeiti" w:eastAsia="STHeiti"/>
+          <w:b w:val="0"/>
+          <w:color w:val="34323A"/>
+          <w:sz w:val="19"/>
+        </w:rPr>
+        <w:t>选择写作用的模型。之后需要时可以再调整。</w:t>
+      </w:r>
+    </w:p>
+    <w:tbl>
+      <w:tblPr>
+        <w:tblW w:type="auto" w:w="0"/>
+        <w:jc w:val="center"/>
+        <w:tblLayout w:type="fixed"/>
+        <w:tblLook w:firstColumn="1" w:firstRow="1" w:lastColumn="0" w:lastRow="0" w:noHBand="0" w:noVBand="1" w:val="04A0"/>
+        <w:tblBorders>
+          <w:top w:val="single" w:sz="4" w:color="DDD7E6"/>
+          <w:left w:val="single" w:sz="4" w:color="DDD7E6"/>
+          <w:bottom w:val="single" w:sz="4" w:color="DDD7E6"/>
+          <w:right w:val="single" w:sz="4" w:color="DDD7E6"/>
+          <w:insideH w:val="single" w:sz="4" w:color="DDD7E6"/>
+          <w:insideV w:val="single" w:sz="4" w:color="DDD7E6"/>
+        </w:tblBorders>
+      </w:tblPr>
+      <w:tblGrid>
+        <w:gridCol w:w="9792"/>
+      </w:tblGrid>
+      <w:tr>
+        <w:trPr>
+          <w:cantSplit/>
+        </w:trPr>
+        <w:tc>
+          <w:tcPr>
+            <w:tcW w:type="dxa" w:w="9792"/>
+            <w:shd w:fill="F2EEF7"/>
+            <w:tcMar>
+              <w:top w:w="110" w:type="dxa"/>
+              <w:start w:w="145" w:type="dxa"/>
+              <w:bottom w:w="110" w:type="dxa"/>
+              <w:end w:w="145" w:type="dxa"/>
+            </w:tcMar>
+            <w:vAlign w:val="center"/>
+          </w:tcPr>
+          <w:p>
+            <w:pPr>
+              <w:spacing w:after="0" w:line="264" w:lineRule="auto"/>
+            </w:pPr>
+            <w:r>
+              <w:rPr>
+                <w:rFonts w:ascii="STHeiti" w:hAnsi="STHeiti" w:eastAsia="STHeiti"/>
+                <w:b/>
+                <w:color w:val="665184"/>
+                <w:sz w:val="19"/>
+              </w:rPr>
+              <w:t xml:space="preserve">隐私与费用  </w:t>
+            </w:r>
+            <w:r>
+              <w:rPr>
+                <w:rFonts w:ascii="STHeiti" w:hAnsi="STHeiti" w:eastAsia="STHeiti"/>
+                <w:b w:val="0"/>
+                <w:color w:val="34323A"/>
+                <w:sz w:val="19"/>
+              </w:rPr>
+              <w:t>模型请求会把本次所需的提示和资料发送到你选择的服务平台；平台可能按用量收费。请查看其隐私和计费说明。</w:t>
+            </w:r>
+          </w:p>
+        </w:tc>
+      </w:tr>
+    </w:tbl>
+    <w:p>
+      <w:pPr>
+        <w:spacing w:line="274" w:lineRule="auto" w:after="40"/>
+      </w:pPr>
+    </w:p>
+    <w:p>
+      <w:pPr>
+        <w:pStyle w:val="Heading2"/>
+        <w:keepNext/>
+      </w:pPr>
+      <w:r>
+        <w:rPr>
+          <w:rFonts w:ascii="STHeiti" w:hAnsi="STHeiti" w:eastAsia="STHeiti"/>
+          <w:b/>
+          <w:color w:val="665184"/>
+          <w:sz w:val="26"/>
+        </w:rPr>
+        <w:t>第 2 步：告诉微光你在研究什么</w:t>
+      </w:r>
+    </w:p>
+    <w:p>
+      <w:pPr>
+        <w:spacing w:after="80" w:line="274" w:lineRule="auto"/>
+      </w:pPr>
+      <w:r>
+        <w:rPr>
+          <w:rFonts w:ascii="STHeiti" w:hAnsi="STHeiti" w:eastAsia="STHeiti"/>
+          <w:b w:val="0"/>
+          <w:color w:val="34323A"/>
           <w:sz w:val="20"/>
         </w:rPr>
-        <w:t>- format_presets/ 保存内置 Word 排版预设；版本号会在应用侧栏显示。</w:t>
+        <w:t>在左侧栏填写「研究课题 / 核心论点」和「预期总字数」。这两项会帮助系统规划大纲和章节篇幅，之后可以修改。</w:t>
+      </w:r>
+    </w:p>
+    <w:tbl>
+      <w:tblPr>
+        <w:tblW w:type="auto" w:w="0"/>
+        <w:jc w:val="center"/>
+        <w:tblLayout w:type="fixed"/>
+        <w:tblLook w:firstColumn="1" w:firstRow="1" w:lastColumn="0" w:lastRow="0" w:noHBand="0" w:noVBand="1" w:val="04A0"/>
+        <w:tblBorders>
+          <w:top w:val="single" w:sz="4" w:color="DDD7E6"/>
+          <w:left w:val="single" w:sz="4" w:color="DDD7E6"/>
+          <w:bottom w:val="single" w:sz="4" w:color="DDD7E6"/>
+          <w:right w:val="single" w:sz="4" w:color="DDD7E6"/>
+          <w:insideH w:val="single" w:sz="4" w:color="DDD7E6"/>
+          <w:insideV w:val="single" w:sz="4" w:color="DDD7E6"/>
+        </w:tblBorders>
+      </w:tblPr>
+      <w:tblGrid>
+        <w:gridCol w:w="9792"/>
+      </w:tblGrid>
+      <w:tr>
+        <w:trPr>
+          <w:cantSplit/>
+        </w:trPr>
+        <w:tc>
+          <w:tcPr>
+            <w:tcW w:type="dxa" w:w="9792"/>
+            <w:shd w:fill="F2EEF7"/>
+            <w:tcMar>
+              <w:top w:w="110" w:type="dxa"/>
+              <w:start w:w="145" w:type="dxa"/>
+              <w:bottom w:w="110" w:type="dxa"/>
+              <w:end w:w="145" w:type="dxa"/>
+            </w:tcMar>
+            <w:vAlign w:val="center"/>
+          </w:tcPr>
+          <w:p>
+            <w:pPr>
+              <w:spacing w:after="0" w:line="264" w:lineRule="auto"/>
+            </w:pPr>
+            <w:r>
+              <w:rPr>
+                <w:rFonts w:ascii="STHeiti" w:hAnsi="STHeiti" w:eastAsia="STHeiti"/>
+                <w:b/>
+                <w:color w:val="665184"/>
+                <w:sz w:val="19"/>
+              </w:rPr>
+              <w:t xml:space="preserve">准备好了  </w:t>
+            </w:r>
+            <w:r>
+              <w:rPr>
+                <w:rFonts w:ascii="STHeiti" w:hAnsi="STHeiti" w:eastAsia="STHeiti"/>
+                <w:b w:val="0"/>
+                <w:color w:val="34323A"/>
+                <w:sz w:val="19"/>
+              </w:rPr>
+              <w:t>下一页会带你放入自己的研究资料和文献，再生成第一份大纲与章节草稿。</w:t>
+            </w:r>
+          </w:p>
+        </w:tc>
+      </w:tr>
+    </w:tbl>
+    <w:p>
+      <w:pPr>
+        <w:spacing w:line="274" w:lineRule="auto" w:after="40"/>
+      </w:pPr>
+    </w:p>
+    <w:p>
+      <w:r>
+        <w:br w:type="page"/>
       </w:r>
     </w:p>
     <w:p>
@@ -267,95 +1330,366 @@
       </w:pPr>
       <w:r>
         <w:rPr>
-          <w:rFonts w:ascii="Arial" w:hAnsi="Arial" w:eastAsia="Hiragino Sans GB"/>
+          <w:rFonts w:ascii="STHeiti" w:hAnsi="STHeiti" w:eastAsia="STHeiti"/>
           <w:b/>
-          <w:color w:val="454B7C"/>
-          <w:sz w:val="30"/>
+          <w:color w:val="4E3D68"/>
+          <w:sz w:val="38"/>
         </w:rPr>
-        <w:t>三、推荐工作顺序</w:t>
+        <w:t>快速开始：从资料到 Word 初稿</w:t>
       </w:r>
     </w:p>
     <w:p>
       <w:pPr>
-        <w:keepLines/>
+        <w:spacing w:after="60" w:line="269" w:lineRule="auto"/>
+        <w:ind w:left="360" w:hanging="360"/>
       </w:pPr>
       <w:r>
         <w:rPr>
-          <w:rFonts w:ascii="Arial" w:hAnsi="Arial" w:eastAsia="Hiragino Sans GB"/>
-          <w:color w:val="25313B"/>
-          <w:sz w:val="20"/>
+          <w:rFonts w:ascii="STHeiti" w:hAnsi="STHeiti" w:eastAsia="STHeiti"/>
+          <w:b/>
+          <w:color w:val="665184"/>
+          <w:sz w:val="19"/>
         </w:rPr>
-        <w:t>先设定课题和篇幅，再建立资料与结构，最后逐章生成和导出。</w:t>
+        <w:t xml:space="preserve">1. </w:t>
+      </w:r>
+      <w:r>
+        <w:rPr>
+          <w:rFonts w:ascii="STHeiti" w:hAnsi="STHeiti" w:eastAsia="STHeiti"/>
+          <w:b w:val="0"/>
+          <w:color w:val="34323A"/>
+          <w:sz w:val="19"/>
+        </w:rPr>
+        <w:t>放入自己的研究资料。打开「科研基座」，上传任务书、研究背景、方法、实验数据或结论，支持 PDF、Word（DOCX）、TXT，也可以粘贴文字。</w:t>
       </w:r>
     </w:p>
     <w:p>
       <w:pPr>
-        <w:keepLines/>
-        <w:ind w:left="283" w:hanging="227"/>
+        <w:spacing w:after="60" w:line="269" w:lineRule="auto"/>
+        <w:ind w:left="360" w:hanging="360"/>
       </w:pPr>
       <w:r>
         <w:rPr>
-          <w:rFonts w:ascii="Arial" w:hAnsi="Arial" w:eastAsia="Hiragino Sans GB"/>
-          <w:color w:val="25313B"/>
-          <w:sz w:val="20"/>
+          <w:rFonts w:ascii="STHeiti" w:hAnsi="STHeiti" w:eastAsia="STHeiti"/>
+          <w:b/>
+          <w:color w:val="665184"/>
+          <w:sz w:val="19"/>
         </w:rPr>
-        <w:t>- 填写全局研究课题与目标总字数，并配置 LLM 服务。</w:t>
+        <w:t xml:space="preserve">2. </w:t>
+      </w:r>
+      <w:r>
+        <w:rPr>
+          <w:rFonts w:ascii="STHeiti" w:hAnsi="STHeiti" w:eastAsia="STHeiti"/>
+          <w:b w:val="0"/>
+          <w:color w:val="34323A"/>
+          <w:sz w:val="19"/>
+        </w:rPr>
+        <w:t>导入核心参考文献。打开「文献处理」，加入与课题最相关的文献全文。支持 PDF、Word、TXT 或粘贴文字。</w:t>
       </w:r>
     </w:p>
     <w:p>
       <w:pPr>
-        <w:keepLines/>
-        <w:ind w:left="283" w:hanging="227"/>
+        <w:spacing w:after="60" w:line="269" w:lineRule="auto"/>
+        <w:ind w:left="360" w:hanging="360"/>
       </w:pPr>
       <w:r>
         <w:rPr>
-          <w:rFonts w:ascii="Arial" w:hAnsi="Arial" w:eastAsia="Hiragino Sans GB"/>
-          <w:color w:val="25313B"/>
-          <w:sz w:val="20"/>
+          <w:rFonts w:ascii="STHeiti" w:hAnsi="STHeiti" w:eastAsia="STHeiti"/>
+          <w:b/>
+          <w:color w:val="665184"/>
+          <w:sz w:val="19"/>
         </w:rPr>
-        <w:t>- 在科研基座按主题保存资料；可以上传 PDF、DOCX、TXT，或粘贴文本。检查来源、事实与分区。</w:t>
+        <w:t xml:space="preserve">3. </w:t>
+      </w:r>
+      <w:r>
+        <w:rPr>
+          <w:rFonts w:ascii="STHeiti" w:hAnsi="STHeiti" w:eastAsia="STHeiti"/>
+          <w:b w:val="0"/>
+          <w:color w:val="34323A"/>
+          <w:sz w:val="19"/>
+        </w:rPr>
+        <w:t>先生成并检查大纲。打开「逻辑链路」，生成论文结构；检查章节标题、顺序、篇幅和文献分配，再修改不合适的部分。</w:t>
       </w:r>
     </w:p>
     <w:p>
       <w:pPr>
-        <w:keepLines/>
-        <w:ind w:left="283" w:hanging="227"/>
+        <w:spacing w:after="60" w:line="269" w:lineRule="auto"/>
+        <w:ind w:left="360" w:hanging="360"/>
       </w:pPr>
       <w:r>
         <w:rPr>
-          <w:rFonts w:ascii="Arial" w:hAnsi="Arial" w:eastAsia="Hiragino Sans GB"/>
-          <w:color w:val="25313B"/>
-          <w:sz w:val="20"/>
+          <w:rFonts w:ascii="STHeiti" w:hAnsi="STHeiti" w:eastAsia="STHeiti"/>
+          <w:b/>
+          <w:color w:val="665184"/>
+          <w:sz w:val="19"/>
         </w:rPr>
-        <w:t>- 在文献模块导入全文并检查生成的文献档案和证据；将适用文献绑定到大纲章节。</w:t>
+        <w:t xml:space="preserve">4. </w:t>
+      </w:r>
+      <w:r>
+        <w:rPr>
+          <w:rFonts w:ascii="STHeiti" w:hAnsi="STHeiti" w:eastAsia="STHeiti"/>
+          <w:b w:val="0"/>
+          <w:color w:val="34323A"/>
+          <w:sz w:val="19"/>
+        </w:rPr>
+        <w:t>先写一章试试。打开「章节写作」，选中一个章节生成正文。先检查内容、数字、引用和语气，再决定是否批量写作。</w:t>
+      </w:r>
+    </w:p>
+    <w:tbl>
+      <w:tblPr>
+        <w:tblW w:type="auto" w:w="0"/>
+        <w:jc w:val="center"/>
+        <w:tblLayout w:type="fixed"/>
+        <w:tblLook w:firstColumn="1" w:firstRow="1" w:lastColumn="0" w:lastRow="0" w:noHBand="0" w:noVBand="1" w:val="04A0"/>
+        <w:tblBorders>
+          <w:top w:val="single" w:sz="4" w:color="DDD7E6"/>
+          <w:left w:val="single" w:sz="4" w:color="DDD7E6"/>
+          <w:bottom w:val="single" w:sz="4" w:color="DDD7E6"/>
+          <w:right w:val="single" w:sz="4" w:color="DDD7E6"/>
+          <w:insideH w:val="single" w:sz="4" w:color="DDD7E6"/>
+          <w:insideV w:val="single" w:sz="4" w:color="DDD7E6"/>
+        </w:tblBorders>
+      </w:tblPr>
+      <w:tblGrid>
+        <w:gridCol w:w="9792"/>
+      </w:tblGrid>
+      <w:tr>
+        <w:trPr>
+          <w:cantSplit/>
+        </w:trPr>
+        <w:tc>
+          <w:tcPr>
+            <w:tcW w:type="dxa" w:w="9792"/>
+            <w:shd w:fill="F2EEF7"/>
+            <w:tcMar>
+              <w:top w:w="110" w:type="dxa"/>
+              <w:start w:w="145" w:type="dxa"/>
+              <w:bottom w:w="110" w:type="dxa"/>
+              <w:end w:w="145" w:type="dxa"/>
+            </w:tcMar>
+            <w:vAlign w:val="center"/>
+          </w:tcPr>
+          <w:p>
+            <w:pPr>
+              <w:spacing w:after="0" w:line="264" w:lineRule="auto"/>
+            </w:pPr>
+            <w:r>
+              <w:rPr>
+                <w:rFonts w:ascii="STHeiti" w:hAnsi="STHeiti" w:eastAsia="STHeiti"/>
+                <w:b/>
+                <w:color w:val="665184"/>
+                <w:sz w:val="19"/>
+              </w:rPr>
+              <w:t xml:space="preserve">提示  </w:t>
+            </w:r>
+            <w:r>
+              <w:rPr>
+                <w:rFonts w:ascii="STHeiti" w:hAnsi="STHeiti" w:eastAsia="STHeiti"/>
+                <w:b w:val="0"/>
+                <w:color w:val="34323A"/>
+                <w:sz w:val="19"/>
+              </w:rPr>
+              <w:t>科研资料的“允许参与正文写作”选项在界面上显示为「允许本板块的相关事实参与正文 Grounding」。简单说，打开后，系统会在适合的章节中采用这部分资料里的重要事实；不会把整份资料原样放进每一章。</w:t>
+            </w:r>
+          </w:p>
+        </w:tc>
+      </w:tr>
+    </w:tbl>
+    <w:p>
+      <w:pPr>
+        <w:spacing w:line="274" w:lineRule="auto" w:after="40"/>
+      </w:pPr>
+    </w:p>
+    <w:p>
+      <w:pPr>
+        <w:pStyle w:val="Heading2"/>
+        <w:keepNext/>
+      </w:pPr>
+      <w:r>
+        <w:rPr>
+          <w:rFonts w:ascii="STHeiti" w:hAnsi="STHeiti" w:eastAsia="STHeiti"/>
+          <w:b/>
+          <w:color w:val="665184"/>
+          <w:sz w:val="26"/>
+        </w:rPr>
+        <w:t>写到第五章后，还能修改第二章吗？</w:t>
       </w:r>
     </w:p>
     <w:p>
       <w:pPr>
-        <w:keepLines/>
-        <w:ind w:left="283" w:hanging="227"/>
+        <w:spacing w:after="80" w:line="274" w:lineRule="auto"/>
       </w:pPr>
       <w:r>
         <w:rPr>
-          <w:rFonts w:ascii="Arial" w:hAnsi="Arial" w:eastAsia="Hiragino Sans GB"/>
-          <w:color w:val="25313B"/>
+          <w:rFonts w:ascii="STHeiti" w:hAnsi="STHeiti" w:eastAsia="STHeiti"/>
+          <w:b w:val="0"/>
+          <w:color w:val="34323A"/>
           <w:sz w:val="20"/>
         </w:rPr>
-        <w:t>- 生成并编辑逻辑大纲，检查章节顺序、论证目标、篇幅和图表需求。</w:t>
+        <w:t>可以。回到第二章，在编辑区修改文字，然后点击「手动保存并凝练记忆」。界面会先保存正文，再尝试根据修改后的完整章节更新记忆。</w:t>
+      </w:r>
+    </w:p>
+    <w:tbl>
+      <w:tblPr>
+        <w:tblW w:type="auto" w:w="0"/>
+        <w:jc w:val="center"/>
+        <w:tblLayout w:type="fixed"/>
+        <w:tblLook w:firstColumn="1" w:firstRow="1" w:lastColumn="0" w:lastRow="0" w:noHBand="0" w:noVBand="1" w:val="04A0"/>
+        <w:tblBorders>
+          <w:top w:val="single" w:sz="4" w:color="DDD7E6"/>
+          <w:left w:val="single" w:sz="4" w:color="DDD7E6"/>
+          <w:bottom w:val="single" w:sz="4" w:color="DDD7E6"/>
+          <w:right w:val="single" w:sz="4" w:color="DDD7E6"/>
+          <w:insideH w:val="single" w:sz="4" w:color="DDD7E6"/>
+          <w:insideV w:val="single" w:sz="4" w:color="DDD7E6"/>
+        </w:tblBorders>
+      </w:tblPr>
+      <w:tblGrid>
+        <w:gridCol w:w="9792"/>
+      </w:tblGrid>
+      <w:tr>
+        <w:trPr>
+          <w:cantSplit/>
+        </w:trPr>
+        <w:tc>
+          <w:tcPr>
+            <w:tcW w:type="dxa" w:w="9792"/>
+            <w:shd w:fill="F2EEF7"/>
+            <w:tcMar>
+              <w:top w:w="110" w:type="dxa"/>
+              <w:start w:w="145" w:type="dxa"/>
+              <w:bottom w:w="110" w:type="dxa"/>
+              <w:end w:w="145" w:type="dxa"/>
+            </w:tcMar>
+            <w:vAlign w:val="center"/>
+          </w:tcPr>
+          <w:p>
+            <w:pPr>
+              <w:spacing w:after="0" w:line="264" w:lineRule="auto"/>
+            </w:pPr>
+            <w:r>
+              <w:rPr>
+                <w:rFonts w:ascii="STHeiti" w:hAnsi="STHeiti" w:eastAsia="STHeiti"/>
+                <w:b/>
+                <w:color w:val="665184"/>
+                <w:sz w:val="19"/>
+              </w:rPr>
+              <w:t xml:space="preserve">请记住这个顺序  </w:t>
+            </w:r>
+            <w:r>
+              <w:rPr>
+                <w:rFonts w:ascii="STHeiti" w:hAnsi="STHeiti" w:eastAsia="STHeiti"/>
+                <w:b w:val="0"/>
+                <w:color w:val="34323A"/>
+                <w:sz w:val="19"/>
+              </w:rPr>
+              <w:t>修改文字 → 点击「手动保存并凝练记忆」→ 等待记忆更新提示。若更新失败，正文仍已保存，之前有效的记忆会保留；可以稍后再次点击。其他已写章节不会自动重写。</w:t>
+            </w:r>
+          </w:p>
+        </w:tc>
+      </w:tr>
+    </w:tbl>
+    <w:p>
+      <w:pPr>
+        <w:spacing w:line="274" w:lineRule="auto" w:after="40"/>
+      </w:pPr>
+    </w:p>
+    <w:p>
+      <w:pPr>
+        <w:pStyle w:val="Heading2"/>
+        <w:keepNext/>
+      </w:pPr>
+      <w:r>
+        <w:rPr>
+          <w:rFonts w:ascii="STHeiti" w:hAnsi="STHeiti" w:eastAsia="STHeiti"/>
+          <w:b/>
+          <w:color w:val="665184"/>
+          <w:sz w:val="26"/>
+        </w:rPr>
+        <w:t>最后：导出 Word</w:t>
       </w:r>
     </w:p>
     <w:p>
       <w:pPr>
-        <w:keepLines/>
-        <w:ind w:left="283" w:hanging="227"/>
+        <w:spacing w:after="80" w:line="274" w:lineRule="auto"/>
       </w:pPr>
       <w:r>
         <w:rPr>
-          <w:rFonts w:ascii="Arial" w:hAnsi="Arial" w:eastAsia="Hiragino Sans GB"/>
-          <w:color w:val="25313B"/>
+          <w:rFonts w:ascii="STHeiti" w:hAnsi="STHeiti" w:eastAsia="STHeiti"/>
+          <w:b w:val="0"/>
+          <w:color w:val="34323A"/>
           <w:sz w:val="20"/>
         </w:rPr>
-        <w:t>- 逐章或批量写作；作者应检查草稿、引用编号、事实和章节衔接，再选择 FormatSpec 与模板导出。</w:t>
+        <w:t>在「章节写作」页面的 Word 导出区域选择排版预设，再点击「立即生成 Word 文档」。导出后检查引用、页码、表格和分页；学校格式以学校要求为准。</w:t>
+      </w:r>
+    </w:p>
+    <w:tbl>
+      <w:tblPr>
+        <w:tblW w:type="auto" w:w="0"/>
+        <w:jc w:val="center"/>
+        <w:tblLayout w:type="fixed"/>
+        <w:tblLook w:firstColumn="1" w:firstRow="1" w:lastColumn="0" w:lastRow="0" w:noHBand="0" w:noVBand="1" w:val="04A0"/>
+        <w:tblBorders>
+          <w:top w:val="single" w:sz="4" w:color="DDD7E6"/>
+          <w:left w:val="single" w:sz="4" w:color="DDD7E6"/>
+          <w:bottom w:val="single" w:sz="4" w:color="DDD7E6"/>
+          <w:right w:val="single" w:sz="4" w:color="DDD7E6"/>
+          <w:insideH w:val="single" w:sz="4" w:color="DDD7E6"/>
+          <w:insideV w:val="single" w:sz="4" w:color="DDD7E6"/>
+        </w:tblBorders>
+      </w:tblPr>
+      <w:tblGrid>
+        <w:gridCol w:w="9792"/>
+      </w:tblGrid>
+      <w:tr>
+        <w:trPr>
+          <w:cantSplit/>
+        </w:trPr>
+        <w:tc>
+          <w:tcPr>
+            <w:tcW w:type="dxa" w:w="9792"/>
+            <w:shd w:fill="F2EEF7"/>
+            <w:tcMar>
+              <w:top w:w="110" w:type="dxa"/>
+              <w:start w:w="145" w:type="dxa"/>
+              <w:bottom w:w="110" w:type="dxa"/>
+              <w:end w:w="145" w:type="dxa"/>
+            </w:tcMar>
+            <w:vAlign w:val="center"/>
+          </w:tcPr>
+          <w:p>
+            <w:pPr>
+              <w:spacing w:after="0" w:line="264" w:lineRule="auto"/>
+            </w:pPr>
+            <w:r>
+              <w:rPr>
+                <w:rFonts w:ascii="STHeiti" w:hAnsi="STHeiti" w:eastAsia="STHeiti"/>
+                <w:b/>
+                <w:color w:val="665184"/>
+                <w:sz w:val="19"/>
+              </w:rPr>
+              <w:t xml:space="preserve">四页后怎么查  </w:t>
+            </w:r>
+            <w:r>
+              <w:rPr>
+                <w:rFonts w:ascii="STHeiti" w:hAnsi="STHeiti" w:eastAsia="STHeiti"/>
+                <w:b w:val="0"/>
+                <w:color w:val="34323A"/>
+                <w:sz w:val="19"/>
+              </w:rPr>
+              <w:t>科研资料见功能详解第 1 节，文献和大纲见第 2-3 节，章节修改见第 4 节，Word 排版见第 7 节。</w:t>
+            </w:r>
+          </w:p>
+        </w:tc>
+      </w:tr>
+    </w:tbl>
+    <w:p>
+      <w:pPr>
+        <w:spacing w:line="274" w:lineRule="auto" w:after="40"/>
+      </w:pPr>
+    </w:p>
+    <w:p>
+      <w:r>
+        <w:br w:type="page"/>
       </w:r>
     </w:p>
     <w:p>
@@ -365,669 +1699,3023 @@
       </w:pPr>
       <w:r>
         <w:rPr>
-          <w:rFonts w:ascii="Arial" w:hAnsi="Arial" w:eastAsia="Hiragino Sans GB"/>
+          <w:rFonts w:ascii="STHeiti" w:hAnsi="STHeiti" w:eastAsia="STHeiti"/>
           <w:b/>
-          <w:color w:val="454B7C"/>
-          <w:sz w:val="30"/>
+          <w:color w:val="4E3D68"/>
+          <w:sz w:val="38"/>
         </w:rPr>
-        <w:t>四、科研基座与事实分区</w:t>
+        <w:t>功能详解</w:t>
       </w:r>
     </w:p>
     <w:p>
       <w:pPr>
-        <w:keepLines/>
+        <w:pStyle w:val="Heading2"/>
+        <w:keepNext/>
       </w:pPr>
       <w:r>
         <w:rPr>
-          <w:rFonts w:ascii="Arial" w:hAnsi="Arial" w:eastAsia="Hiragino Sans GB"/>
-          <w:color w:val="25313B"/>
-          <w:sz w:val="20"/>
+          <w:rFonts w:ascii="STHeiti" w:hAnsi="STHeiti" w:eastAsia="STHeiti"/>
+          <w:b/>
+          <w:color w:val="665184"/>
+          <w:sz w:val="26"/>
         </w:rPr>
-        <w:t>科研基座把研究资料整理为可编辑事实。八个内置分区包括研究背景、任务要求、研究目标、理论、方法、数据、结果和约束；也可建立自定义分区。</w:t>
+        <w:t>1. 把自己的研究资料放在科研基座</w:t>
       </w:r>
     </w:p>
     <w:p>
       <w:pPr>
-        <w:keepLines/>
-        <w:ind w:left="283" w:hanging="227"/>
+        <w:spacing w:after="80" w:line="274" w:lineRule="auto"/>
       </w:pPr>
       <w:r>
         <w:rPr>
-          <w:rFonts w:ascii="Arial" w:hAnsi="Arial" w:eastAsia="Hiragino Sans GB"/>
-          <w:color w:val="25313B"/>
+          <w:rFonts w:ascii="STHeiti" w:hAnsi="STHeiti" w:eastAsia="STHeiti"/>
+          <w:b w:val="0"/>
+          <w:color w:val="34323A"/>
           <w:sz w:val="20"/>
         </w:rPr>
-        <w:t>- 上传资料或粘贴文本后，应用按源文顺序分块提取事实。失败时不导入部分解析结果；请修复源文件或重试。扫描版 PDF 若没有可提取文字，需要先转换为可搜索 PDF 或文本。</w:t>
+        <w:t>科研基座适合保存“只有你最清楚的研究信息”：研究任务与目标、背景、理论概念、实验或访谈方法、数据、结果和研究限制。每项资料可以上传文件、粘贴文字或手动补充。</w:t>
       </w:r>
     </w:p>
     <w:p>
       <w:pPr>
-        <w:keepLines/>
-        <w:ind w:left="283" w:hanging="227"/>
+        <w:spacing w:after="60" w:line="269" w:lineRule="auto"/>
+        <w:ind w:left="288" w:hanging="202"/>
       </w:pPr>
       <w:r>
         <w:rPr>
-          <w:rFonts w:ascii="Arial" w:hAnsi="Arial" w:eastAsia="Hiragino Sans GB"/>
-          <w:color w:val="25313B"/>
-          <w:sz w:val="20"/>
+          <w:rFonts w:ascii="STHeiti" w:hAnsi="STHeiti" w:eastAsia="STHeiti"/>
+          <w:b/>
+          <w:color w:val="665184"/>
+          <w:sz w:val="19"/>
         </w:rPr>
-        <w:t>- 每条事实可编辑标题、内容、标签、来源和章节绑定。Smart Research Inbox 的分类只是建议；接受前可更改分区、标签、用途和正文 Grounding 设置。</w:t>
+        <w:t xml:space="preserve">• </w:t>
+      </w:r>
+      <w:r>
+        <w:rPr>
+          <w:rFonts w:ascii="STHeiti" w:hAnsi="STHeiti" w:eastAsia="STHeiti"/>
+          <w:b w:val="0"/>
+          <w:color w:val="34323A"/>
+          <w:sz w:val="19"/>
+        </w:rPr>
+        <w:t>分不清放哪一类时，可上传到「智能归档 / 未分类科研资料」。系统会建议归类位置和用途；接受前你可以修改，不合适就不要接受。</w:t>
       </w:r>
     </w:p>
     <w:p>
       <w:pPr>
-        <w:keepLines/>
-        <w:ind w:left="283" w:hanging="227"/>
+        <w:spacing w:after="60" w:line="269" w:lineRule="auto"/>
+        <w:ind w:left="288" w:hanging="202"/>
       </w:pPr>
       <w:r>
         <w:rPr>
-          <w:rFonts w:ascii="Arial" w:hAnsi="Arial" w:eastAsia="Hiragino Sans GB"/>
-          <w:color w:val="25313B"/>
-          <w:sz w:val="20"/>
+          <w:rFonts w:ascii="STHeiti" w:hAnsi="STHeiti" w:eastAsia="STHeiti"/>
+          <w:b/>
+          <w:color w:val="665184"/>
+          <w:sz w:val="19"/>
         </w:rPr>
-        <w:t>- 正文 Grounding 开启后，系统只挑选相关且允许使用的事实；明确绑定和全局约束会优先考虑。关闭正文 Grounding 的分区仍可供研究规划和大纲使用。</w:t>
+        <w:t xml:space="preserve">• </w:t>
+      </w:r>
+      <w:r>
+        <w:rPr>
+          <w:rFonts w:ascii="STHeiti" w:hAnsi="STHeiti" w:eastAsia="STHeiti"/>
+          <w:b w:val="0"/>
+          <w:color w:val="34323A"/>
+          <w:sz w:val="19"/>
+        </w:rPr>
+        <w:t>每个资料区域都可单独设置是否“允许参与正文写作”（界面显示为「允许本板块的相关事实参与正文 Grounding」）。打开后，相关事实才可能用于适合的章节；关闭后，已保存事实仍能帮助规划大纲。按用途选择，不需要把每个开关都打开。</w:t>
+      </w:r>
+    </w:p>
+    <w:tbl>
+      <w:tblPr>
+        <w:tblW w:type="auto" w:w="0"/>
+        <w:jc w:val="center"/>
+        <w:tblLayout w:type="fixed"/>
+        <w:tblLook w:firstColumn="1" w:firstRow="1" w:lastColumn="0" w:lastRow="0" w:noHBand="0" w:noVBand="1" w:val="04A0"/>
+        <w:tblBorders>
+          <w:top w:val="single" w:sz="4" w:color="DDD7E6"/>
+          <w:left w:val="single" w:sz="4" w:color="DDD7E6"/>
+          <w:bottom w:val="single" w:sz="4" w:color="DDD7E6"/>
+          <w:right w:val="single" w:sz="4" w:color="DDD7E6"/>
+          <w:insideH w:val="single" w:sz="4" w:color="DDD7E6"/>
+          <w:insideV w:val="single" w:sz="4" w:color="DDD7E6"/>
+        </w:tblBorders>
+      </w:tblPr>
+      <w:tblGrid>
+        <w:gridCol w:w="3231"/>
+        <w:gridCol w:w="6561"/>
+      </w:tblGrid>
+      <w:tr>
+        <w:trPr>
+          <w:cantSplit/>
+        </w:trPr>
+        <w:tc>
+          <w:tcPr>
+            <w:tcW w:type="dxa" w:w="3231"/>
+            <w:shd w:fill="665184"/>
+            <w:tcMar>
+              <w:top w:w="80" w:type="dxa"/>
+              <w:start w:w="90" w:type="dxa"/>
+              <w:bottom w:w="80" w:type="dxa"/>
+              <w:end w:w="90" w:type="dxa"/>
+            </w:tcMar>
+          </w:tcPr>
+          <w:p>
+            <w:pPr>
+              <w:spacing w:after="0" w:line="250" w:lineRule="auto"/>
+            </w:pPr>
+            <w:r>
+              <w:rPr>
+                <w:rFonts w:ascii="STHeiti" w:hAnsi="STHeiti" w:eastAsia="STHeiti"/>
+                <w:b/>
+                <w:color w:val="FFFFFF"/>
+                <w:sz w:val="17"/>
+              </w:rPr>
+              <w:t>资料例子</w:t>
+            </w:r>
+          </w:p>
+        </w:tc>
+        <w:tc>
+          <w:tcPr>
+            <w:tcW w:type="dxa" w:w="6561"/>
+            <w:shd w:fill="665184"/>
+            <w:tcMar>
+              <w:top w:w="80" w:type="dxa"/>
+              <w:start w:w="90" w:type="dxa"/>
+              <w:bottom w:w="80" w:type="dxa"/>
+              <w:end w:w="90" w:type="dxa"/>
+            </w:tcMar>
+          </w:tcPr>
+          <w:p>
+            <w:pPr>
+              <w:spacing w:after="0" w:line="250" w:lineRule="auto"/>
+            </w:pPr>
+            <w:r>
+              <w:rPr>
+                <w:rFonts w:ascii="STHeiti" w:hAnsi="STHeiti" w:eastAsia="STHeiti"/>
+                <w:b/>
+                <w:color w:val="FFFFFF"/>
+                <w:sz w:val="17"/>
+              </w:rPr>
+              <w:t>通常更适合的用途</w:t>
+            </w:r>
+          </w:p>
+        </w:tc>
+      </w:tr>
+      <w:tr>
+        <w:trPr>
+          <w:cantSplit/>
+        </w:trPr>
+        <w:tc>
+          <w:tcPr>
+            <w:tcW w:type="dxa" w:w="3231"/>
+            <w:shd w:fill="FFFFFF"/>
+            <w:tcMar>
+              <w:top w:w="76" w:type="dxa"/>
+              <w:start w:w="90" w:type="dxa"/>
+              <w:bottom w:w="76" w:type="dxa"/>
+              <w:end w:w="90" w:type="dxa"/>
+            </w:tcMar>
+            <w:vAlign w:val="center"/>
+          </w:tcPr>
+          <w:p>
+            <w:pPr>
+              <w:spacing w:after="0" w:line="250" w:lineRule="auto"/>
+            </w:pPr>
+            <w:r>
+              <w:rPr>
+                <w:rFonts w:ascii="STHeiti" w:hAnsi="STHeiti" w:eastAsia="STHeiti"/>
+                <w:b/>
+                <w:color w:val="34323A"/>
+                <w:sz w:val="17"/>
+              </w:rPr>
+              <w:t>研究目标、问题、理论定义</w:t>
+            </w:r>
+          </w:p>
+        </w:tc>
+        <w:tc>
+          <w:tcPr>
+            <w:tcW w:type="dxa" w:w="6561"/>
+            <w:shd w:fill="FFFFFF"/>
+            <w:tcMar>
+              <w:top w:w="76" w:type="dxa"/>
+              <w:start w:w="90" w:type="dxa"/>
+              <w:bottom w:w="76" w:type="dxa"/>
+              <w:end w:w="90" w:type="dxa"/>
+            </w:tcMar>
+            <w:vAlign w:val="center"/>
+          </w:tcPr>
+          <w:p>
+            <w:pPr>
+              <w:spacing w:after="0" w:line="250" w:lineRule="auto"/>
+            </w:pPr>
+            <w:r>
+              <w:rPr>
+                <w:rFonts w:ascii="STHeiti" w:hAnsi="STHeiti" w:eastAsia="STHeiti"/>
+                <w:b w:val="0"/>
+                <w:color w:val="34323A"/>
+                <w:sz w:val="17"/>
+              </w:rPr>
+              <w:t>帮助规划大纲，也可能用于解释相关章节。</w:t>
+            </w:r>
+          </w:p>
+        </w:tc>
+      </w:tr>
+      <w:tr>
+        <w:trPr>
+          <w:cantSplit/>
+        </w:trPr>
+        <w:tc>
+          <w:tcPr>
+            <w:tcW w:type="dxa" w:w="3231"/>
+            <w:shd w:fill="F7F5F9"/>
+            <w:tcMar>
+              <w:top w:w="76" w:type="dxa"/>
+              <w:start w:w="90" w:type="dxa"/>
+              <w:bottom w:w="76" w:type="dxa"/>
+              <w:end w:w="90" w:type="dxa"/>
+            </w:tcMar>
+            <w:vAlign w:val="center"/>
+          </w:tcPr>
+          <w:p>
+            <w:pPr>
+              <w:spacing w:after="0" w:line="250" w:lineRule="auto"/>
+            </w:pPr>
+            <w:r>
+              <w:rPr>
+                <w:rFonts w:ascii="STHeiti" w:hAnsi="STHeiti" w:eastAsia="STHeiti"/>
+                <w:b/>
+                <w:color w:val="34323A"/>
+                <w:sz w:val="17"/>
+              </w:rPr>
+              <w:t>实验方法、样本、数据和结果</w:t>
+            </w:r>
+          </w:p>
+        </w:tc>
+        <w:tc>
+          <w:tcPr>
+            <w:tcW w:type="dxa" w:w="6561"/>
+            <w:shd w:fill="F7F5F9"/>
+            <w:tcMar>
+              <w:top w:w="76" w:type="dxa"/>
+              <w:start w:w="90" w:type="dxa"/>
+              <w:bottom w:w="76" w:type="dxa"/>
+              <w:end w:w="90" w:type="dxa"/>
+            </w:tcMar>
+            <w:vAlign w:val="center"/>
+          </w:tcPr>
+          <w:p>
+            <w:pPr>
+              <w:spacing w:after="0" w:line="250" w:lineRule="auto"/>
+            </w:pPr>
+            <w:r>
+              <w:rPr>
+                <w:rFonts w:ascii="STHeiti" w:hAnsi="STHeiti" w:eastAsia="STHeiti"/>
+                <w:b w:val="0"/>
+                <w:color w:val="34323A"/>
+                <w:sz w:val="17"/>
+              </w:rPr>
+              <w:t>在相关章节写作时提供事实依据。</w:t>
+            </w:r>
+          </w:p>
+        </w:tc>
+      </w:tr>
+      <w:tr>
+        <w:trPr>
+          <w:cantSplit/>
+        </w:trPr>
+        <w:tc>
+          <w:tcPr>
+            <w:tcW w:type="dxa" w:w="3231"/>
+            <w:shd w:fill="FFFFFF"/>
+            <w:tcMar>
+              <w:top w:w="76" w:type="dxa"/>
+              <w:start w:w="90" w:type="dxa"/>
+              <w:bottom w:w="76" w:type="dxa"/>
+              <w:end w:w="90" w:type="dxa"/>
+            </w:tcMar>
+            <w:vAlign w:val="center"/>
+          </w:tcPr>
+          <w:p>
+            <w:pPr>
+              <w:spacing w:after="0" w:line="250" w:lineRule="auto"/>
+            </w:pPr>
+            <w:r>
+              <w:rPr>
+                <w:rFonts w:ascii="STHeiti" w:hAnsi="STHeiti" w:eastAsia="STHeiti"/>
+                <w:b/>
+                <w:color w:val="34323A"/>
+                <w:sz w:val="17"/>
+              </w:rPr>
+              <w:t>行政说明、无关附件</w:t>
+            </w:r>
+          </w:p>
+        </w:tc>
+        <w:tc>
+          <w:tcPr>
+            <w:tcW w:type="dxa" w:w="6561"/>
+            <w:shd w:fill="FFFFFF"/>
+            <w:tcMar>
+              <w:top w:w="76" w:type="dxa"/>
+              <w:start w:w="90" w:type="dxa"/>
+              <w:bottom w:w="76" w:type="dxa"/>
+              <w:end w:w="90" w:type="dxa"/>
+            </w:tcMar>
+            <w:vAlign w:val="center"/>
+          </w:tcPr>
+          <w:p>
+            <w:pPr>
+              <w:spacing w:after="0" w:line="250" w:lineRule="auto"/>
+            </w:pPr>
+            <w:r>
+              <w:rPr>
+                <w:rFonts w:ascii="STHeiti" w:hAnsi="STHeiti" w:eastAsia="STHeiti"/>
+                <w:b w:val="0"/>
+                <w:color w:val="34323A"/>
+                <w:sz w:val="17"/>
+              </w:rPr>
+              <w:t>通常不需要进入正文写作。</w:t>
+            </w:r>
+          </w:p>
+        </w:tc>
+      </w:tr>
+    </w:tbl>
+    <w:p>
+      <w:pPr>
+        <w:spacing w:line="274" w:lineRule="auto" w:after="40"/>
+      </w:pPr>
+    </w:p>
+    <w:p>
+      <w:pPr>
+        <w:pStyle w:val="Heading3"/>
+        <w:keepNext/>
+      </w:pPr>
+      <w:r>
+        <w:rPr>
+          <w:rFonts w:ascii="STHeiti" w:hAnsi="STHeiti" w:eastAsia="STHeiti"/>
+          <w:b/>
+          <w:color w:val="34323A"/>
+          <w:sz w:val="22"/>
+        </w:rPr>
+        <w:t>支持的资料方式</w:t>
       </w:r>
     </w:p>
     <w:p>
       <w:pPr>
-        <w:keepLines/>
-        <w:ind w:left="283" w:hanging="227"/>
+        <w:spacing w:after="80" w:line="274" w:lineRule="auto"/>
       </w:pPr>
       <w:r>
         <w:rPr>
-          <w:rFonts w:ascii="Arial" w:hAnsi="Arial" w:eastAsia="Hiragino Sans GB"/>
-          <w:color w:val="25313B"/>
+          <w:rFonts w:ascii="STHeiti" w:hAnsi="STHeiti" w:eastAsia="STHeiti"/>
+          <w:b w:val="0"/>
+          <w:color w:val="34323A"/>
           <w:sz w:val="20"/>
         </w:rPr>
-        <w:t>- 逻辑规划会把所有分区的已保存事实纳入有界 Research Planning Digest，包括关闭正文 Grounding 的分区。超出预算时使用平衡摘录并标明省略，不会只保留开头而丢掉排在后面的事实。</w:t>
+        <w:t>上传 PDF、Word（DOCX）或 TXT，或直接粘贴文字。系统会按顺序整理可读取的资料；若文件只有扫描图片而没有可读取文字，目前不会自动识别图片文字。</w:t>
+      </w:r>
+    </w:p>
+    <w:tbl>
+      <w:tblPr>
+        <w:tblW w:type="auto" w:w="0"/>
+        <w:jc w:val="center"/>
+        <w:tblLayout w:type="fixed"/>
+        <w:tblLook w:firstColumn="1" w:firstRow="1" w:lastColumn="0" w:lastRow="0" w:noHBand="0" w:noVBand="1" w:val="04A0"/>
+        <w:tblBorders>
+          <w:top w:val="single" w:sz="4" w:color="DDD7E6"/>
+          <w:left w:val="single" w:sz="4" w:color="DDD7E6"/>
+          <w:bottom w:val="single" w:sz="4" w:color="DDD7E6"/>
+          <w:right w:val="single" w:sz="4" w:color="DDD7E6"/>
+          <w:insideH w:val="single" w:sz="4" w:color="DDD7E6"/>
+          <w:insideV w:val="single" w:sz="4" w:color="DDD7E6"/>
+        </w:tblBorders>
+      </w:tblPr>
+      <w:tblGrid>
+        <w:gridCol w:w="9792"/>
+      </w:tblGrid>
+      <w:tr>
+        <w:trPr>
+          <w:cantSplit/>
+        </w:trPr>
+        <w:tc>
+          <w:tcPr>
+            <w:tcW w:type="dxa" w:w="9792"/>
+            <w:shd w:fill="F2EEF7"/>
+            <w:tcMar>
+              <w:top w:w="110" w:type="dxa"/>
+              <w:start w:w="145" w:type="dxa"/>
+              <w:bottom w:w="110" w:type="dxa"/>
+              <w:end w:w="145" w:type="dxa"/>
+            </w:tcMar>
+            <w:vAlign w:val="center"/>
+          </w:tcPr>
+          <w:p>
+            <w:pPr>
+              <w:spacing w:after="0" w:line="264" w:lineRule="auto"/>
+            </w:pPr>
+            <w:r>
+              <w:rPr>
+                <w:rFonts w:ascii="STHeiti" w:hAnsi="STHeiti" w:eastAsia="STHeiti"/>
+                <w:b/>
+                <w:color w:val="665184"/>
+                <w:sz w:val="19"/>
+              </w:rPr>
+              <w:t xml:space="preserve">小提示  </w:t>
+            </w:r>
+            <w:r>
+              <w:rPr>
+                <w:rFonts w:ascii="STHeiti" w:hAnsi="STHeiti" w:eastAsia="STHeiti"/>
+                <w:b w:val="0"/>
+                <w:color w:val="34323A"/>
+                <w:sz w:val="19"/>
+              </w:rPr>
+              <w:t>先检查提取出的内容和来源，再决定是否保存。分类建议只是建议，研究事实由你确认。</w:t>
+            </w:r>
+          </w:p>
+        </w:tc>
+      </w:tr>
+    </w:tbl>
+    <w:p>
+      <w:pPr>
+        <w:spacing w:line="274" w:lineRule="auto" w:after="40"/>
+      </w:pPr>
+    </w:p>
+    <w:p>
+      <w:pPr>
+        <w:pStyle w:val="Heading2"/>
+        <w:keepNext/>
+      </w:pPr>
+      <w:r>
+        <w:rPr>
+          <w:rFonts w:ascii="STHeiti" w:hAnsi="STHeiti" w:eastAsia="STHeiti"/>
+          <w:b/>
+          <w:color w:val="665184"/>
+          <w:sz w:val="26"/>
+        </w:rPr>
+        <w:t>2. 文献：从全文找到与章节相关的依据</w:t>
       </w:r>
     </w:p>
     <w:p>
       <w:pPr>
-        <w:keepLines/>
-        <w:ind w:left="283" w:hanging="227"/>
+        <w:spacing w:after="80" w:line="274" w:lineRule="auto"/>
       </w:pPr>
       <w:r>
         <w:rPr>
-          <w:rFonts w:ascii="Arial" w:hAnsi="Arial" w:eastAsia="Hiragino Sans GB"/>
-          <w:color w:val="25313B"/>
+          <w:rFonts w:ascii="STHeiti" w:hAnsi="STHeiti" w:eastAsia="STHeiti"/>
+          <w:b w:val="0"/>
+          <w:color w:val="34323A"/>
           <w:sz w:val="20"/>
         </w:rPr>
-        <w:t>- 上下文容量有限，事实筛选会控制注入量。无关或含糊事实可能增加噪声；写作前应整理并核对资料。</w:t>
+        <w:t>在「文献处理」导入 PDF、Word（DOCX）、TXT，或粘贴文献文字。对可读取的全文，系统会按顺序分析并整理研究问题、方法、样本、结果和限制等信息；扫描图片不会自动识别。</w:t>
       </w:r>
     </w:p>
     <w:p>
       <w:pPr>
-        <w:pStyle w:val="Heading1"/>
+        <w:spacing w:after="60" w:line="269" w:lineRule="auto"/>
+        <w:ind w:left="288" w:hanging="202"/>
+      </w:pPr>
+      <w:r>
+        <w:rPr>
+          <w:rFonts w:ascii="STHeiti" w:hAnsi="STHeiti" w:eastAsia="STHeiti"/>
+          <w:b/>
+          <w:color w:val="665184"/>
+          <w:sz w:val="19"/>
+        </w:rPr>
+        <w:t xml:space="preserve">• </w:t>
+      </w:r>
+      <w:r>
+        <w:rPr>
+          <w:rFonts w:ascii="STHeiti" w:hAnsi="STHeiti" w:eastAsia="STHeiti"/>
+          <w:b w:val="0"/>
+          <w:color w:val="34323A"/>
+          <w:sz w:val="19"/>
+        </w:rPr>
+        <w:t>文献星级主要表示它与当前课题的相关程度和使用价值；研究方法、证据强度与局限会另行考虑。</w:t>
+      </w:r>
+    </w:p>
+    <w:p>
+      <w:pPr>
+        <w:spacing w:after="60" w:line="269" w:lineRule="auto"/>
+        <w:ind w:left="288" w:hanging="202"/>
+      </w:pPr>
+      <w:r>
+        <w:rPr>
+          <w:rFonts w:ascii="STHeiti" w:hAnsi="STHeiti" w:eastAsia="STHeiti"/>
+          <w:b/>
+          <w:color w:val="665184"/>
+          <w:sz w:val="19"/>
+        </w:rPr>
+        <w:t xml:space="preserve">• </w:t>
+      </w:r>
+      <w:r>
+        <w:rPr>
+          <w:rFonts w:ascii="STHeiti" w:hAnsi="STHeiti" w:eastAsia="STHeiti"/>
+          <w:b w:val="0"/>
+          <w:color w:val="34323A"/>
+          <w:sz w:val="19"/>
+        </w:rPr>
+        <w:t>生成大纲时可把文献分配到相应章节，之后也能修改。正文生成时只从当前章节已绑定的文献中选择依据。</w:t>
+      </w:r>
+    </w:p>
+    <w:p>
+      <w:pPr>
+        <w:spacing w:after="60" w:line="269" w:lineRule="auto"/>
+        <w:ind w:left="288" w:hanging="202"/>
+      </w:pPr>
+      <w:r>
+        <w:rPr>
+          <w:rFonts w:ascii="STHeiti" w:hAnsi="STHeiti" w:eastAsia="STHeiti"/>
+          <w:b/>
+          <w:color w:val="665184"/>
+          <w:sz w:val="19"/>
+        </w:rPr>
+        <w:t xml:space="preserve">• </w:t>
+      </w:r>
+      <w:r>
+        <w:rPr>
+          <w:rFonts w:ascii="STHeiti" w:hAnsi="STHeiti" w:eastAsia="STHeiti"/>
+          <w:b w:val="0"/>
+          <w:color w:val="34323A"/>
+          <w:sz w:val="19"/>
+        </w:rPr>
+        <w:t>正文事实、引文和解释仍需回到原文核对。导入文献不等于其结论已被独立验证。</w:t>
+      </w:r>
+    </w:p>
+    <w:tbl>
+      <w:tblPr>
+        <w:tblW w:type="auto" w:w="0"/>
+        <w:jc w:val="center"/>
+        <w:tblLayout w:type="fixed"/>
+        <w:tblLook w:firstColumn="1" w:firstRow="1" w:lastColumn="0" w:lastRow="0" w:noHBand="0" w:noVBand="1" w:val="04A0"/>
+        <w:tblBorders>
+          <w:top w:val="single" w:sz="4" w:color="DDD7E6"/>
+          <w:left w:val="single" w:sz="4" w:color="DDD7E6"/>
+          <w:bottom w:val="single" w:sz="4" w:color="DDD7E6"/>
+          <w:right w:val="single" w:sz="4" w:color="DDD7E6"/>
+          <w:insideH w:val="single" w:sz="4" w:color="DDD7E6"/>
+          <w:insideV w:val="single" w:sz="4" w:color="DDD7E6"/>
+        </w:tblBorders>
+      </w:tblPr>
+      <w:tblGrid>
+        <w:gridCol w:w="9792"/>
+      </w:tblGrid>
+      <w:tr>
+        <w:trPr>
+          <w:cantSplit/>
+        </w:trPr>
+        <w:tc>
+          <w:tcPr>
+            <w:tcW w:type="dxa" w:w="9792"/>
+            <w:shd w:fill="F2EEF7"/>
+            <w:tcMar>
+              <w:top w:w="110" w:type="dxa"/>
+              <w:start w:w="145" w:type="dxa"/>
+              <w:bottom w:w="110" w:type="dxa"/>
+              <w:end w:w="145" w:type="dxa"/>
+            </w:tcMar>
+            <w:vAlign w:val="center"/>
+          </w:tcPr>
+          <w:p>
+            <w:pPr>
+              <w:spacing w:after="0" w:line="264" w:lineRule="auto"/>
+            </w:pPr>
+            <w:r>
+              <w:rPr>
+                <w:rFonts w:ascii="STHeiti" w:hAnsi="STHeiti" w:eastAsia="STHeiti"/>
+                <w:b/>
+                <w:color w:val="665184"/>
+                <w:sz w:val="19"/>
+              </w:rPr>
+              <w:t xml:space="preserve">文献导入建议  </w:t>
+            </w:r>
+            <w:r>
+              <w:rPr>
+                <w:rFonts w:ascii="STHeiti" w:hAnsi="STHeiti" w:eastAsia="STHeiti"/>
+                <w:b w:val="0"/>
+                <w:color w:val="34323A"/>
+                <w:sz w:val="19"/>
+              </w:rPr>
+              <w:t>先导入少量核心文献并检查分析结果，再逐步补充文献库。</w:t>
+            </w:r>
+          </w:p>
+        </w:tc>
+      </w:tr>
+    </w:tbl>
+    <w:p>
+      <w:pPr>
+        <w:spacing w:line="274" w:lineRule="auto" w:after="40"/>
+      </w:pPr>
+    </w:p>
+    <w:p>
+      <w:pPr>
+        <w:pStyle w:val="Heading2"/>
         <w:keepNext/>
       </w:pPr>
       <w:r>
         <w:rPr>
-          <w:rFonts w:ascii="Arial" w:hAnsi="Arial" w:eastAsia="Hiragino Sans GB"/>
+          <w:rFonts w:ascii="STHeiti" w:hAnsi="STHeiti" w:eastAsia="STHeiti"/>
           <w:b/>
-          <w:color w:val="454B7C"/>
-          <w:sz w:val="30"/>
+          <w:color w:val="665184"/>
+          <w:sz w:val="26"/>
         </w:rPr>
-        <w:t>五、全文文献分析与证据</w:t>
+        <w:t>3. 先看逻辑大纲，再写正文</w:t>
       </w:r>
     </w:p>
     <w:p>
       <w:pPr>
-        <w:keepLines/>
+        <w:spacing w:after="80" w:line="274" w:lineRule="auto"/>
       </w:pPr>
       <w:r>
         <w:rPr>
-          <w:rFonts w:ascii="Arial" w:hAnsi="Arial" w:eastAsia="Hiragino Sans GB"/>
-          <w:color w:val="25313B"/>
+          <w:rFonts w:ascii="STHeiti" w:hAnsi="STHeiti" w:eastAsia="STHeiti"/>
+          <w:b w:val="0"/>
+          <w:color w:val="34323A"/>
           <w:sz w:val="20"/>
         </w:rPr>
-        <w:t>文献导入支持有文字层的 PDF、DOCX、TXT 和直接粘贴文本。原始文件保存在文献原件目录中，分析档案与证据单独索引。</w:t>
+        <w:t>在「逻辑链路」根据课题、科研资料和文献生成论文大纲。把它当作可编辑的写作计划，而不是必须照抄的最终结构。</w:t>
       </w:r>
     </w:p>
     <w:p>
       <w:pPr>
-        <w:keepLines/>
-        <w:ind w:left="283" w:hanging="227"/>
+        <w:spacing w:after="60" w:line="269" w:lineRule="auto"/>
+        <w:ind w:left="288" w:hanging="202"/>
       </w:pPr>
       <w:r>
         <w:rPr>
-          <w:rFonts w:ascii="Arial" w:hAnsi="Arial" w:eastAsia="Hiragino Sans GB"/>
-          <w:color w:val="25313B"/>
-          <w:sz w:val="20"/>
+          <w:rFonts w:ascii="STHeiti" w:hAnsi="STHeiti" w:eastAsia="STHeiti"/>
+          <w:b/>
+          <w:color w:val="665184"/>
+          <w:sz w:val="19"/>
         </w:rPr>
-        <w:t>- 完整可提取文本按顺序切块分析，再合并为研究问题、理论、方法、样本、数据、发现、限制和摘要等档案字段。处理范围覆盖可提取的全文，不代表模型每次收到整篇原文。</w:t>
+        <w:t xml:space="preserve">• </w:t>
+      </w:r>
+      <w:r>
+        <w:rPr>
+          <w:rFonts w:ascii="STHeiti" w:hAnsi="STHeiti" w:eastAsia="STHeiti"/>
+          <w:b w:val="0"/>
+          <w:color w:val="34323A"/>
+          <w:sz w:val="19"/>
+        </w:rPr>
+        <w:t>检查章节标题、顺序是否回答研究问题；按任务要求调整子章节和目标篇幅。</w:t>
       </w:r>
     </w:p>
     <w:p>
       <w:pPr>
-        <w:keepLines/>
-        <w:ind w:left="283" w:hanging="227"/>
+        <w:spacing w:after="60" w:line="269" w:lineRule="auto"/>
+        <w:ind w:left="288" w:hanging="202"/>
       </w:pPr>
       <w:r>
         <w:rPr>
-          <w:rFonts w:ascii="Arial" w:hAnsi="Arial" w:eastAsia="Hiragino Sans GB"/>
-          <w:color w:val="25313B"/>
-          <w:sz w:val="20"/>
+          <w:rFonts w:ascii="STHeiti" w:hAnsi="STHeiti" w:eastAsia="STHeiti"/>
+          <w:b/>
+          <w:color w:val="665184"/>
+          <w:sz w:val="19"/>
         </w:rPr>
-        <w:t>- 文献分块提取保持来源语境中立；最终档案综合会结合当前全球课题和 Research Planning Digest。相关性评级表示文献对当前项目的相关性与实用性；严谨性、证据强度、局限和来源支持的时效性另行评价。</w:t>
+        <w:t xml:space="preserve">• </w:t>
+      </w:r>
+      <w:r>
+        <w:rPr>
+          <w:rFonts w:ascii="STHeiti" w:hAnsi="STHeiti" w:eastAsia="STHeiti"/>
+          <w:b w:val="0"/>
+          <w:color w:val="34323A"/>
+          <w:sz w:val="19"/>
+        </w:rPr>
+        <w:t>检查每章准备使用的文献，以及大纲中的图表建议。</w:t>
+      </w:r>
+    </w:p>
+    <w:tbl>
+      <w:tblPr>
+        <w:tblW w:type="auto" w:w="0"/>
+        <w:jc w:val="center"/>
+        <w:tblLayout w:type="fixed"/>
+        <w:tblLook w:firstColumn="1" w:firstRow="1" w:lastColumn="0" w:lastRow="0" w:noHBand="0" w:noVBand="1" w:val="04A0"/>
+        <w:tblBorders>
+          <w:top w:val="single" w:sz="4" w:color="DDD7E6"/>
+          <w:left w:val="single" w:sz="4" w:color="DDD7E6"/>
+          <w:bottom w:val="single" w:sz="4" w:color="DDD7E6"/>
+          <w:right w:val="single" w:sz="4" w:color="DDD7E6"/>
+          <w:insideH w:val="single" w:sz="4" w:color="DDD7E6"/>
+          <w:insideV w:val="single" w:sz="4" w:color="DDD7E6"/>
+        </w:tblBorders>
+      </w:tblPr>
+      <w:tblGrid>
+        <w:gridCol w:w="9792"/>
+      </w:tblGrid>
+      <w:tr>
+        <w:trPr>
+          <w:cantSplit/>
+        </w:trPr>
+        <w:tc>
+          <w:tcPr>
+            <w:tcW w:type="dxa" w:w="9792"/>
+            <w:shd w:fill="F2EEF7"/>
+            <w:tcMar>
+              <w:top w:w="110" w:type="dxa"/>
+              <w:start w:w="145" w:type="dxa"/>
+              <w:bottom w:w="110" w:type="dxa"/>
+              <w:end w:w="145" w:type="dxa"/>
+            </w:tcMar>
+            <w:vAlign w:val="center"/>
+          </w:tcPr>
+          <w:p>
+            <w:pPr>
+              <w:spacing w:after="0" w:line="264" w:lineRule="auto"/>
+            </w:pPr>
+            <w:r>
+              <w:rPr>
+                <w:rFonts w:ascii="STHeiti" w:hAnsi="STHeiti" w:eastAsia="STHeiti"/>
+                <w:b/>
+                <w:color w:val="665184"/>
+                <w:sz w:val="19"/>
+              </w:rPr>
+              <w:t xml:space="preserve">什么时候开始写  </w:t>
+            </w:r>
+            <w:r>
+              <w:rPr>
+                <w:rFonts w:ascii="STHeiti" w:hAnsi="STHeiti" w:eastAsia="STHeiti"/>
+                <w:b w:val="0"/>
+                <w:color w:val="34323A"/>
+                <w:sz w:val="19"/>
+              </w:rPr>
+              <w:t>至少确认研究问题、章节顺序和主要文献分配后，再进入章节写作。先生成一章可以检查整体风格。</w:t>
+            </w:r>
+          </w:p>
+        </w:tc>
+      </w:tr>
+    </w:tbl>
+    <w:p>
+      <w:pPr>
+        <w:spacing w:line="274" w:lineRule="auto" w:after="40"/>
+      </w:pPr>
+    </w:p>
+    <w:p>
+      <w:pPr>
+        <w:pStyle w:val="Heading2"/>
+        <w:keepNext/>
+      </w:pPr>
+      <w:r>
+        <w:rPr>
+          <w:rFonts w:ascii="STHeiti" w:hAnsi="STHeiti" w:eastAsia="STHeiti"/>
+          <w:b/>
+          <w:color w:val="665184"/>
+          <w:sz w:val="26"/>
+        </w:rPr>
+        <w:t>4. 章节写作与章节记忆</w:t>
       </w:r>
     </w:p>
     <w:p>
       <w:pPr>
-        <w:keepLines/>
-        <w:ind w:left="283" w:hanging="227"/>
+        <w:spacing w:after="80" w:line="274" w:lineRule="auto"/>
       </w:pPr>
       <w:r>
         <w:rPr>
-          <w:rFonts w:ascii="Arial" w:hAnsi="Arial" w:eastAsia="Hiragino Sans GB"/>
-          <w:color w:val="25313B"/>
+          <w:rFonts w:ascii="STHeiti" w:hAnsi="STHeiti" w:eastAsia="STHeiti"/>
+          <w:b w:val="0"/>
+          <w:color w:val="34323A"/>
           <w:sz w:val="20"/>
         </w:rPr>
-        <w:t>- 全库质量与缺口审查使用结构化文献档案；文献较多时先按档案顺序分批审查，再分层合并批次总结，避免只取固定开头片段。</w:t>
+        <w:t>每次生成时，当前章节是重点。微光还会结合论文大纲、已经写过的内容、后续章节边界，以及本章允许使用的研究资料和文献依据。</w:t>
+      </w:r>
+    </w:p>
+    <w:tbl>
+      <w:tblPr>
+        <w:tblW w:type="auto" w:w="0"/>
+        <w:jc w:val="center"/>
+        <w:tblLayout w:type="fixed"/>
+        <w:tblLook w:firstColumn="1" w:firstRow="1" w:lastColumn="0" w:lastRow="0" w:noHBand="0" w:noVBand="1" w:val="04A0"/>
+        <w:tblBorders>
+          <w:top w:val="single" w:sz="4" w:color="DDD7E6"/>
+          <w:left w:val="single" w:sz="4" w:color="DDD7E6"/>
+          <w:bottom w:val="single" w:sz="4" w:color="DDD7E6"/>
+          <w:right w:val="single" w:sz="4" w:color="DDD7E6"/>
+          <w:insideH w:val="single" w:sz="4" w:color="DDD7E6"/>
+          <w:insideV w:val="single" w:sz="4" w:color="DDD7E6"/>
+        </w:tblBorders>
+      </w:tblPr>
+      <w:tblGrid>
+        <w:gridCol w:w="9792"/>
+      </w:tblGrid>
+      <w:tr>
+        <w:trPr>
+          <w:cantSplit/>
+        </w:trPr>
+        <w:tc>
+          <w:tcPr>
+            <w:tcW w:type="dxa" w:w="9792"/>
+            <w:vAlign w:val="center"/>
+            <w:shd w:fill="F7F5F9"/>
+            <w:tcMar>
+              <w:top w:w="65" w:type="dxa"/>
+              <w:start w:w="110" w:type="dxa"/>
+              <w:bottom w:w="65" w:type="dxa"/>
+              <w:end w:w="110" w:type="dxa"/>
+            </w:tcMar>
+          </w:tcPr>
+          <w:p>
+            <w:pPr>
+              <w:spacing w:after="0" w:line="245" w:lineRule="auto"/>
+              <w:jc w:val="center"/>
+            </w:pPr>
+            <w:r>
+              <w:rPr>
+                <w:rFonts w:ascii="STHeiti" w:hAnsi="STHeiti" w:eastAsia="STHeiti"/>
+                <w:b/>
+                <w:color w:val="4E3D68"/>
+                <w:sz w:val="18"/>
+              </w:rPr>
+              <w:t>论文整体大纲</w:t>
+            </w:r>
+            <w:r>
+              <w:rPr>
+                <w:rFonts w:ascii="STHeiti" w:hAnsi="STHeiti" w:eastAsia="STHeiti"/>
+                <w:b w:val="0"/>
+                <w:color w:val="34323A"/>
+                <w:sz w:val="17"/>
+              </w:rPr>
+              <w:t xml:space="preserve">  |  帮助模型知道整篇论文结构</w:t>
+            </w:r>
+          </w:p>
+        </w:tc>
+      </w:tr>
+      <w:tr>
+        <w:trPr>
+          <w:cantSplit/>
+        </w:trPr>
+        <w:tc>
+          <w:tcPr>
+            <w:tcW w:type="dxa" w:w="9792"/>
+            <w:vAlign w:val="center"/>
+            <w:shd w:fill="FFFFFF"/>
+            <w:tcMar>
+              <w:top w:w="65" w:type="dxa"/>
+              <w:start w:w="110" w:type="dxa"/>
+              <w:bottom w:w="65" w:type="dxa"/>
+              <w:end w:w="110" w:type="dxa"/>
+            </w:tcMar>
+          </w:tcPr>
+          <w:p>
+            <w:pPr>
+              <w:spacing w:after="0" w:line="245" w:lineRule="auto"/>
+              <w:jc w:val="center"/>
+            </w:pPr>
+            <w:r>
+              <w:rPr>
+                <w:rFonts w:ascii="STHeiti" w:hAnsi="STHeiti" w:eastAsia="STHeiti"/>
+                <w:b/>
+                <w:color w:val="4E3D68"/>
+                <w:sz w:val="18"/>
+              </w:rPr>
+              <w:t>前面已写内容</w:t>
+            </w:r>
+            <w:r>
+              <w:rPr>
+                <w:rFonts w:ascii="STHeiti" w:hAnsi="STHeiti" w:eastAsia="STHeiti"/>
+                <w:b w:val="0"/>
+                <w:color w:val="34323A"/>
+                <w:sz w:val="17"/>
+              </w:rPr>
+              <w:t xml:space="preserve">  |  使用从完整章节生成的精简记忆</w:t>
+            </w:r>
+          </w:p>
+        </w:tc>
+      </w:tr>
+      <w:tr>
+        <w:trPr>
+          <w:cantSplit/>
+        </w:trPr>
+        <w:tc>
+          <w:tcPr>
+            <w:tcW w:type="dxa" w:w="9792"/>
+            <w:vAlign w:val="center"/>
+            <w:shd w:fill="665184"/>
+            <w:tcMar>
+              <w:top w:w="65" w:type="dxa"/>
+              <w:start w:w="110" w:type="dxa"/>
+              <w:bottom w:w="65" w:type="dxa"/>
+              <w:end w:w="110" w:type="dxa"/>
+            </w:tcMar>
+          </w:tcPr>
+          <w:p>
+            <w:pPr>
+              <w:spacing w:after="0" w:line="245" w:lineRule="auto"/>
+              <w:jc w:val="center"/>
+            </w:pPr>
+            <w:r>
+              <w:rPr>
+                <w:rFonts w:ascii="STHeiti" w:hAnsi="STHeiti" w:eastAsia="STHeiti"/>
+                <w:b/>
+                <w:color w:val="FFFFFF"/>
+                <w:sz w:val="18"/>
+              </w:rPr>
+              <w:t>当前章节</w:t>
+            </w:r>
+            <w:r>
+              <w:rPr>
+                <w:rFonts w:ascii="STHeiti" w:hAnsi="STHeiti" w:eastAsia="STHeiti"/>
+                <w:b w:val="0"/>
+                <w:color w:val="FFFFFF"/>
+                <w:sz w:val="17"/>
+              </w:rPr>
+              <w:t xml:space="preserve">  |  本次生成与修改的重点</w:t>
+            </w:r>
+          </w:p>
+        </w:tc>
+      </w:tr>
+      <w:tr>
+        <w:trPr>
+          <w:cantSplit/>
+        </w:trPr>
+        <w:tc>
+          <w:tcPr>
+            <w:tcW w:type="dxa" w:w="9792"/>
+            <w:vAlign w:val="center"/>
+            <w:shd w:fill="FFFFFF"/>
+            <w:tcMar>
+              <w:top w:w="65" w:type="dxa"/>
+              <w:start w:w="110" w:type="dxa"/>
+              <w:bottom w:w="65" w:type="dxa"/>
+              <w:end w:w="110" w:type="dxa"/>
+            </w:tcMar>
+          </w:tcPr>
+          <w:p>
+            <w:pPr>
+              <w:spacing w:after="0" w:line="245" w:lineRule="auto"/>
+              <w:jc w:val="center"/>
+            </w:pPr>
+            <w:r>
+              <w:rPr>
+                <w:rFonts w:ascii="STHeiti" w:hAnsi="STHeiti" w:eastAsia="STHeiti"/>
+                <w:b/>
+                <w:color w:val="4E3D68"/>
+                <w:sz w:val="18"/>
+              </w:rPr>
+              <w:t>后面已写章节 / 尚未写章节</w:t>
+            </w:r>
+            <w:r>
+              <w:rPr>
+                <w:rFonts w:ascii="STHeiti" w:hAnsi="STHeiti" w:eastAsia="STHeiti"/>
+                <w:b w:val="0"/>
+                <w:color w:val="34323A"/>
+                <w:sz w:val="17"/>
+              </w:rPr>
+              <w:t xml:space="preserve">  |  已写内容供衔接参考；未写章节只作边界提示</w:t>
+            </w:r>
+          </w:p>
+        </w:tc>
+      </w:tr>
+      <w:tr>
+        <w:trPr>
+          <w:cantSplit/>
+        </w:trPr>
+        <w:tc>
+          <w:tcPr>
+            <w:tcW w:type="dxa" w:w="9792"/>
+            <w:vAlign w:val="center"/>
+            <w:shd w:fill="F7F5F9"/>
+            <w:tcMar>
+              <w:top w:w="65" w:type="dxa"/>
+              <w:start w:w="110" w:type="dxa"/>
+              <w:bottom w:w="65" w:type="dxa"/>
+              <w:end w:w="110" w:type="dxa"/>
+            </w:tcMar>
+          </w:tcPr>
+          <w:p>
+            <w:pPr>
+              <w:spacing w:after="0" w:line="245" w:lineRule="auto"/>
+              <w:jc w:val="center"/>
+            </w:pPr>
+            <w:r>
+              <w:rPr>
+                <w:rFonts w:ascii="STHeiti" w:hAnsi="STHeiti" w:eastAsia="STHeiti"/>
+                <w:b/>
+                <w:color w:val="4E3D68"/>
+                <w:sz w:val="18"/>
+              </w:rPr>
+              <w:t>本章可用资料与已绑定文献</w:t>
+            </w:r>
+            <w:r>
+              <w:rPr>
+                <w:rFonts w:ascii="STHeiti" w:hAnsi="STHeiti" w:eastAsia="STHeiti"/>
+                <w:b w:val="0"/>
+                <w:color w:val="34323A"/>
+                <w:sz w:val="17"/>
+              </w:rPr>
+              <w:t xml:space="preserve">  |  按章节挑选，不会把整个资料库都塞进正文</w:t>
+            </w:r>
+          </w:p>
+        </w:tc>
+      </w:tr>
+    </w:tbl>
+    <w:p>
+      <w:pPr>
+        <w:spacing w:line="274" w:lineRule="auto" w:after="40"/>
+      </w:pPr>
+    </w:p>
+    <w:p>
+      <w:pPr>
+        <w:spacing w:after="80" w:line="274" w:lineRule="auto"/>
+      </w:pPr>
+      <w:r>
+        <w:rPr>
+          <w:rFonts w:ascii="STHeiti" w:hAnsi="STHeiti" w:eastAsia="STHeiti"/>
+          <w:b w:val="0"/>
+          <w:color w:val="34323A"/>
+          <w:sz w:val="20"/>
+        </w:rPr>
+        <w:t>这些信息共同组成当前章节的写作上下文。已写章节会根据完整章节正文生成精简记忆，后续写作使用摘要；并不是每次把所有旧正文全文重新发送。这样可以降低遗忘、重复和前后不一致的风险，但仍需作者检查。</w:t>
       </w:r>
     </w:p>
     <w:p>
       <w:pPr>
-        <w:keepLines/>
-        <w:ind w:left="283" w:hanging="227"/>
+        <w:pStyle w:val="Heading3"/>
+        <w:keepNext/>
       </w:pPr>
       <w:r>
         <w:rPr>
-          <w:rFonts w:ascii="Arial" w:hAnsi="Arial" w:eastAsia="Hiragino Sans GB"/>
-          <w:color w:val="25313B"/>
-          <w:sz w:val="20"/>
+          <w:rFonts w:ascii="STHeiti" w:hAnsi="STHeiti" w:eastAsia="STHeiti"/>
+          <w:b/>
+          <w:color w:val="34323A"/>
+          <w:sz w:val="22"/>
         </w:rPr>
-        <w:t>- 证据项记录主张、原文引句和分块位置。系统只保留可在对应来源分块中找到的引句；仍请作者查看原文核验上下文与解释。</w:t>
+        <w:t>修改已经写过的章节</w:t>
       </w:r>
     </w:p>
     <w:p>
       <w:pPr>
-        <w:keepLines/>
-        <w:ind w:left="283" w:hanging="227"/>
+        <w:spacing w:after="60" w:line="269" w:lineRule="auto"/>
+        <w:ind w:left="360" w:hanging="360"/>
       </w:pPr>
       <w:r>
         <w:rPr>
-          <w:rFonts w:ascii="Arial" w:hAnsi="Arial" w:eastAsia="Hiragino Sans GB"/>
-          <w:color w:val="25313B"/>
-          <w:sz w:val="20"/>
+          <w:rFonts w:ascii="STHeiti" w:hAnsi="STHeiti" w:eastAsia="STHeiti"/>
+          <w:b/>
+          <w:color w:val="665184"/>
+          <w:sz w:val="19"/>
         </w:rPr>
-        <w:t>- 正文只会检索当前章节已绑定文献中的相关证据，并按中文或英文相关术语排序；未绑定的文献不会成为该章节的证据来源。绑定并不证明引文结论正确。</w:t>
+        <w:t xml:space="preserve">1. </w:t>
+      </w:r>
+      <w:r>
+        <w:rPr>
+          <w:rFonts w:ascii="STHeiti" w:hAnsi="STHeiti" w:eastAsia="STHeiti"/>
+          <w:b w:val="0"/>
+          <w:color w:val="34323A"/>
+          <w:sz w:val="19"/>
+        </w:rPr>
+        <w:t>回到要修改的章节并编辑正文。只修改需要调整的部分。</w:t>
       </w:r>
     </w:p>
     <w:p>
       <w:pPr>
-        <w:keepLines/>
-        <w:ind w:left="283" w:hanging="227"/>
+        <w:spacing w:after="60" w:line="269" w:lineRule="auto"/>
+        <w:ind w:left="360" w:hanging="360"/>
       </w:pPr>
       <w:r>
         <w:rPr>
-          <w:rFonts w:ascii="Arial" w:hAnsi="Arial" w:eastAsia="Hiragino Sans GB"/>
-          <w:color w:val="25313B"/>
-          <w:sz w:val="20"/>
+          <w:rFonts w:ascii="STHeiti" w:hAnsi="STHeiti" w:eastAsia="STHeiti"/>
+          <w:b/>
+          <w:color w:val="665184"/>
+          <w:sz w:val="19"/>
         </w:rPr>
-        <w:t>- 旧文献记录继续显示。存在原始来源文件时可重新分析；分析失败时保留已有档案和证据。没有原始文件的旧记录不能从索引恢复全文。</w:t>
+        <w:t xml:space="preserve">2. </w:t>
+      </w:r>
+      <w:r>
+        <w:rPr>
+          <w:rFonts w:ascii="STHeiti" w:hAnsi="STHeiti" w:eastAsia="STHeiti"/>
+          <w:b w:val="0"/>
+          <w:color w:val="34323A"/>
+          <w:sz w:val="19"/>
+        </w:rPr>
+        <w:t>点击「手动保存并凝练记忆」。正文先保存，然后系统尝试用修改后的完整章节重建记忆。</w:t>
       </w:r>
     </w:p>
     <w:p>
       <w:pPr>
-        <w:keepLines/>
-        <w:ind w:left="283" w:hanging="227"/>
+        <w:spacing w:after="60" w:line="269" w:lineRule="auto"/>
+        <w:ind w:left="360" w:hanging="360"/>
       </w:pPr>
       <w:r>
         <w:rPr>
-          <w:rFonts w:ascii="Arial" w:hAnsi="Arial" w:eastAsia="Hiragino Sans GB"/>
-          <w:color w:val="25313B"/>
+          <w:rFonts w:ascii="STHeiti" w:hAnsi="STHeiti" w:eastAsia="STHeiti"/>
+          <w:b/>
+          <w:color w:val="665184"/>
+          <w:sz w:val="19"/>
+        </w:rPr>
+        <w:t xml:space="preserve">3. </w:t>
+      </w:r>
+      <w:r>
+        <w:rPr>
+          <w:rFonts w:ascii="STHeiti" w:hAnsi="STHeiti" w:eastAsia="STHeiti"/>
+          <w:b w:val="0"/>
+          <w:color w:val="34323A"/>
+          <w:sz w:val="19"/>
+        </w:rPr>
+        <w:t>确认页面提示。成功后后续章节可使用新记忆；失败时旧记忆保留，可以保存重试。</w:t>
+      </w:r>
+    </w:p>
+    <w:tbl>
+      <w:tblPr>
+        <w:tblW w:type="auto" w:w="0"/>
+        <w:jc w:val="center"/>
+        <w:tblLayout w:type="fixed"/>
+        <w:tblLook w:firstColumn="1" w:firstRow="1" w:lastColumn="0" w:lastRow="0" w:noHBand="0" w:noVBand="1" w:val="04A0"/>
+        <w:tblBorders>
+          <w:top w:val="single" w:sz="4" w:color="DDD7E6"/>
+          <w:left w:val="single" w:sz="4" w:color="DDD7E6"/>
+          <w:bottom w:val="single" w:sz="4" w:color="DDD7E6"/>
+          <w:right w:val="single" w:sz="4" w:color="DDD7E6"/>
+          <w:insideH w:val="single" w:sz="4" w:color="DDD7E6"/>
+          <w:insideV w:val="single" w:sz="4" w:color="DDD7E6"/>
+        </w:tblBorders>
+      </w:tblPr>
+      <w:tblGrid>
+        <w:gridCol w:w="9792"/>
+      </w:tblGrid>
+      <w:tr>
+        <w:trPr>
+          <w:cantSplit/>
+        </w:trPr>
+        <w:tc>
+          <w:tcPr>
+            <w:tcW w:type="dxa" w:w="9792"/>
+            <w:shd w:fill="F2EEF7"/>
+            <w:tcMar>
+              <w:top w:w="110" w:type="dxa"/>
+              <w:start w:w="145" w:type="dxa"/>
+              <w:bottom w:w="110" w:type="dxa"/>
+              <w:end w:w="145" w:type="dxa"/>
+            </w:tcMar>
+            <w:vAlign w:val="center"/>
+          </w:tcPr>
+          <w:p>
+            <w:pPr>
+              <w:spacing w:after="0" w:line="264" w:lineRule="auto"/>
+            </w:pPr>
+            <w:r>
+              <w:rPr>
+                <w:rFonts w:ascii="STHeiti" w:hAnsi="STHeiti" w:eastAsia="STHeiti"/>
+                <w:b/>
+                <w:color w:val="665184"/>
+                <w:sz w:val="19"/>
+              </w:rPr>
+              <w:t xml:space="preserve">不会自动发生的事  </w:t>
+            </w:r>
+            <w:r>
+              <w:rPr>
+                <w:rFonts w:ascii="STHeiti" w:hAnsi="STHeiti" w:eastAsia="STHeiti"/>
+                <w:b w:val="0"/>
+                <w:color w:val="34323A"/>
+                <w:sz w:val="19"/>
+              </w:rPr>
+              <w:t>其他已写章节不会因为记忆更新而自动改写。若需要同步，请逐章检查和编辑。</w:t>
+            </w:r>
+          </w:p>
+        </w:tc>
+      </w:tr>
+    </w:tbl>
+    <w:p>
+      <w:pPr>
+        <w:spacing w:line="274" w:lineRule="auto" w:after="40"/>
+      </w:pPr>
+    </w:p>
+    <w:p>
+      <w:pPr>
+        <w:pStyle w:val="Heading2"/>
+        <w:keepNext/>
+      </w:pPr>
+      <w:r>
+        <w:rPr>
+          <w:rFonts w:ascii="STHeiti" w:hAnsi="STHeiti" w:eastAsia="STHeiti"/>
+          <w:b/>
+          <w:color w:val="665184"/>
+          <w:sz w:val="26"/>
+        </w:rPr>
+        <w:t>5. 单章写作和批量写作</w:t>
+      </w:r>
+    </w:p>
+    <w:tbl>
+      <w:tblPr>
+        <w:tblW w:type="auto" w:w="0"/>
+        <w:jc w:val="center"/>
+        <w:tblLayout w:type="fixed"/>
+        <w:tblLook w:firstColumn="1" w:firstRow="1" w:lastColumn="0" w:lastRow="0" w:noHBand="0" w:noVBand="1" w:val="04A0"/>
+        <w:tblBorders>
+          <w:top w:val="single" w:sz="4" w:color="DDD7E6"/>
+          <w:left w:val="single" w:sz="4" w:color="DDD7E6"/>
+          <w:bottom w:val="single" w:sz="4" w:color="DDD7E6"/>
+          <w:right w:val="single" w:sz="4" w:color="DDD7E6"/>
+          <w:insideH w:val="single" w:sz="4" w:color="DDD7E6"/>
+          <w:insideV w:val="single" w:sz="4" w:color="DDD7E6"/>
+        </w:tblBorders>
+      </w:tblPr>
+      <w:tblGrid>
+        <w:gridCol w:w="3231"/>
+        <w:gridCol w:w="6561"/>
+      </w:tblGrid>
+      <w:tr>
+        <w:trPr>
+          <w:cantSplit/>
+        </w:trPr>
+        <w:tc>
+          <w:tcPr>
+            <w:tcW w:type="dxa" w:w="3231"/>
+            <w:shd w:fill="665184"/>
+            <w:tcMar>
+              <w:top w:w="80" w:type="dxa"/>
+              <w:start w:w="90" w:type="dxa"/>
+              <w:bottom w:w="80" w:type="dxa"/>
+              <w:end w:w="90" w:type="dxa"/>
+            </w:tcMar>
+          </w:tcPr>
+          <w:p>
+            <w:pPr>
+              <w:spacing w:after="0" w:line="250" w:lineRule="auto"/>
+            </w:pPr>
+            <w:r>
+              <w:rPr>
+                <w:rFonts w:ascii="STHeiti" w:hAnsi="STHeiti" w:eastAsia="STHeiti"/>
+                <w:b/>
+                <w:color w:val="FFFFFF"/>
+                <w:sz w:val="17"/>
+              </w:rPr>
+              <w:t>方式</w:t>
+            </w:r>
+          </w:p>
+        </w:tc>
+        <w:tc>
+          <w:tcPr>
+            <w:tcW w:type="dxa" w:w="6561"/>
+            <w:shd w:fill="665184"/>
+            <w:tcMar>
+              <w:top w:w="80" w:type="dxa"/>
+              <w:start w:w="90" w:type="dxa"/>
+              <w:bottom w:w="80" w:type="dxa"/>
+              <w:end w:w="90" w:type="dxa"/>
+            </w:tcMar>
+          </w:tcPr>
+          <w:p>
+            <w:pPr>
+              <w:spacing w:after="0" w:line="250" w:lineRule="auto"/>
+            </w:pPr>
+            <w:r>
+              <w:rPr>
+                <w:rFonts w:ascii="STHeiti" w:hAnsi="STHeiti" w:eastAsia="STHeiti"/>
+                <w:b/>
+                <w:color w:val="FFFFFF"/>
+                <w:sz w:val="17"/>
+              </w:rPr>
+              <w:t>适合什么时候</w:t>
+            </w:r>
+          </w:p>
+        </w:tc>
+      </w:tr>
+      <w:tr>
+        <w:trPr>
+          <w:cantSplit/>
+        </w:trPr>
+        <w:tc>
+          <w:tcPr>
+            <w:tcW w:type="dxa" w:w="3231"/>
+            <w:shd w:fill="FFFFFF"/>
+            <w:tcMar>
+              <w:top w:w="76" w:type="dxa"/>
+              <w:start w:w="90" w:type="dxa"/>
+              <w:bottom w:w="76" w:type="dxa"/>
+              <w:end w:w="90" w:type="dxa"/>
+            </w:tcMar>
+            <w:vAlign w:val="center"/>
+          </w:tcPr>
+          <w:p>
+            <w:pPr>
+              <w:spacing w:after="0" w:line="250" w:lineRule="auto"/>
+            </w:pPr>
+            <w:r>
+              <w:rPr>
+                <w:rFonts w:ascii="STHeiti" w:hAnsi="STHeiti" w:eastAsia="STHeiti"/>
+                <w:b/>
+                <w:color w:val="34323A"/>
+                <w:sz w:val="17"/>
+              </w:rPr>
+              <w:t>单章生成</w:t>
+            </w:r>
+          </w:p>
+        </w:tc>
+        <w:tc>
+          <w:tcPr>
+            <w:tcW w:type="dxa" w:w="6561"/>
+            <w:shd w:fill="FFFFFF"/>
+            <w:tcMar>
+              <w:top w:w="76" w:type="dxa"/>
+              <w:start w:w="90" w:type="dxa"/>
+              <w:bottom w:w="76" w:type="dxa"/>
+              <w:end w:w="90" w:type="dxa"/>
+            </w:tcMar>
+            <w:vAlign w:val="center"/>
+          </w:tcPr>
+          <w:p>
+            <w:pPr>
+              <w:spacing w:after="0" w:line="250" w:lineRule="auto"/>
+            </w:pPr>
+            <w:r>
+              <w:rPr>
+                <w:rFonts w:ascii="STHeiti" w:hAnsi="STHeiti" w:eastAsia="STHeiti"/>
+                <w:b w:val="0"/>
+                <w:color w:val="34323A"/>
+                <w:sz w:val="17"/>
+              </w:rPr>
+              <w:t>第一次试用、重视逐章检查，或只想修改某个章节。</w:t>
+            </w:r>
+          </w:p>
+        </w:tc>
+      </w:tr>
+      <w:tr>
+        <w:trPr>
+          <w:cantSplit/>
+        </w:trPr>
+        <w:tc>
+          <w:tcPr>
+            <w:tcW w:type="dxa" w:w="3231"/>
+            <w:shd w:fill="F7F5F9"/>
+            <w:tcMar>
+              <w:top w:w="76" w:type="dxa"/>
+              <w:start w:w="90" w:type="dxa"/>
+              <w:bottom w:w="76" w:type="dxa"/>
+              <w:end w:w="90" w:type="dxa"/>
+            </w:tcMar>
+            <w:vAlign w:val="center"/>
+          </w:tcPr>
+          <w:p>
+            <w:pPr>
+              <w:spacing w:after="0" w:line="250" w:lineRule="auto"/>
+            </w:pPr>
+            <w:r>
+              <w:rPr>
+                <w:rFonts w:ascii="STHeiti" w:hAnsi="STHeiti" w:eastAsia="STHeiti"/>
+                <w:b/>
+                <w:color w:val="34323A"/>
+                <w:sz w:val="17"/>
+              </w:rPr>
+              <w:t>批量生成</w:t>
+            </w:r>
+          </w:p>
+        </w:tc>
+        <w:tc>
+          <w:tcPr>
+            <w:tcW w:type="dxa" w:w="6561"/>
+            <w:shd w:fill="F7F5F9"/>
+            <w:tcMar>
+              <w:top w:w="76" w:type="dxa"/>
+              <w:start w:w="90" w:type="dxa"/>
+              <w:bottom w:w="76" w:type="dxa"/>
+              <w:end w:w="90" w:type="dxa"/>
+            </w:tcMar>
+            <w:vAlign w:val="center"/>
+          </w:tcPr>
+          <w:p>
+            <w:pPr>
+              <w:spacing w:after="0" w:line="250" w:lineRule="auto"/>
+            </w:pPr>
+            <w:r>
+              <w:rPr>
+                <w:rFonts w:ascii="STHeiti" w:hAnsi="STHeiti" w:eastAsia="STHeiti"/>
+                <w:b w:val="0"/>
+                <w:color w:val="34323A"/>
+                <w:sz w:val="17"/>
+              </w:rPr>
+              <w:t>大纲已经清楚，想先得到完整初稿再逐章修改。</w:t>
+            </w:r>
+          </w:p>
+        </w:tc>
+      </w:tr>
+    </w:tbl>
+    <w:p>
+      <w:pPr>
+        <w:spacing w:line="274" w:lineRule="auto" w:after="40"/>
+      </w:pPr>
+    </w:p>
+    <w:p>
+      <w:pPr>
+        <w:spacing w:after="80" w:line="274" w:lineRule="auto"/>
+      </w:pPr>
+      <w:r>
+        <w:rPr>
+          <w:rFonts w:ascii="STHeiti" w:hAnsi="STHeiti" w:eastAsia="STHeiti"/>
+          <w:b w:val="0"/>
+          <w:color w:val="34323A"/>
           <w:sz w:val="20"/>
         </w:rPr>
-        <w:t>- 清空文献记录与删除原始文件是两个选择。只有明确勾选同时删除文献原件时，应用才尝试删除 raw_files/ 中受管理的文件，并报告失败数量。</w:t>
+        <w:t>建议第一次先写一章。批量完成后仍可回到任意章节编辑、保存并更新记忆；请检查内容是否重复、遗漏或与其他章节不一致。</w:t>
       </w:r>
     </w:p>
     <w:p>
       <w:pPr>
-        <w:pStyle w:val="Heading1"/>
+        <w:pStyle w:val="Heading2"/>
         <w:keepNext/>
       </w:pPr>
       <w:r>
         <w:rPr>
-          <w:rFonts w:ascii="Arial" w:hAnsi="Arial" w:eastAsia="Hiragino Sans GB"/>
+          <w:rFonts w:ascii="STHeiti" w:hAnsi="STHeiti" w:eastAsia="STHeiti"/>
           <w:b/>
-          <w:color w:val="454B7C"/>
-          <w:sz w:val="30"/>
+          <w:color w:val="665184"/>
+          <w:sz w:val="26"/>
         </w:rPr>
-        <w:t>六、逻辑大纲、章节记忆与上下文三明治</w:t>
+        <w:t>6. 图表、图片和 AIGC 辅助</w:t>
       </w:r>
     </w:p>
     <w:p>
       <w:pPr>
-        <w:keepLines/>
+        <w:pStyle w:val="Heading3"/>
+        <w:keepNext/>
       </w:pPr>
       <w:r>
         <w:rPr>
-          <w:rFonts w:ascii="Arial" w:hAnsi="Arial" w:eastAsia="Hiragino Sans GB"/>
-          <w:color w:val="25313B"/>
-          <w:sz w:val="20"/>
+          <w:rFonts w:ascii="STHeiti" w:hAnsi="STHeiti" w:eastAsia="STHeiti"/>
+          <w:b/>
+          <w:color w:val="34323A"/>
+          <w:sz w:val="22"/>
         </w:rPr>
-        <w:t>章节生成会组合全局课题、大纲、上游上下文、当前章节、下游已写内容或未写边界、启用的研究事实、绑定文献证据和写作要求。</w:t>
+        <w:t>图表与图片</w:t>
       </w:r>
     </w:p>
     <w:p>
       <w:pPr>
-        <w:keepLines/>
-        <w:ind w:left="283" w:hanging="227"/>
+        <w:spacing w:after="60" w:line="269" w:lineRule="auto"/>
+        <w:ind w:left="288" w:hanging="202"/>
       </w:pPr>
       <w:r>
         <w:rPr>
-          <w:rFonts w:ascii="Arial" w:hAnsi="Arial" w:eastAsia="Hiragino Sans GB"/>
-          <w:color w:val="25313B"/>
-          <w:sz w:val="20"/>
+          <w:rFonts w:ascii="STHeiti" w:hAnsi="STHeiti" w:eastAsia="STHeiti"/>
+          <w:b/>
+          <w:color w:val="665184"/>
+          <w:sz w:val="19"/>
         </w:rPr>
-        <w:t>- 已写章节的完整正文会按顺序分块提取记忆，再合并为较短摘要；后续生成使用压缩记忆，不会每次把所有历史正文全文发送给模型。</w:t>
+        <w:t xml:space="preserve">• </w:t>
+      </w:r>
+      <w:r>
+        <w:rPr>
+          <w:rFonts w:ascii="STHeiti" w:hAnsi="STHeiti" w:eastAsia="STHeiti"/>
+          <w:b w:val="0"/>
+          <w:color w:val="34323A"/>
+          <w:sz w:val="19"/>
+        </w:rPr>
+        <w:t>图表应使用你提供或核实的数据。没有数据时不会把虚构数字当成研究结果；只有你明确要求示意图时才会使用示意数据。</w:t>
       </w:r>
     </w:p>
     <w:p>
       <w:pPr>
-        <w:keepLines/>
-        <w:ind w:left="283" w:hanging="227"/>
+        <w:spacing w:after="60" w:line="269" w:lineRule="auto"/>
+        <w:ind w:left="288" w:hanging="202"/>
       </w:pPr>
       <w:r>
         <w:rPr>
-          <w:rFonts w:ascii="Arial" w:hAnsi="Arial" w:eastAsia="Hiragino Sans GB"/>
-          <w:color w:val="25313B"/>
-          <w:sz w:val="20"/>
+          <w:rFonts w:ascii="STHeiti" w:hAnsi="STHeiti" w:eastAsia="STHeiti"/>
+          <w:b/>
+          <w:color w:val="665184"/>
+          <w:sz w:val="19"/>
         </w:rPr>
-        <w:t>- 当前章节是生成重点。下游已写内容用于辅助检查前后一致；下游未写章节只提供边界提示，不应提前展开为当前章节正文。</w:t>
+        <w:t xml:space="preserve">• </w:t>
+      </w:r>
+      <w:r>
+        <w:rPr>
+          <w:rFonts w:ascii="STHeiti" w:hAnsi="STHeiti" w:eastAsia="STHeiti"/>
+          <w:b w:val="0"/>
+          <w:color w:val="34323A"/>
+          <w:sz w:val="19"/>
+        </w:rPr>
+        <w:t>可在相关章节附加自己的图片，并检查说明、位置和清晰度。</w:t>
       </w:r>
     </w:p>
     <w:p>
       <w:pPr>
-        <w:keepLines/>
-        <w:ind w:left="283" w:hanging="227"/>
+        <w:pStyle w:val="Heading3"/>
+        <w:keepNext/>
       </w:pPr>
       <w:r>
         <w:rPr>
-          <w:rFonts w:ascii="Arial" w:hAnsi="Arial" w:eastAsia="Hiragino Sans GB"/>
-          <w:color w:val="25313B"/>
-          <w:sz w:val="20"/>
+          <w:rFonts w:ascii="STHeiti" w:hAnsi="STHeiti" w:eastAsia="STHeiti"/>
+          <w:b/>
+          <w:color w:val="34323A"/>
+          <w:sz w:val="22"/>
         </w:rPr>
-        <w:t>- 摘要压缩与模型生成都可能遗漏或误读信息。请核对关键数字、定义、方法、结果和限制；Context Sandwich 旨在降低重复和不一致风险，不保证绝不遗忘或绝对一致。</w:t>
+        <w:t>AIGC 检测与改写</w:t>
       </w:r>
     </w:p>
     <w:p>
       <w:pPr>
-        <w:keepLines/>
-        <w:ind w:left="283" w:hanging="227"/>
+        <w:spacing w:after="80" w:line="274" w:lineRule="auto"/>
       </w:pPr>
       <w:r>
         <w:rPr>
-          <w:rFonts w:ascii="Arial" w:hAnsi="Arial" w:eastAsia="Hiragino Sans GB"/>
-          <w:color w:val="25313B"/>
+          <w:rFonts w:ascii="STHeiti" w:hAnsi="STHeiti" w:eastAsia="STHeiti"/>
+          <w:b w:val="0"/>
+          <w:color w:val="34323A"/>
           <w:sz w:val="20"/>
         </w:rPr>
-        <w:t>- 章节重新生成成功后会以新正文重建相应记忆；若记忆构建失败，已有有效记忆不会被半成品替换。</w:t>
+        <w:t>检测结果是辅助参考，不是具有统计学保证的机器结论，也不能单独证明文字由谁撰写。改写后请核对事实、数字、术语、引用和研究含义。</w:t>
+      </w:r>
+    </w:p>
+    <w:tbl>
+      <w:tblPr>
+        <w:tblW w:type="auto" w:w="0"/>
+        <w:jc w:val="center"/>
+        <w:tblLayout w:type="fixed"/>
+        <w:tblLook w:firstColumn="1" w:firstRow="1" w:lastColumn="0" w:lastRow="0" w:noHBand="0" w:noVBand="1" w:val="04A0"/>
+        <w:tblBorders>
+          <w:top w:val="single" w:sz="4" w:color="DDD7E6"/>
+          <w:left w:val="single" w:sz="4" w:color="DDD7E6"/>
+          <w:bottom w:val="single" w:sz="4" w:color="DDD7E6"/>
+          <w:right w:val="single" w:sz="4" w:color="DDD7E6"/>
+          <w:insideH w:val="single" w:sz="4" w:color="DDD7E6"/>
+          <w:insideV w:val="single" w:sz="4" w:color="DDD7E6"/>
+        </w:tblBorders>
+      </w:tblPr>
+      <w:tblGrid>
+        <w:gridCol w:w="9792"/>
+      </w:tblGrid>
+      <w:tr>
+        <w:trPr>
+          <w:cantSplit/>
+        </w:trPr>
+        <w:tc>
+          <w:tcPr>
+            <w:tcW w:type="dxa" w:w="9792"/>
+            <w:shd w:fill="F2EEF7"/>
+            <w:tcMar>
+              <w:top w:w="110" w:type="dxa"/>
+              <w:start w:w="145" w:type="dxa"/>
+              <w:bottom w:w="110" w:type="dxa"/>
+              <w:end w:w="145" w:type="dxa"/>
+            </w:tcMar>
+            <w:vAlign w:val="center"/>
+          </w:tcPr>
+          <w:p>
+            <w:pPr>
+              <w:spacing w:after="0" w:line="264" w:lineRule="auto"/>
+            </w:pPr>
+            <w:r>
+              <w:rPr>
+                <w:rFonts w:ascii="STHeiti" w:hAnsi="STHeiti" w:eastAsia="STHeiti"/>
+                <w:b/>
+                <w:color w:val="665184"/>
+                <w:sz w:val="19"/>
+              </w:rPr>
+              <w:t xml:space="preserve">学术责任  </w:t>
+            </w:r>
+            <w:r>
+              <w:rPr>
+                <w:rFonts w:ascii="STHeiti" w:hAnsi="STHeiti" w:eastAsia="STHeiti"/>
+                <w:b w:val="0"/>
+                <w:color w:val="34323A"/>
+                <w:sz w:val="19"/>
+              </w:rPr>
+              <w:t>不要为了追求较低的检测分数而改变研究事实或隐去必要引用。最终内容由作者负责。</w:t>
+            </w:r>
+          </w:p>
+        </w:tc>
+      </w:tr>
+    </w:tbl>
+    <w:p>
+      <w:pPr>
+        <w:spacing w:line="274" w:lineRule="auto" w:after="40"/>
+      </w:pPr>
+    </w:p>
+    <w:p>
+      <w:pPr>
+        <w:pStyle w:val="Heading2"/>
+        <w:keepNext/>
+      </w:pPr>
+      <w:r>
+        <w:rPr>
+          <w:rFonts w:ascii="STHeiti" w:hAnsi="STHeiti" w:eastAsia="STHeiti"/>
+          <w:b/>
+          <w:color w:val="665184"/>
+          <w:sz w:val="26"/>
+        </w:rPr>
+        <w:t>7. 让论文自动套用排版格式</w:t>
       </w:r>
     </w:p>
     <w:p>
       <w:pPr>
-        <w:pStyle w:val="Heading1"/>
+        <w:spacing w:after="80" w:line="274" w:lineRule="auto"/>
+      </w:pPr>
+      <w:r>
+        <w:rPr>
+          <w:rFonts w:ascii="STHeiti" w:hAnsi="STHeiti" w:eastAsia="STHeiti"/>
+          <w:b w:val="0"/>
+          <w:color w:val="34323A"/>
+          <w:sz w:val="20"/>
+        </w:rPr>
+        <w:t>在 Word 导出区域选择排版预设。学校格式差异较大，导出后仍需对照学校最新要求检查。</w:t>
+      </w:r>
+    </w:p>
+    <w:tbl>
+      <w:tblPr>
+        <w:tblW w:type="auto" w:w="0"/>
+        <w:jc w:val="center"/>
+        <w:tblLayout w:type="fixed"/>
+        <w:tblLook w:firstColumn="1" w:firstRow="1" w:lastColumn="0" w:lastRow="0" w:noHBand="0" w:noVBand="1" w:val="04A0"/>
+        <w:tblBorders>
+          <w:top w:val="single" w:sz="4" w:color="DDD7E6"/>
+          <w:left w:val="single" w:sz="4" w:color="DDD7E6"/>
+          <w:bottom w:val="single" w:sz="4" w:color="DDD7E6"/>
+          <w:right w:val="single" w:sz="4" w:color="DDD7E6"/>
+          <w:insideH w:val="single" w:sz="4" w:color="DDD7E6"/>
+          <w:insideV w:val="single" w:sz="4" w:color="DDD7E6"/>
+        </w:tblBorders>
+      </w:tblPr>
+      <w:tblGrid>
+        <w:gridCol w:w="3231"/>
+        <w:gridCol w:w="6561"/>
+      </w:tblGrid>
+      <w:tr>
+        <w:trPr>
+          <w:cantSplit/>
+        </w:trPr>
+        <w:tc>
+          <w:tcPr>
+            <w:tcW w:type="dxa" w:w="3231"/>
+            <w:shd w:fill="665184"/>
+            <w:tcMar>
+              <w:top w:w="80" w:type="dxa"/>
+              <w:start w:w="90" w:type="dxa"/>
+              <w:bottom w:w="80" w:type="dxa"/>
+              <w:end w:w="90" w:type="dxa"/>
+            </w:tcMar>
+          </w:tcPr>
+          <w:p>
+            <w:pPr>
+              <w:spacing w:after="0" w:line="250" w:lineRule="auto"/>
+            </w:pPr>
+            <w:r>
+              <w:rPr>
+                <w:rFonts w:ascii="STHeiti" w:hAnsi="STHeiti" w:eastAsia="STHeiti"/>
+                <w:b/>
+                <w:color w:val="FFFFFF"/>
+                <w:sz w:val="17"/>
+              </w:rPr>
+              <w:t>预设</w:t>
+            </w:r>
+          </w:p>
+        </w:tc>
+        <w:tc>
+          <w:tcPr>
+            <w:tcW w:type="dxa" w:w="6561"/>
+            <w:shd w:fill="665184"/>
+            <w:tcMar>
+              <w:top w:w="80" w:type="dxa"/>
+              <w:start w:w="90" w:type="dxa"/>
+              <w:bottom w:w="80" w:type="dxa"/>
+              <w:end w:w="90" w:type="dxa"/>
+            </w:tcMar>
+          </w:tcPr>
+          <w:p>
+            <w:pPr>
+              <w:spacing w:after="0" w:line="250" w:lineRule="auto"/>
+            </w:pPr>
+            <w:r>
+              <w:rPr>
+                <w:rFonts w:ascii="STHeiti" w:hAnsi="STHeiti" w:eastAsia="STHeiti"/>
+                <w:b/>
+                <w:color w:val="FFFFFF"/>
+                <w:sz w:val="17"/>
+              </w:rPr>
+              <w:t>简单理解</w:t>
+            </w:r>
+          </w:p>
+        </w:tc>
+      </w:tr>
+      <w:tr>
+        <w:trPr>
+          <w:cantSplit/>
+        </w:trPr>
+        <w:tc>
+          <w:tcPr>
+            <w:tcW w:type="dxa" w:w="3231"/>
+            <w:shd w:fill="FFFFFF"/>
+            <w:tcMar>
+              <w:top w:w="76" w:type="dxa"/>
+              <w:start w:w="90" w:type="dxa"/>
+              <w:bottom w:w="76" w:type="dxa"/>
+              <w:end w:w="90" w:type="dxa"/>
+            </w:tcMar>
+            <w:vAlign w:val="center"/>
+          </w:tcPr>
+          <w:p>
+            <w:pPr>
+              <w:spacing w:after="0" w:line="250" w:lineRule="auto"/>
+            </w:pPr>
+            <w:r>
+              <w:rPr>
+                <w:rFonts w:ascii="STHeiti" w:hAnsi="STHeiti" w:eastAsia="STHeiti"/>
+                <w:b/>
+                <w:color w:val="34323A"/>
+                <w:sz w:val="17"/>
+              </w:rPr>
+              <w:t>General Academic</w:t>
+            </w:r>
+          </w:p>
+        </w:tc>
+        <w:tc>
+          <w:tcPr>
+            <w:tcW w:type="dxa" w:w="6561"/>
+            <w:shd w:fill="FFFFFF"/>
+            <w:tcMar>
+              <w:top w:w="76" w:type="dxa"/>
+              <w:start w:w="90" w:type="dxa"/>
+              <w:bottom w:w="76" w:type="dxa"/>
+              <w:end w:w="90" w:type="dxa"/>
+            </w:tcMar>
+            <w:vAlign w:val="center"/>
+          </w:tcPr>
+          <w:p>
+            <w:pPr>
+              <w:spacing w:after="0" w:line="250" w:lineRule="auto"/>
+            </w:pPr>
+            <w:r>
+              <w:rPr>
+                <w:rFonts w:ascii="STHeiti" w:hAnsi="STHeiti" w:eastAsia="STHeiti"/>
+                <w:b w:val="0"/>
+                <w:color w:val="34323A"/>
+                <w:sz w:val="17"/>
+              </w:rPr>
+              <w:t>通用学术版式，包含页码等常见元素，并使用三线表风格。</w:t>
+            </w:r>
+          </w:p>
+        </w:tc>
+      </w:tr>
+      <w:tr>
+        <w:trPr>
+          <w:cantSplit/>
+        </w:trPr>
+        <w:tc>
+          <w:tcPr>
+            <w:tcW w:type="dxa" w:w="3231"/>
+            <w:shd w:fill="F7F5F9"/>
+            <w:tcMar>
+              <w:top w:w="76" w:type="dxa"/>
+              <w:start w:w="90" w:type="dxa"/>
+              <w:bottom w:w="76" w:type="dxa"/>
+              <w:end w:w="90" w:type="dxa"/>
+            </w:tcMar>
+            <w:vAlign w:val="center"/>
+          </w:tcPr>
+          <w:p>
+            <w:pPr>
+              <w:spacing w:after="0" w:line="250" w:lineRule="auto"/>
+            </w:pPr>
+            <w:r>
+              <w:rPr>
+                <w:rFonts w:ascii="STHeiti" w:hAnsi="STHeiti" w:eastAsia="STHeiti"/>
+                <w:b/>
+                <w:color w:val="34323A"/>
+                <w:sz w:val="17"/>
+              </w:rPr>
+              <w:t>Legacy Compatible</w:t>
+            </w:r>
+          </w:p>
+        </w:tc>
+        <w:tc>
+          <w:tcPr>
+            <w:tcW w:type="dxa" w:w="6561"/>
+            <w:shd w:fill="F7F5F9"/>
+            <w:tcMar>
+              <w:top w:w="76" w:type="dxa"/>
+              <w:start w:w="90" w:type="dxa"/>
+              <w:bottom w:w="76" w:type="dxa"/>
+              <w:end w:w="90" w:type="dxa"/>
+            </w:tcMar>
+            <w:vAlign w:val="center"/>
+          </w:tcPr>
+          <w:p>
+            <w:pPr>
+              <w:spacing w:after="0" w:line="250" w:lineRule="auto"/>
+            </w:pPr>
+            <w:r>
+              <w:rPr>
+                <w:rFonts w:ascii="STHeiti" w:hAnsi="STHeiti" w:eastAsia="STHeiti"/>
+                <w:b w:val="0"/>
+                <w:color w:val="34323A"/>
+                <w:sz w:val="17"/>
+              </w:rPr>
+              <w:t>更接近旧版版式，采用传统网格表，默认不增加页码和编号标题。</w:t>
+            </w:r>
+          </w:p>
+        </w:tc>
+      </w:tr>
+    </w:tbl>
+    <w:p>
+      <w:pPr>
+        <w:spacing w:line="274" w:lineRule="auto" w:after="40"/>
+      </w:pPr>
+    </w:p>
+    <w:p>
+      <w:pPr>
+        <w:pStyle w:val="Heading3"/>
         <w:keepNext/>
       </w:pPr>
       <w:r>
         <w:rPr>
-          <w:rFonts w:ascii="Arial" w:hAnsi="Arial" w:eastAsia="Hiragino Sans GB"/>
+          <w:rFonts w:ascii="STHeiti" w:hAnsi="STHeiti" w:eastAsia="STHeiti"/>
           <w:b/>
-          <w:color w:val="454B7C"/>
-          <w:sz w:val="30"/>
+          <w:color w:val="34323A"/>
+          <w:sz w:val="22"/>
         </w:rPr>
-        <w:t>七、章节写作与批量工作台</w:t>
+        <w:t>学校格式文件与文字要求</w:t>
       </w:r>
     </w:p>
     <w:p>
       <w:pPr>
-        <w:keepLines/>
+        <w:spacing w:after="60" w:line="269" w:lineRule="auto"/>
+        <w:ind w:left="288" w:hanging="202"/>
       </w:pPr>
       <w:r>
         <w:rPr>
-          <w:rFonts w:ascii="Arial" w:hAnsi="Arial" w:eastAsia="Hiragino Sans GB"/>
-          <w:color w:val="25313B"/>
-          <w:sz w:val="20"/>
+          <w:rFonts w:ascii="STHeiti" w:hAnsi="STHeiti" w:eastAsia="STHeiti"/>
+          <w:b/>
+          <w:color w:val="665184"/>
+          <w:sz w:val="19"/>
         </w:rPr>
-        <w:t>写作模块支持查看上下文、单章生成与修改、篇幅纠偏，以及按队列处理多个章节。</w:t>
+        <w:t xml:space="preserve">• </w:t>
+      </w:r>
+      <w:r>
+        <w:rPr>
+          <w:rFonts w:ascii="STHeiti" w:hAnsi="STHeiti" w:eastAsia="STHeiti"/>
+          <w:b w:val="0"/>
+          <w:color w:val="34323A"/>
+          <w:sz w:val="19"/>
+        </w:rPr>
+        <w:t>你不需要会写 JSON。它只是保存设置的一种文件格式；如果老师或同学提供学校排版预设，可以直接导入并选择使用。</w:t>
       </w:r>
     </w:p>
     <w:p>
       <w:pPr>
-        <w:keepLines/>
-        <w:ind w:left="283" w:hanging="227"/>
+        <w:spacing w:after="60" w:line="269" w:lineRule="auto"/>
+        <w:ind w:left="288" w:hanging="202"/>
       </w:pPr>
       <w:r>
         <w:rPr>
-          <w:rFonts w:ascii="Arial" w:hAnsi="Arial" w:eastAsia="Hiragino Sans GB"/>
-          <w:color w:val="25313B"/>
-          <w:sz w:val="20"/>
+          <w:rFonts w:ascii="STHeiti" w:hAnsi="STHeiti" w:eastAsia="STHeiti"/>
+          <w:b/>
+          <w:color w:val="665184"/>
+          <w:sz w:val="19"/>
         </w:rPr>
-        <w:t>- 生成前检查当前章节标题、说明、目标字数、研究事实、引用绑定和上下文边界。修改保存的写作风格后，后续请求会使用新值。</w:t>
+        <w:t xml:space="preserve">• </w:t>
+      </w:r>
+      <w:r>
+        <w:rPr>
+          <w:rFonts w:ascii="STHeiti" w:hAnsi="STHeiti" w:eastAsia="STHeiti"/>
+          <w:b w:val="0"/>
+          <w:color w:val="34323A"/>
+          <w:sz w:val="19"/>
+        </w:rPr>
+        <w:t>只有文字要求时，可以输入“正文宋体小四、1.5 倍行距”等描述生成排版预览。检查预览，再保存或选择设置，最后导出 Word。</w:t>
+      </w:r>
+    </w:p>
+    <w:tbl>
+      <w:tblPr>
+        <w:tblW w:type="auto" w:w="0"/>
+        <w:jc w:val="center"/>
+        <w:tblLayout w:type="fixed"/>
+        <w:tblLook w:firstColumn="1" w:firstRow="1" w:lastColumn="0" w:lastRow="0" w:noHBand="0" w:noVBand="1" w:val="04A0"/>
+        <w:tblBorders>
+          <w:top w:val="single" w:sz="4" w:color="DDD7E6"/>
+          <w:left w:val="single" w:sz="4" w:color="DDD7E6"/>
+          <w:bottom w:val="single" w:sz="4" w:color="DDD7E6"/>
+          <w:right w:val="single" w:sz="4" w:color="DDD7E6"/>
+          <w:insideH w:val="single" w:sz="4" w:color="DDD7E6"/>
+          <w:insideV w:val="single" w:sz="4" w:color="DDD7E6"/>
+        </w:tblBorders>
+      </w:tblPr>
+      <w:tblGrid>
+        <w:gridCol w:w="9792"/>
+      </w:tblGrid>
+      <w:tr>
+        <w:trPr>
+          <w:cantSplit/>
+        </w:trPr>
+        <w:tc>
+          <w:tcPr>
+            <w:tcW w:type="dxa" w:w="9792"/>
+            <w:shd w:fill="F2EEF7"/>
+            <w:tcMar>
+              <w:top w:w="110" w:type="dxa"/>
+              <w:start w:w="145" w:type="dxa"/>
+              <w:bottom w:w="110" w:type="dxa"/>
+              <w:end w:w="145" w:type="dxa"/>
+            </w:tcMar>
+            <w:vAlign w:val="center"/>
+          </w:tcPr>
+          <w:p>
+            <w:pPr>
+              <w:spacing w:after="0" w:line="264" w:lineRule="auto"/>
+            </w:pPr>
+            <w:r>
+              <w:rPr>
+                <w:rFonts w:ascii="STHeiti" w:hAnsi="STHeiti" w:eastAsia="STHeiti"/>
+                <w:b/>
+                <w:color w:val="665184"/>
+                <w:sz w:val="19"/>
+              </w:rPr>
+              <w:t xml:space="preserve">导出后请检查  </w:t>
+            </w:r>
+            <w:r>
+              <w:rPr>
+                <w:rFonts w:ascii="STHeiti" w:hAnsi="STHeiti" w:eastAsia="STHeiti"/>
+                <w:b w:val="0"/>
+                <w:color w:val="34323A"/>
+                <w:sz w:val="19"/>
+              </w:rPr>
+              <w:t>核对封面、页码、标题、表格、图表、引用和参考文献表；不同 Word 兼容软件的分页可能略有差异。</w:t>
+            </w:r>
+          </w:p>
+        </w:tc>
+      </w:tr>
+    </w:tbl>
+    <w:p>
+      <w:pPr>
+        <w:spacing w:line="274" w:lineRule="auto" w:after="40"/>
+      </w:pPr>
+    </w:p>
+    <w:p>
+      <w:pPr>
+        <w:pStyle w:val="Heading2"/>
+        <w:keepNext/>
+      </w:pPr>
+      <w:r>
+        <w:rPr>
+          <w:rFonts w:ascii="STHeiti" w:hAnsi="STHeiti" w:eastAsia="STHeiti"/>
+          <w:b/>
+          <w:color w:val="665184"/>
+          <w:sz w:val="26"/>
+        </w:rPr>
+        <w:t>推荐的论文写作顺序</w:t>
       </w:r>
     </w:p>
     <w:p>
       <w:pPr>
-        <w:keepLines/>
-        <w:ind w:left="283" w:hanging="227"/>
+        <w:spacing w:after="60" w:line="269" w:lineRule="auto"/>
+        <w:ind w:left="360" w:hanging="360"/>
       </w:pPr>
       <w:r>
         <w:rPr>
-          <w:rFonts w:ascii="Arial" w:hAnsi="Arial" w:eastAsia="Hiragino Sans GB"/>
-          <w:color w:val="25313B"/>
-          <w:sz w:val="20"/>
+          <w:rFonts w:ascii="STHeiti" w:hAnsi="STHeiti" w:eastAsia="STHeiti"/>
+          <w:b/>
+          <w:color w:val="665184"/>
+          <w:sz w:val="19"/>
         </w:rPr>
-        <w:t>- 批量任务按章节执行并显示进度；失败章节应检查配置、网络与模型响应后单独重试。不要把模型错误当作章节正文。</w:t>
+        <w:t xml:space="preserve">1. </w:t>
+      </w:r>
+      <w:r>
+        <w:rPr>
+          <w:rFonts w:ascii="STHeiti" w:hAnsi="STHeiti" w:eastAsia="STHeiti"/>
+          <w:b w:val="0"/>
+          <w:color w:val="34323A"/>
+          <w:sz w:val="19"/>
+        </w:rPr>
+        <w:t>设置课题和目标篇幅。</w:t>
       </w:r>
     </w:p>
     <w:p>
       <w:pPr>
-        <w:keepLines/>
-        <w:ind w:left="283" w:hanging="227"/>
+        <w:spacing w:after="60" w:line="269" w:lineRule="auto"/>
+        <w:ind w:left="360" w:hanging="360"/>
       </w:pPr>
       <w:r>
         <w:rPr>
-          <w:rFonts w:ascii="Arial" w:hAnsi="Arial" w:eastAsia="Hiragino Sans GB"/>
-          <w:color w:val="25313B"/>
-          <w:sz w:val="20"/>
+          <w:rFonts w:ascii="STHeiti" w:hAnsi="STHeiti" w:eastAsia="STHeiti"/>
+          <w:b/>
+          <w:color w:val="665184"/>
+          <w:sz w:val="19"/>
         </w:rPr>
-        <w:t>- 编辑器中的草稿、章节摘要、章节文献绑定、图表和图片是不同数据项。重新生成或删除前先确认目标章节。</w:t>
+        <w:t xml:space="preserve">2. </w:t>
+      </w:r>
+      <w:r>
+        <w:rPr>
+          <w:rFonts w:ascii="STHeiti" w:hAnsi="STHeiti" w:eastAsia="STHeiti"/>
+          <w:b w:val="0"/>
+          <w:color w:val="34323A"/>
+          <w:sz w:val="19"/>
+        </w:rPr>
+        <w:t>整理自己的研究资料，先放入目标、方法、数据和限制。</w:t>
       </w:r>
     </w:p>
     <w:p>
       <w:pPr>
-        <w:keepLines/>
-        <w:ind w:left="283" w:hanging="227"/>
+        <w:spacing w:after="60" w:line="269" w:lineRule="auto"/>
+        <w:ind w:left="360" w:hanging="360"/>
       </w:pPr>
       <w:r>
         <w:rPr>
-          <w:rFonts w:ascii="Arial" w:hAnsi="Arial" w:eastAsia="Hiragino Sans GB"/>
-          <w:color w:val="25313B"/>
-          <w:sz w:val="20"/>
+          <w:rFonts w:ascii="STHeiti" w:hAnsi="STHeiti" w:eastAsia="STHeiti"/>
+          <w:b/>
+          <w:color w:val="665184"/>
+          <w:sz w:val="19"/>
         </w:rPr>
-        <w:t>- 图表通过数据规格校验后由本地绘图代码渲染。缺少数据时不要把示意值当作研究结果；上传图片可附带说明文字。</w:t>
+        <w:t xml:space="preserve">3. </w:t>
+      </w:r>
+      <w:r>
+        <w:rPr>
+          <w:rFonts w:ascii="STHeiti" w:hAnsi="STHeiti" w:eastAsia="STHeiti"/>
+          <w:b w:val="0"/>
+          <w:color w:val="34323A"/>
+          <w:sz w:val="19"/>
+        </w:rPr>
+        <w:t>导入核心参考文献，检查全文分析和来源信息。</w:t>
       </w:r>
     </w:p>
     <w:p>
       <w:pPr>
-        <w:pStyle w:val="Heading1"/>
+        <w:spacing w:after="60" w:line="269" w:lineRule="auto"/>
+        <w:ind w:left="360" w:hanging="360"/>
+      </w:pPr>
+      <w:r>
+        <w:rPr>
+          <w:rFonts w:ascii="STHeiti" w:hAnsi="STHeiti" w:eastAsia="STHeiti"/>
+          <w:b/>
+          <w:color w:val="665184"/>
+          <w:sz w:val="19"/>
+        </w:rPr>
+        <w:t xml:space="preserve">4. </w:t>
+      </w:r>
+      <w:r>
+        <w:rPr>
+          <w:rFonts w:ascii="STHeiti" w:hAnsi="STHeiti" w:eastAsia="STHeiti"/>
+          <w:b w:val="0"/>
+          <w:color w:val="34323A"/>
+          <w:sz w:val="19"/>
+        </w:rPr>
+        <w:t>生成并检查逻辑大纲，调整章节、篇幅、文献和图表建议。</w:t>
+      </w:r>
+    </w:p>
+    <w:p>
+      <w:pPr>
+        <w:spacing w:after="60" w:line="269" w:lineRule="auto"/>
+        <w:ind w:left="360" w:hanging="360"/>
+      </w:pPr>
+      <w:r>
+        <w:rPr>
+          <w:rFonts w:ascii="STHeiti" w:hAnsi="STHeiti" w:eastAsia="STHeiti"/>
+          <w:b/>
+          <w:color w:val="665184"/>
+          <w:sz w:val="19"/>
+        </w:rPr>
+        <w:t xml:space="preserve">5. </w:t>
+      </w:r>
+      <w:r>
+        <w:rPr>
+          <w:rFonts w:ascii="STHeiti" w:hAnsi="STHeiti" w:eastAsia="STHeiti"/>
+          <w:b w:val="0"/>
+          <w:color w:val="34323A"/>
+          <w:sz w:val="19"/>
+        </w:rPr>
+        <w:t>先生成一到两章，检查语气、事实、数字和引用。</w:t>
+      </w:r>
+    </w:p>
+    <w:p>
+      <w:pPr>
+        <w:spacing w:after="60" w:line="269" w:lineRule="auto"/>
+        <w:ind w:left="360" w:hanging="360"/>
+      </w:pPr>
+      <w:r>
+        <w:rPr>
+          <w:rFonts w:ascii="STHeiti" w:hAnsi="STHeiti" w:eastAsia="STHeiti"/>
+          <w:b/>
+          <w:color w:val="665184"/>
+          <w:sz w:val="19"/>
+        </w:rPr>
+        <w:t xml:space="preserve">6. </w:t>
+      </w:r>
+      <w:r>
+        <w:rPr>
+          <w:rFonts w:ascii="STHeiti" w:hAnsi="STHeiti" w:eastAsia="STHeiti"/>
+          <w:b w:val="0"/>
+          <w:color w:val="34323A"/>
+          <w:sz w:val="19"/>
+        </w:rPr>
+        <w:t>调整风格后继续完成初稿。</w:t>
+      </w:r>
+    </w:p>
+    <w:p>
+      <w:pPr>
+        <w:spacing w:after="60" w:line="269" w:lineRule="auto"/>
+        <w:ind w:left="360" w:hanging="360"/>
+      </w:pPr>
+      <w:r>
+        <w:rPr>
+          <w:rFonts w:ascii="STHeiti" w:hAnsi="STHeiti" w:eastAsia="STHeiti"/>
+          <w:b/>
+          <w:color w:val="665184"/>
+          <w:sz w:val="19"/>
+        </w:rPr>
+        <w:t xml:space="preserve">7. </w:t>
+      </w:r>
+      <w:r>
+        <w:rPr>
+          <w:rFonts w:ascii="STHeiti" w:hAnsi="STHeiti" w:eastAsia="STHeiti"/>
+          <w:b w:val="0"/>
+          <w:color w:val="34323A"/>
+          <w:sz w:val="19"/>
+        </w:rPr>
+        <w:t>修改中间章节时保存并凝练记忆；后续使用新记忆，已写章节不会自动改写。</w:t>
+      </w:r>
+    </w:p>
+    <w:p>
+      <w:pPr>
+        <w:spacing w:after="60" w:line="269" w:lineRule="auto"/>
+        <w:ind w:left="360" w:hanging="360"/>
+      </w:pPr>
+      <w:r>
+        <w:rPr>
+          <w:rFonts w:ascii="STHeiti" w:hAnsi="STHeiti" w:eastAsia="STHeiti"/>
+          <w:b/>
+          <w:color w:val="665184"/>
+          <w:sz w:val="19"/>
+        </w:rPr>
+        <w:t xml:space="preserve">8. </w:t>
+      </w:r>
+      <w:r>
+        <w:rPr>
+          <w:rFonts w:ascii="STHeiti" w:hAnsi="STHeiti" w:eastAsia="STHeiti"/>
+          <w:b w:val="0"/>
+          <w:color w:val="34323A"/>
+          <w:sz w:val="19"/>
+        </w:rPr>
+        <w:t>检查全文逻辑、引用和资料来源。</w:t>
+      </w:r>
+    </w:p>
+    <w:p>
+      <w:pPr>
+        <w:spacing w:after="60" w:line="269" w:lineRule="auto"/>
+        <w:ind w:left="360" w:hanging="360"/>
+      </w:pPr>
+      <w:r>
+        <w:rPr>
+          <w:rFonts w:ascii="STHeiti" w:hAnsi="STHeiti" w:eastAsia="STHeiti"/>
+          <w:b/>
+          <w:color w:val="665184"/>
+          <w:sz w:val="19"/>
+        </w:rPr>
+        <w:t xml:space="preserve">9. </w:t>
+      </w:r>
+      <w:r>
+        <w:rPr>
+          <w:rFonts w:ascii="STHeiti" w:hAnsi="STHeiti" w:eastAsia="STHeiti"/>
+          <w:b w:val="0"/>
+          <w:color w:val="34323A"/>
+          <w:sz w:val="19"/>
+        </w:rPr>
+        <w:t>按需使用 AIGC 辅助检查，不要改变研究含义。</w:t>
+      </w:r>
+    </w:p>
+    <w:p>
+      <w:pPr>
+        <w:spacing w:after="60" w:line="269" w:lineRule="auto"/>
+        <w:ind w:left="360" w:hanging="360"/>
+      </w:pPr>
+      <w:r>
+        <w:rPr>
+          <w:rFonts w:ascii="STHeiti" w:hAnsi="STHeiti" w:eastAsia="STHeiti"/>
+          <w:b/>
+          <w:color w:val="665184"/>
+          <w:sz w:val="19"/>
+        </w:rPr>
+        <w:t xml:space="preserve">10. </w:t>
+      </w:r>
+      <w:r>
+        <w:rPr>
+          <w:rFonts w:ascii="STHeiti" w:hAnsi="STHeiti" w:eastAsia="STHeiti"/>
+          <w:b w:val="0"/>
+          <w:color w:val="34323A"/>
+          <w:sz w:val="19"/>
+        </w:rPr>
+        <w:t>选择排版预设并导出 Word。</w:t>
+      </w:r>
+    </w:p>
+    <w:p>
+      <w:pPr>
+        <w:spacing w:after="60" w:line="269" w:lineRule="auto"/>
+        <w:ind w:left="360" w:hanging="360"/>
+      </w:pPr>
+      <w:r>
+        <w:rPr>
+          <w:rFonts w:ascii="STHeiti" w:hAnsi="STHeiti" w:eastAsia="STHeiti"/>
+          <w:b/>
+          <w:color w:val="665184"/>
+          <w:sz w:val="19"/>
+        </w:rPr>
+        <w:t xml:space="preserve">11. </w:t>
+      </w:r>
+      <w:r>
+        <w:rPr>
+          <w:rFonts w:ascii="STHeiti" w:hAnsi="STHeiti" w:eastAsia="STHeiti"/>
+          <w:b w:val="0"/>
+          <w:color w:val="34323A"/>
+          <w:sz w:val="19"/>
+        </w:rPr>
+        <w:t>对照学校要求人工校对。</w:t>
+      </w:r>
+    </w:p>
+    <w:tbl>
+      <w:tblPr>
+        <w:tblW w:type="auto" w:w="0"/>
+        <w:jc w:val="center"/>
+        <w:tblLayout w:type="fixed"/>
+        <w:tblLook w:firstColumn="1" w:firstRow="1" w:lastColumn="0" w:lastRow="0" w:noHBand="0" w:noVBand="1" w:val="04A0"/>
+        <w:tblBorders>
+          <w:top w:val="single" w:sz="4" w:color="DDD7E6"/>
+          <w:left w:val="single" w:sz="4" w:color="DDD7E6"/>
+          <w:bottom w:val="single" w:sz="4" w:color="DDD7E6"/>
+          <w:right w:val="single" w:sz="4" w:color="DDD7E6"/>
+          <w:insideH w:val="single" w:sz="4" w:color="DDD7E6"/>
+          <w:insideV w:val="single" w:sz="4" w:color="DDD7E6"/>
+        </w:tblBorders>
+      </w:tblPr>
+      <w:tblGrid>
+        <w:gridCol w:w="9792"/>
+      </w:tblGrid>
+      <w:tr>
+        <w:trPr>
+          <w:cantSplit/>
+        </w:trPr>
+        <w:tc>
+          <w:tcPr>
+            <w:tcW w:type="dxa" w:w="9792"/>
+            <w:shd w:fill="F2EEF7"/>
+            <w:tcMar>
+              <w:top w:w="110" w:type="dxa"/>
+              <w:start w:w="145" w:type="dxa"/>
+              <w:bottom w:w="110" w:type="dxa"/>
+              <w:end w:w="145" w:type="dxa"/>
+            </w:tcMar>
+            <w:vAlign w:val="center"/>
+          </w:tcPr>
+          <w:p>
+            <w:pPr>
+              <w:spacing w:after="0" w:line="264" w:lineRule="auto"/>
+            </w:pPr>
+            <w:r>
+              <w:rPr>
+                <w:rFonts w:ascii="STHeiti" w:hAnsi="STHeiti" w:eastAsia="STHeiti"/>
+                <w:b/>
+                <w:color w:val="665184"/>
+                <w:sz w:val="19"/>
+              </w:rPr>
+              <w:t xml:space="preserve">完成前最后核对  </w:t>
+            </w:r>
+            <w:r>
+              <w:rPr>
+                <w:rFonts w:ascii="STHeiti" w:hAnsi="STHeiti" w:eastAsia="STHeiti"/>
+                <w:b w:val="0"/>
+                <w:color w:val="34323A"/>
+                <w:sz w:val="19"/>
+              </w:rPr>
+              <w:t>数据、关键结论、引文页码和参考文献都应与原始来源逐项核实。</w:t>
+            </w:r>
+          </w:p>
+        </w:tc>
+      </w:tr>
+    </w:tbl>
+    <w:p>
+      <w:pPr>
+        <w:spacing w:line="274" w:lineRule="auto" w:after="40"/>
+      </w:pPr>
+    </w:p>
+    <w:p>
+      <w:pPr>
+        <w:pStyle w:val="Heading2"/>
         <w:keepNext/>
       </w:pPr>
       <w:r>
         <w:rPr>
-          <w:rFonts w:ascii="Arial" w:hAnsi="Arial" w:eastAsia="Hiragino Sans GB"/>
+          <w:rFonts w:ascii="STHeiti" w:hAnsi="STHeiti" w:eastAsia="STHeiti"/>
           <w:b/>
-          <w:color w:val="454B7C"/>
-          <w:sz w:val="30"/>
+          <w:color w:val="665184"/>
+          <w:sz w:val="26"/>
         </w:rPr>
-        <w:t>八、FormatSpec 与 Word 终稿</w:t>
+        <w:t>常见问题</w:t>
       </w:r>
     </w:p>
     <w:p>
       <w:pPr>
-        <w:keepLines/>
+        <w:pStyle w:val="Heading3"/>
+        <w:keepNext/>
       </w:pPr>
       <w:r>
         <w:rPr>
-          <w:rFonts w:ascii="Arial" w:hAnsi="Arial" w:eastAsia="Hiragino Sans GB"/>
-          <w:color w:val="25313B"/>
-          <w:sz w:val="20"/>
+          <w:rFonts w:ascii="STHeiti" w:hAnsi="STHeiti" w:eastAsia="STHeiti"/>
+          <w:b/>
+          <w:color w:val="34323A"/>
+          <w:sz w:val="22"/>
         </w:rPr>
-        <w:t>Word 导出采用 schema v1 的数据型 FormatSpec。内置和自定义预设均经过字段与范围校验；预设不承载 Python 代码或文件路径。</w:t>
+        <w:t>我一定要上传任务书吗？</w:t>
       </w:r>
     </w:p>
     <w:p>
       <w:pPr>
-        <w:keepLines/>
-        <w:ind w:left="283" w:hanging="227"/>
+        <w:spacing w:after="80" w:line="274" w:lineRule="auto"/>
       </w:pPr>
       <w:r>
         <w:rPr>
-          <w:rFonts w:ascii="Arial" w:hAnsi="Arial" w:eastAsia="Hiragino Sans GB"/>
-          <w:color w:val="25313B"/>
+          <w:rFonts w:ascii="STHeiti" w:hAnsi="STHeiti" w:eastAsia="STHeiti"/>
+          <w:b w:val="0"/>
+          <w:color w:val="34323A"/>
           <w:sz w:val="20"/>
         </w:rPr>
-        <w:t>- General Academic 使用 A4 学术页边距、页码和标题、三线表；Legacy Compatible 尽量贴近旧版页边距与网格表，不默认新增页码或编号标题。两者版式不同。</w:t>
+        <w:t>不需要。可以从研究目标、方法、数据或核心文献开始。</w:t>
       </w:r>
     </w:p>
     <w:p>
       <w:pPr>
-        <w:keepLines/>
-        <w:ind w:left="283" w:hanging="227"/>
+        <w:pStyle w:val="Heading3"/>
+        <w:keepNext/>
       </w:pPr>
       <w:r>
         <w:rPr>
-          <w:rFonts w:ascii="Arial" w:hAnsi="Arial" w:eastAsia="Hiragino Sans GB"/>
-          <w:color w:val="25313B"/>
-          <w:sz w:val="20"/>
+          <w:rFonts w:ascii="STHeiti" w:hAnsi="STHeiti" w:eastAsia="STHeiti"/>
+          <w:b/>
+          <w:color w:val="34323A"/>
+          <w:sz w:val="22"/>
         </w:rPr>
-        <w:t>- FormatSpec v1 可设置页码起始值、各级标题的与下段同页和段前分页控制、表格网格/三线样式、标题开关，以及图片占可用正文宽度的百分比。</w:t>
+        <w:t>所有资料都要参与正文写作吗？</w:t>
       </w:r>
     </w:p>
     <w:p>
       <w:pPr>
-        <w:keepLines/>
-        <w:ind w:left="283" w:hanging="227"/>
+        <w:spacing w:after="80" w:line="274" w:lineRule="auto"/>
       </w:pPr>
       <w:r>
         <w:rPr>
-          <w:rFonts w:ascii="Arial" w:hAnsi="Arial" w:eastAsia="Hiragino Sans GB"/>
-          <w:color w:val="25313B"/>
+          <w:rFonts w:ascii="STHeiti" w:hAnsi="STHeiti" w:eastAsia="STHeiti"/>
+          <w:b w:val="0"/>
+          <w:color w:val="34323A"/>
           <w:sz w:val="20"/>
         </w:rPr>
-        <w:t>- 可导入或导出 JSON 预设并管理自定义预设。自然语言格式提示词只作为生成 FormatSpec 的输入；模型输出先校验并预览，只有用户保存或选择该规格后才影响导出。</w:t>
+        <w:t>不需要。只开放与章节有关的事实；无关附件和行政说明通常不适合进入正文。</w:t>
       </w:r>
     </w:p>
     <w:p>
       <w:pPr>
-        <w:keepLines/>
-        <w:ind w:left="283" w:hanging="227"/>
+        <w:pStyle w:val="Heading3"/>
+        <w:keepNext/>
       </w:pPr>
       <w:r>
         <w:rPr>
-          <w:rFonts w:ascii="Arial" w:hAnsi="Arial" w:eastAsia="Hiragino Sans GB"/>
-          <w:color w:val="25313B"/>
-          <w:sz w:val="20"/>
+          <w:rFonts w:ascii="STHeiti" w:hAnsi="STHeiti" w:eastAsia="STHeiti"/>
+          <w:b/>
+          <w:color w:val="34323A"/>
+          <w:sz w:val="22"/>
         </w:rPr>
-        <w:t>- 可选择 FormatSpec、DOCX 模板或模板与 FormatSpec。模板保留模式会尽量沿用原文档的页面和段落样式；组合模式会应用 FormatSpec 支持的布局字段。检查导出的文档，确认模板特有元素及分页符合要求。</w:t>
+        <w:t>文献很长，会只读摘要或开头吗？</w:t>
       </w:r>
     </w:p>
     <w:p>
       <w:pPr>
-        <w:keepLines/>
-        <w:ind w:left="283" w:hanging="227"/>
+        <w:spacing w:after="80" w:line="274" w:lineRule="auto"/>
       </w:pPr>
       <w:r>
         <w:rPr>
-          <w:rFonts w:ascii="Arial" w:hAnsi="Arial" w:eastAsia="Hiragino Sans GB"/>
-          <w:color w:val="25313B"/>
+          <w:rFonts w:ascii="STHeiti" w:hAnsi="STHeiti" w:eastAsia="STHeiti"/>
+          <w:b w:val="0"/>
+          <w:color w:val="34323A"/>
           <w:sz w:val="20"/>
         </w:rPr>
-        <w:t>- 导出按正文首次引用顺序生成统一参考文献编号，并尝试将章节局部编号映射到全文编号。请复核正文编号与参考文献表。</w:t>
+        <w:t>可读取文字的全文会按顺序分析。扫描图片没有文字层时，需要先在其他工具中识别文字。</w:t>
       </w:r>
     </w:p>
     <w:p>
       <w:pPr>
-        <w:keepLines/>
-        <w:ind w:left="283" w:hanging="227"/>
+        <w:pStyle w:val="Heading3"/>
+        <w:keepNext/>
       </w:pPr>
       <w:r>
         <w:rPr>
-          <w:rFonts w:ascii="Arial" w:hAnsi="Arial" w:eastAsia="Hiragino Sans GB"/>
-          <w:color w:val="25313B"/>
-          <w:sz w:val="20"/>
+          <w:rFonts w:ascii="STHeiti" w:hAnsi="STHeiti" w:eastAsia="STHeiti"/>
+          <w:b/>
+          <w:color w:val="34323A"/>
+          <w:sz w:val="22"/>
         </w:rPr>
-        <w:t>- 复杂的模板域、宏、特殊对象和未列入 schema 的版式要求不受 FormatSpec 控制。Word 兼容软件对域和分页的显示可能不同。</w:t>
+        <w:t>修改第二章后，需要重写整篇吗？</w:t>
       </w:r>
     </w:p>
     <w:p>
       <w:pPr>
-        <w:pStyle w:val="Heading1"/>
+        <w:spacing w:after="80" w:line="274" w:lineRule="auto"/>
+      </w:pPr>
+      <w:r>
+        <w:rPr>
+          <w:rFonts w:ascii="STHeiti" w:hAnsi="STHeiti" w:eastAsia="STHeiti"/>
+          <w:b w:val="0"/>
+          <w:color w:val="34323A"/>
+          <w:sz w:val="20"/>
+        </w:rPr>
+        <w:t>不需要。后续请求可使用新记忆；其他已写章节不会自动重写。</w:t>
+      </w:r>
+    </w:p>
+    <w:p>
+      <w:pPr>
+        <w:pStyle w:val="Heading3"/>
         <w:keepNext/>
       </w:pPr>
       <w:r>
         <w:rPr>
-          <w:rFonts w:ascii="Arial" w:hAnsi="Arial" w:eastAsia="Hiragino Sans GB"/>
+          <w:rFonts w:ascii="STHeiti" w:hAnsi="STHeiti" w:eastAsia="STHeiti"/>
           <w:b/>
-          <w:color w:val="454B7C"/>
-          <w:sz w:val="30"/>
+          <w:color w:val="34323A"/>
+          <w:sz w:val="22"/>
         </w:rPr>
-        <w:t>九、检测、改写与逻辑审查</w:t>
+        <w:t>微光会自己编参考文献吗？</w:t>
       </w:r>
     </w:p>
     <w:p>
       <w:pPr>
-        <w:keepLines/>
+        <w:spacing w:after="80" w:line="274" w:lineRule="auto"/>
       </w:pPr>
       <w:r>
         <w:rPr>
-          <w:rFonts w:ascii="Arial" w:hAnsi="Arial" w:eastAsia="Hiragino Sans GB"/>
-          <w:color w:val="25313B"/>
+          <w:rFonts w:ascii="STHeiti" w:hAnsi="STHeiti" w:eastAsia="STHeiti"/>
+          <w:b w:val="0"/>
+          <w:color w:val="34323A"/>
           <w:sz w:val="20"/>
         </w:rPr>
-        <w:t>AIGC 检测、文本改写和全文逻辑审查是辅助工具，结果仅供作者判断。</w:t>
+        <w:t>选择范围来自已导入并分配的文献，但事实和引用解释仍须回到原文核验。</w:t>
       </w:r>
     </w:p>
     <w:p>
       <w:pPr>
-        <w:keepLines/>
-        <w:ind w:left="283" w:hanging="227"/>
+        <w:pStyle w:val="Heading3"/>
+        <w:keepNext/>
       </w:pPr>
       <w:r>
         <w:rPr>
-          <w:rFonts w:ascii="Arial" w:hAnsi="Arial" w:eastAsia="Hiragino Sans GB"/>
-          <w:color w:val="25313B"/>
-          <w:sz w:val="20"/>
+          <w:rFonts w:ascii="STHeiti" w:hAnsi="STHeiti" w:eastAsia="STHeiti"/>
+          <w:b/>
+          <w:color w:val="34323A"/>
+          <w:sz w:val="22"/>
         </w:rPr>
-        <w:t>- 检测分数不是学术诚信结论，也不等于某段文字必然由 AI 生成。</w:t>
+        <w:t>可以直接提交导出的论文吗？</w:t>
       </w:r>
     </w:p>
     <w:p>
       <w:pPr>
-        <w:keepLines/>
-        <w:ind w:left="283" w:hanging="227"/>
+        <w:spacing w:after="80" w:line="274" w:lineRule="auto"/>
       </w:pPr>
       <w:r>
         <w:rPr>
-          <w:rFonts w:ascii="Arial" w:hAnsi="Arial" w:eastAsia="Hiragino Sans GB"/>
-          <w:color w:val="25313B"/>
+          <w:rFonts w:ascii="STHeiti" w:hAnsi="STHeiti" w:eastAsia="STHeiti"/>
+          <w:b w:val="0"/>
+          <w:color w:val="34323A"/>
           <w:sz w:val="20"/>
         </w:rPr>
-        <w:t>- 改写后逐项比较事实、数字、术语、引文和语气；不要为了降低检测分数改变研究含义。</w:t>
+        <w:t>不要把导出结果当作无需检查的终稿。作者仍需核验数据、引用、格式和学术规范。</w:t>
       </w:r>
     </w:p>
     <w:p>
       <w:pPr>
-        <w:keepLines/>
-        <w:ind w:left="283" w:hanging="227"/>
+        <w:pStyle w:val="Heading3"/>
+        <w:keepNext/>
       </w:pPr>
       <w:r>
         <w:rPr>
-          <w:rFonts w:ascii="Arial" w:hAnsi="Arial" w:eastAsia="Hiragino Sans GB"/>
-          <w:color w:val="25313B"/>
-          <w:sz w:val="20"/>
+          <w:rFonts w:ascii="STHeiti" w:hAnsi="STHeiti" w:eastAsia="STHeiti"/>
+          <w:b/>
+          <w:color w:val="34323A"/>
+          <w:sz w:val="22"/>
         </w:rPr>
-        <w:t>- 逻辑审查指出的问题需要结合论文及来源核验。审查结果不能代替导师、同行或专业编辑意见。</w:t>
+        <w:t>扫描 PDF 为什么读不出来？</w:t>
       </w:r>
     </w:p>
     <w:p>
       <w:pPr>
-        <w:keepLines/>
-        <w:ind w:left="283" w:hanging="227"/>
+        <w:spacing w:after="80" w:line="274" w:lineRule="auto"/>
       </w:pPr>
       <w:r>
         <w:rPr>
-          <w:rFonts w:ascii="Arial" w:hAnsi="Arial" w:eastAsia="Hiragino Sans GB"/>
-          <w:color w:val="25313B"/>
+          <w:rFonts w:ascii="STHeiti" w:hAnsi="STHeiti" w:eastAsia="STHeiti"/>
+          <w:b w:val="0"/>
+          <w:color w:val="34323A"/>
           <w:sz w:val="20"/>
         </w:rPr>
-        <w:t>- 若服务返回 API 错误、空输出或无法解析的结果，应用应提示失败，不应把错误信息保存为草稿。</w:t>
+        <w:t>当前版本不会自动识别扫描图片文字；请先获得可搜索 PDF 或文字稿。</w:t>
       </w:r>
     </w:p>
     <w:p>
       <w:pPr>
-        <w:pStyle w:val="Heading1"/>
+        <w:pStyle w:val="Heading3"/>
         <w:keepNext/>
       </w:pPr>
       <w:r>
         <w:rPr>
-          <w:rFonts w:ascii="Arial" w:hAnsi="Arial" w:eastAsia="Hiragino Sans GB"/>
+          <w:rFonts w:ascii="STHeiti" w:hAnsi="STHeiti" w:eastAsia="STHeiti"/>
           <w:b/>
-          <w:color w:val="454B7C"/>
-          <w:sz w:val="30"/>
+          <w:color w:val="34323A"/>
+          <w:sz w:val="22"/>
         </w:rPr>
-        <w:t>十、常见问题、数据与许可</w:t>
+        <w:t>没有学校预设怎么办？</w:t>
       </w:r>
     </w:p>
     <w:p>
       <w:pPr>
-        <w:keepLines/>
+        <w:spacing w:after="80" w:line="274" w:lineRule="auto"/>
       </w:pPr>
       <w:r>
         <w:rPr>
-          <w:rFonts w:ascii="Arial" w:hAnsi="Arial" w:eastAsia="Hiragino Sans GB"/>
-          <w:color w:val="25313B"/>
+          <w:rFonts w:ascii="STHeiti" w:hAnsi="STHeiti" w:eastAsia="STHeiti"/>
+          <w:b w:val="0"/>
+          <w:color w:val="34323A"/>
           <w:sz w:val="20"/>
         </w:rPr>
-        <w:t>应用界面和项目文件由本机管理；调用模型服务时，提交给模型的提示、选中资料和 API 凭据会通过网络发送到用户配置的服务商。</w:t>
+        <w:t>先用内置预设，或导入别人提供的预设；也可以从文字要求生成预览后再选择。</w:t>
       </w:r>
     </w:p>
     <w:p>
       <w:pPr>
-        <w:keepLines/>
-        <w:ind w:left="283" w:hanging="227"/>
+        <w:pStyle w:val="Heading2"/>
+        <w:keepNext/>
+        <w:pageBreakBefore/>
       </w:pPr>
       <w:r>
         <w:rPr>
-          <w:rFonts w:ascii="Arial" w:hAnsi="Arial" w:eastAsia="Hiragino Sans GB"/>
-          <w:color w:val="25313B"/>
-          <w:sz w:val="20"/>
+          <w:rFonts w:ascii="STHeiti" w:hAnsi="STHeiti" w:eastAsia="STHeiti"/>
+          <w:b/>
+          <w:color w:val="665184"/>
+          <w:sz w:val="26"/>
         </w:rPr>
-        <w:t>- API Key 保存在本机配置中，并会随 API 请求发送给所配置的服务商。请阅读该服务商的隐私、留存和训练政策；不要上传无权处理的材料。</w:t>
+        <w:t>遇到问题时，可以先试这些办法</w:t>
+      </w:r>
+    </w:p>
+    <w:tbl>
+      <w:tblPr>
+        <w:tblW w:type="auto" w:w="0"/>
+        <w:jc w:val="center"/>
+        <w:tblLayout w:type="fixed"/>
+        <w:tblLook w:firstColumn="1" w:firstRow="1" w:lastColumn="0" w:lastRow="0" w:noHBand="0" w:noVBand="1" w:val="04A0"/>
+        <w:tblBorders>
+          <w:top w:val="single" w:sz="4" w:color="DDD7E6"/>
+          <w:left w:val="single" w:sz="4" w:color="DDD7E6"/>
+          <w:bottom w:val="single" w:sz="4" w:color="DDD7E6"/>
+          <w:right w:val="single" w:sz="4" w:color="DDD7E6"/>
+          <w:insideH w:val="single" w:sz="4" w:color="DDD7E6"/>
+          <w:insideV w:val="single" w:sz="4" w:color="DDD7E6"/>
+        </w:tblBorders>
+      </w:tblPr>
+      <w:tblGrid>
+        <w:gridCol w:w="3231"/>
+        <w:gridCol w:w="6561"/>
+      </w:tblGrid>
+      <w:tr>
+        <w:trPr>
+          <w:cantSplit/>
+        </w:trPr>
+        <w:tc>
+          <w:tcPr>
+            <w:tcW w:type="dxa" w:w="3231"/>
+            <w:shd w:fill="665184"/>
+            <w:tcMar>
+              <w:top w:w="80" w:type="dxa"/>
+              <w:start w:w="90" w:type="dxa"/>
+              <w:bottom w:w="80" w:type="dxa"/>
+              <w:end w:w="90" w:type="dxa"/>
+            </w:tcMar>
+          </w:tcPr>
+          <w:p>
+            <w:pPr>
+              <w:spacing w:after="0" w:line="250" w:lineRule="auto"/>
+            </w:pPr>
+            <w:r>
+              <w:rPr>
+                <w:rFonts w:ascii="STHeiti" w:hAnsi="STHeiti" w:eastAsia="STHeiti"/>
+                <w:b/>
+                <w:color w:val="FFFFFF"/>
+                <w:sz w:val="17"/>
+              </w:rPr>
+              <w:t>问题</w:t>
+            </w:r>
+          </w:p>
+        </w:tc>
+        <w:tc>
+          <w:tcPr>
+            <w:tcW w:type="dxa" w:w="6561"/>
+            <w:shd w:fill="665184"/>
+            <w:tcMar>
+              <w:top w:w="80" w:type="dxa"/>
+              <w:start w:w="90" w:type="dxa"/>
+              <w:bottom w:w="80" w:type="dxa"/>
+              <w:end w:w="90" w:type="dxa"/>
+            </w:tcMar>
+          </w:tcPr>
+          <w:p>
+            <w:pPr>
+              <w:spacing w:after="0" w:line="250" w:lineRule="auto"/>
+            </w:pPr>
+            <w:r>
+              <w:rPr>
+                <w:rFonts w:ascii="STHeiti" w:hAnsi="STHeiti" w:eastAsia="STHeiti"/>
+                <w:b/>
+                <w:color w:val="FFFFFF"/>
+                <w:sz w:val="17"/>
+              </w:rPr>
+              <w:t>先尝试</w:t>
+            </w:r>
+          </w:p>
+        </w:tc>
+      </w:tr>
+      <w:tr>
+        <w:trPr>
+          <w:cantSplit/>
+        </w:trPr>
+        <w:tc>
+          <w:tcPr>
+            <w:tcW w:type="dxa" w:w="3231"/>
+            <w:shd w:fill="FFFFFF"/>
+            <w:tcMar>
+              <w:top w:w="76" w:type="dxa"/>
+              <w:start w:w="90" w:type="dxa"/>
+              <w:bottom w:w="76" w:type="dxa"/>
+              <w:end w:w="90" w:type="dxa"/>
+            </w:tcMar>
+            <w:vAlign w:val="center"/>
+          </w:tcPr>
+          <w:p>
+            <w:pPr>
+              <w:spacing w:after="0" w:line="250" w:lineRule="auto"/>
+            </w:pPr>
+            <w:r>
+              <w:rPr>
+                <w:rFonts w:ascii="STHeiti" w:hAnsi="STHeiti" w:eastAsia="STHeiti"/>
+                <w:b/>
+                <w:color w:val="34323A"/>
+                <w:sz w:val="17"/>
+              </w:rPr>
+              <w:t>双击后没有反应</w:t>
+            </w:r>
+          </w:p>
+        </w:tc>
+        <w:tc>
+          <w:tcPr>
+            <w:tcW w:type="dxa" w:w="6561"/>
+            <w:shd w:fill="FFFFFF"/>
+            <w:tcMar>
+              <w:top w:w="76" w:type="dxa"/>
+              <w:start w:w="90" w:type="dxa"/>
+              <w:bottom w:w="76" w:type="dxa"/>
+              <w:end w:w="90" w:type="dxa"/>
+            </w:tcMar>
+            <w:vAlign w:val="center"/>
+          </w:tcPr>
+          <w:p>
+            <w:pPr>
+              <w:spacing w:after="0" w:line="250" w:lineRule="auto"/>
+            </w:pPr>
+            <w:r>
+              <w:rPr>
+                <w:rFonts w:ascii="STHeiti" w:hAnsi="STHeiti" w:eastAsia="STHeiti"/>
+                <w:b w:val="0"/>
+                <w:color w:val="34323A"/>
+                <w:sz w:val="17"/>
+              </w:rPr>
+              <w:t>确认 ZIP 已解压，从解压后的文件夹启动对应语言和系统的文件。macOS 可按住 Control 点击启动文件并选择“打开”。</w:t>
+            </w:r>
+          </w:p>
+        </w:tc>
+      </w:tr>
+      <w:tr>
+        <w:trPr>
+          <w:cantSplit/>
+        </w:trPr>
+        <w:tc>
+          <w:tcPr>
+            <w:tcW w:type="dxa" w:w="3231"/>
+            <w:shd w:fill="F7F5F9"/>
+            <w:tcMar>
+              <w:top w:w="76" w:type="dxa"/>
+              <w:start w:w="90" w:type="dxa"/>
+              <w:bottom w:w="76" w:type="dxa"/>
+              <w:end w:w="90" w:type="dxa"/>
+            </w:tcMar>
+            <w:vAlign w:val="center"/>
+          </w:tcPr>
+          <w:p>
+            <w:pPr>
+              <w:spacing w:after="0" w:line="250" w:lineRule="auto"/>
+            </w:pPr>
+            <w:r>
+              <w:rPr>
+                <w:rFonts w:ascii="STHeiti" w:hAnsi="STHeiti" w:eastAsia="STHeiti"/>
+                <w:b/>
+                <w:color w:val="34323A"/>
+                <w:sz w:val="17"/>
+              </w:rPr>
+              <w:t>浏览器没有自动打开</w:t>
+            </w:r>
+          </w:p>
+        </w:tc>
+        <w:tc>
+          <w:tcPr>
+            <w:tcW w:type="dxa" w:w="6561"/>
+            <w:shd w:fill="F7F5F9"/>
+            <w:tcMar>
+              <w:top w:w="76" w:type="dxa"/>
+              <w:start w:w="90" w:type="dxa"/>
+              <w:bottom w:w="76" w:type="dxa"/>
+              <w:end w:w="90" w:type="dxa"/>
+            </w:tcMar>
+            <w:vAlign w:val="center"/>
+          </w:tcPr>
+          <w:p>
+            <w:pPr>
+              <w:spacing w:after="0" w:line="250" w:lineRule="auto"/>
+            </w:pPr>
+            <w:r>
+              <w:rPr>
+                <w:rFonts w:ascii="STHeiti" w:hAnsi="STHeiti" w:eastAsia="STHeiti"/>
+                <w:b w:val="0"/>
+                <w:color w:val="34323A"/>
+                <w:sz w:val="17"/>
+              </w:rPr>
+              <w:t>稍等并查看系统提示。关闭后重新启动；仍不行时，把屏幕提示截图发给维护者。</w:t>
+            </w:r>
+          </w:p>
+        </w:tc>
+      </w:tr>
+      <w:tr>
+        <w:trPr>
+          <w:cantSplit/>
+        </w:trPr>
+        <w:tc>
+          <w:tcPr>
+            <w:tcW w:type="dxa" w:w="3231"/>
+            <w:shd w:fill="FFFFFF"/>
+            <w:tcMar>
+              <w:top w:w="76" w:type="dxa"/>
+              <w:start w:w="90" w:type="dxa"/>
+              <w:bottom w:w="76" w:type="dxa"/>
+              <w:end w:w="90" w:type="dxa"/>
+            </w:tcMar>
+            <w:vAlign w:val="center"/>
+          </w:tcPr>
+          <w:p>
+            <w:pPr>
+              <w:spacing w:after="0" w:line="250" w:lineRule="auto"/>
+            </w:pPr>
+            <w:r>
+              <w:rPr>
+                <w:rFonts w:ascii="STHeiti" w:hAnsi="STHeiti" w:eastAsia="STHeiti"/>
+                <w:b/>
+                <w:color w:val="34323A"/>
+                <w:sz w:val="17"/>
+              </w:rPr>
+              <w:t>模型列表拉取失败</w:t>
+            </w:r>
+          </w:p>
+        </w:tc>
+        <w:tc>
+          <w:tcPr>
+            <w:tcW w:type="dxa" w:w="6561"/>
+            <w:shd w:fill="FFFFFF"/>
+            <w:tcMar>
+              <w:top w:w="76" w:type="dxa"/>
+              <w:start w:w="90" w:type="dxa"/>
+              <w:bottom w:w="76" w:type="dxa"/>
+              <w:end w:w="90" w:type="dxa"/>
+            </w:tcMar>
+            <w:vAlign w:val="center"/>
+          </w:tcPr>
+          <w:p>
+            <w:pPr>
+              <w:spacing w:after="0" w:line="250" w:lineRule="auto"/>
+            </w:pPr>
+            <w:r>
+              <w:rPr>
+                <w:rFonts w:ascii="STHeiti" w:hAnsi="STHeiti" w:eastAsia="STHeiti"/>
+                <w:b w:val="0"/>
+                <w:color w:val="34323A"/>
+                <w:sz w:val="17"/>
+              </w:rPr>
+              <w:t>检查网络、服务平台状态和 API Key 是否复制完整，再重新拉取。</w:t>
+            </w:r>
+          </w:p>
+        </w:tc>
+      </w:tr>
+      <w:tr>
+        <w:trPr>
+          <w:cantSplit/>
+        </w:trPr>
+        <w:tc>
+          <w:tcPr>
+            <w:tcW w:type="dxa" w:w="3231"/>
+            <w:shd w:fill="F7F5F9"/>
+            <w:tcMar>
+              <w:top w:w="76" w:type="dxa"/>
+              <w:start w:w="90" w:type="dxa"/>
+              <w:bottom w:w="76" w:type="dxa"/>
+              <w:end w:w="90" w:type="dxa"/>
+            </w:tcMar>
+            <w:vAlign w:val="center"/>
+          </w:tcPr>
+          <w:p>
+            <w:pPr>
+              <w:spacing w:after="0" w:line="250" w:lineRule="auto"/>
+            </w:pPr>
+            <w:r>
+              <w:rPr>
+                <w:rFonts w:ascii="STHeiti" w:hAnsi="STHeiti" w:eastAsia="STHeiti"/>
+                <w:b/>
+                <w:color w:val="34323A"/>
+                <w:sz w:val="17"/>
+              </w:rPr>
+              <w:t>PDF 无法读取</w:t>
+            </w:r>
+          </w:p>
+        </w:tc>
+        <w:tc>
+          <w:tcPr>
+            <w:tcW w:type="dxa" w:w="6561"/>
+            <w:shd w:fill="F7F5F9"/>
+            <w:tcMar>
+              <w:top w:w="76" w:type="dxa"/>
+              <w:start w:w="90" w:type="dxa"/>
+              <w:bottom w:w="76" w:type="dxa"/>
+              <w:end w:w="90" w:type="dxa"/>
+            </w:tcMar>
+            <w:vAlign w:val="center"/>
+          </w:tcPr>
+          <w:p>
+            <w:pPr>
+              <w:spacing w:after="0" w:line="250" w:lineRule="auto"/>
+            </w:pPr>
+            <w:r>
+              <w:rPr>
+                <w:rFonts w:ascii="STHeiti" w:hAnsi="STHeiti" w:eastAsia="STHeiti"/>
+                <w:b w:val="0"/>
+                <w:color w:val="34323A"/>
+                <w:sz w:val="17"/>
+              </w:rPr>
+              <w:t>文件可能是扫描图片或受保护文件。尝试可搜索 PDF，或复制文字粘贴。</w:t>
+            </w:r>
+          </w:p>
+        </w:tc>
+      </w:tr>
+      <w:tr>
+        <w:trPr>
+          <w:cantSplit/>
+        </w:trPr>
+        <w:tc>
+          <w:tcPr>
+            <w:tcW w:type="dxa" w:w="3231"/>
+            <w:shd w:fill="FFFFFF"/>
+            <w:tcMar>
+              <w:top w:w="76" w:type="dxa"/>
+              <w:start w:w="90" w:type="dxa"/>
+              <w:bottom w:w="76" w:type="dxa"/>
+              <w:end w:w="90" w:type="dxa"/>
+            </w:tcMar>
+            <w:vAlign w:val="center"/>
+          </w:tcPr>
+          <w:p>
+            <w:pPr>
+              <w:spacing w:after="0" w:line="250" w:lineRule="auto"/>
+            </w:pPr>
+            <w:r>
+              <w:rPr>
+                <w:rFonts w:ascii="STHeiti" w:hAnsi="STHeiti" w:eastAsia="STHeiti"/>
+                <w:b/>
+                <w:color w:val="34323A"/>
+                <w:sz w:val="17"/>
+              </w:rPr>
+              <w:t>文献分析或章节生成失败</w:t>
+            </w:r>
+          </w:p>
+        </w:tc>
+        <w:tc>
+          <w:tcPr>
+            <w:tcW w:type="dxa" w:w="6561"/>
+            <w:shd w:fill="FFFFFF"/>
+            <w:tcMar>
+              <w:top w:w="76" w:type="dxa"/>
+              <w:start w:w="90" w:type="dxa"/>
+              <w:bottom w:w="76" w:type="dxa"/>
+              <w:end w:w="90" w:type="dxa"/>
+            </w:tcMar>
+            <w:vAlign w:val="center"/>
+          </w:tcPr>
+          <w:p>
+            <w:pPr>
+              <w:spacing w:after="0" w:line="250" w:lineRule="auto"/>
+            </w:pPr>
+            <w:r>
+              <w:rPr>
+                <w:rFonts w:ascii="STHeiti" w:hAnsi="STHeiti" w:eastAsia="STHeiti"/>
+                <w:b w:val="0"/>
+                <w:color w:val="34323A"/>
+                <w:sz w:val="17"/>
+              </w:rPr>
+              <w:t>先保存已有正文，检查服务平台、密钥和模型后重试；不要把错误提示复制成论文正文。</w:t>
+            </w:r>
+          </w:p>
+        </w:tc>
+      </w:tr>
+      <w:tr>
+        <w:trPr>
+          <w:cantSplit/>
+        </w:trPr>
+        <w:tc>
+          <w:tcPr>
+            <w:tcW w:type="dxa" w:w="3231"/>
+            <w:shd w:fill="F7F5F9"/>
+            <w:tcMar>
+              <w:top w:w="76" w:type="dxa"/>
+              <w:start w:w="90" w:type="dxa"/>
+              <w:bottom w:w="76" w:type="dxa"/>
+              <w:end w:w="90" w:type="dxa"/>
+            </w:tcMar>
+            <w:vAlign w:val="center"/>
+          </w:tcPr>
+          <w:p>
+            <w:pPr>
+              <w:spacing w:after="0" w:line="250" w:lineRule="auto"/>
+            </w:pPr>
+            <w:r>
+              <w:rPr>
+                <w:rFonts w:ascii="STHeiti" w:hAnsi="STHeiti" w:eastAsia="STHeiti"/>
+                <w:b/>
+                <w:color w:val="34323A"/>
+                <w:sz w:val="17"/>
+              </w:rPr>
+              <w:t>Word 导出失败或排版异常</w:t>
+            </w:r>
+          </w:p>
+        </w:tc>
+        <w:tc>
+          <w:tcPr>
+            <w:tcW w:type="dxa" w:w="6561"/>
+            <w:shd w:fill="F7F5F9"/>
+            <w:tcMar>
+              <w:top w:w="76" w:type="dxa"/>
+              <w:start w:w="90" w:type="dxa"/>
+              <w:bottom w:w="76" w:type="dxa"/>
+              <w:end w:w="90" w:type="dxa"/>
+            </w:tcMar>
+            <w:vAlign w:val="center"/>
+          </w:tcPr>
+          <w:p>
+            <w:pPr>
+              <w:spacing w:after="0" w:line="250" w:lineRule="auto"/>
+            </w:pPr>
+            <w:r>
+              <w:rPr>
+                <w:rFonts w:ascii="STHeiti" w:hAnsi="STHeiti" w:eastAsia="STHeiti"/>
+                <w:b w:val="0"/>
+                <w:color w:val="34323A"/>
+                <w:sz w:val="17"/>
+              </w:rPr>
+              <w:t>确认大纲和草稿已保存，换用内置预设再试。保留原文件，并把错误截图发给维护者。</w:t>
+            </w:r>
+          </w:p>
+        </w:tc>
+      </w:tr>
+    </w:tbl>
+    <w:p>
+      <w:pPr>
+        <w:spacing w:line="274" w:lineRule="auto" w:after="40"/>
+      </w:pPr>
+    </w:p>
+    <w:p>
+      <w:pPr>
+        <w:pStyle w:val="Heading3"/>
+        <w:keepNext/>
+      </w:pPr>
+      <w:r>
+        <w:rPr>
+          <w:rFonts w:ascii="STHeiti" w:hAnsi="STHeiti" w:eastAsia="STHeiti"/>
+          <w:b/>
+          <w:color w:val="34323A"/>
+          <w:sz w:val="22"/>
+        </w:rPr>
+        <w:t>资料与隐私</w:t>
       </w:r>
     </w:p>
     <w:p>
       <w:pPr>
-        <w:keepLines/>
-        <w:ind w:left="283" w:hanging="227"/>
+        <w:spacing w:after="80" w:line="274" w:lineRule="auto"/>
       </w:pPr>
       <w:r>
         <w:rPr>
-          <w:rFonts w:ascii="Arial" w:hAnsi="Arial" w:eastAsia="Hiragino Sans GB"/>
-          <w:color w:val="25313B"/>
+          <w:rFonts w:ascii="STHeiti" w:hAnsi="STHeiti" w:eastAsia="STHeiti"/>
+          <w:b w:val="0"/>
+          <w:color w:val="34323A"/>
           <w:sz w:val="20"/>
         </w:rPr>
-        <w:t>- 若文件导入失败，确认格式受支持且 PDF 具有文本层；扫描图像不执行 OCR。若模型失败，检查服务地址、Key、模型名和网络。</w:t>
+        <w:t>项目数据保存在本机；发起模型请求时，本次提示、选择使用的资料和 API Key 会发送到你配置的 AI 服务平台。请查看服务商隐私和留存政策，不要分享密钥或上传无权处理的资料。</w:t>
       </w:r>
     </w:p>
     <w:p>
       <w:pPr>
-        <w:keepLines/>
-        <w:ind w:left="283" w:hanging="227"/>
+        <w:spacing w:after="80" w:line="274" w:lineRule="auto"/>
       </w:pPr>
       <w:r>
         <w:rPr>
-          <w:rFonts w:ascii="Arial" w:hAnsi="Arial" w:eastAsia="Hiragino Sans GB"/>
-          <w:color w:val="25313B"/>
+          <w:rFonts w:ascii="STHeiti" w:hAnsi="STHeiti" w:eastAsia="STHeiti"/>
+          <w:b w:val="0"/>
+          <w:color w:val="34323A"/>
           <w:sz w:val="20"/>
         </w:rPr>
-        <w:t>- 常规项目状态位于发行目录 data/。建议在修改安装目录或恢复备份前复制 data/，并不要把 API Key 或论文数据发给他人。</w:t>
-      </w:r>
-    </w:p>
-    <w:p>
-      <w:pPr>
-        <w:keepLines/>
-        <w:ind w:left="283" w:hanging="227"/>
-      </w:pPr>
-      <w:r>
-        <w:rPr>
-          <w:rFonts w:ascii="Arial" w:hAnsi="Arial" w:eastAsia="Hiragino Sans GB"/>
-          <w:color w:val="25313B"/>
-          <w:sz w:val="20"/>
-        </w:rPr>
-        <w:t>- 本项目按 MIT License 开源。检测、生成和排版输出由用户负责审查及合规使用。</w:t>
+        <w:t>本项目基于 MIT License 开源。微光辅助整理和起草，不替代研究判断、来源核验和终稿责任。</w:t>
       </w:r>
     </w:p>
     <w:p>
@@ -1037,29 +4725,14 @@
     </w:p>
     <w:p>
       <w:pPr>
-        <w:spacing w:after="200"/>
-        <w:jc w:val="center"/>
-      </w:pPr>
-      <w:r>
-        <w:rPr>
-          <w:rFonts w:ascii="Arial" w:hAnsi="Arial" w:eastAsia="Hiragino Sans GB"/>
-          <w:b/>
-          <w:color w:val="454B7C"/>
-          <w:sz w:val="30"/>
-        </w:rPr>
-        <w:t>项目视觉形象</w:t>
-      </w:r>
-    </w:p>
-    <w:p>
-      <w:pPr>
-        <w:spacing w:after="120"/>
+        <w:spacing w:after="80"/>
         <w:jc w:val="center"/>
       </w:pPr>
       <w:r>
         <w:drawing>
           <wp:inline xmlns:a="http://schemas.openxmlformats.org/drawingml/2006/main" xmlns:pic="http://schemas.openxmlformats.org/drawingml/2006/picture">
-            <wp:extent cx="4069080" cy="6103620"/>
-            <wp:docPr id="1" name="Picture 1" descr="Lumielle poster artwork" title="Lumielle poster"/>
+            <wp:extent cx="5486400" cy="8229600"/>
+            <wp:docPr id="1" name="Picture 1"/>
             <wp:cNvGraphicFramePr>
               <a:graphicFrameLocks noChangeAspect="1"/>
             </wp:cNvGraphicFramePr>
@@ -1067,7 +4740,7 @@
               <a:graphicData uri="http://schemas.openxmlformats.org/drawingml/2006/picture">
                 <pic:pic>
                   <pic:nvPicPr>
-                    <pic:cNvPr id="0" name="lumielle_poster.png"/>
+                    <pic:cNvPr id="0" name="image.png"/>
                     <pic:cNvPicPr/>
                   </pic:nvPicPr>
                   <pic:blipFill>
@@ -1079,7 +4752,7 @@
                   <pic:spPr>
                     <a:xfrm>
                       <a:off x="0" y="0"/>
-                      <a:ext cx="4069080" cy="6103620"/>
+                      <a:ext cx="5486400" cy="8229600"/>
                     </a:xfrm>
                     <a:prstGeom prst="rect"/>
                   </pic:spPr>
@@ -1092,15 +4765,15 @@
     </w:p>
     <w:p>
       <w:pPr>
-        <w:spacing w:before="40" w:after="0"/>
+        <w:spacing w:after="0"/>
         <w:jc w:val="center"/>
       </w:pPr>
       <w:r>
         <w:rPr>
-          <w:rFonts w:ascii="Hiragino Sans GB" w:hAnsi="Hiragino Sans GB" w:eastAsia="Hiragino Sans GB"/>
-          <w:b/>
-          <w:color w:val="617386"/>
-          <w:sz w:val="19"/>
+          <w:rFonts w:ascii="STHeiti" w:hAnsi="STHeiti" w:eastAsia="STHeiti"/>
+          <w:b w:val="0"/>
+          <w:color w:val="716D79"/>
+          <w:sz w:val="18"/>
         </w:rPr>
         <w:t>Lumielle海报</w:t>
       </w:r>
@@ -1117,25 +4790,26 @@
       </w:pPr>
       <w:r>
         <w:rPr>
-          <w:rFonts w:ascii="Arial" w:hAnsi="Arial" w:eastAsia="Hiragino Sans GB"/>
+          <w:rFonts w:ascii="STHeiti" w:hAnsi="STHeiti" w:eastAsia="STHeiti"/>
           <w:b/>
-          <w:color w:val="454B7C"/>
-          <w:sz w:val="30"/>
+          <w:color w:val="4E3D68"/>
+          <w:sz w:val="38"/>
         </w:rPr>
         <w:t>附录 A：版本历史</w:t>
       </w:r>
     </w:p>
     <w:p>
       <w:pPr>
-        <w:keepLines/>
+        <w:spacing w:after="80" w:line="274" w:lineRule="auto"/>
       </w:pPr>
       <w:r>
         <w:rPr>
-          <w:rFonts w:ascii="Arial" w:hAnsi="Arial" w:eastAsia="Hiragino Sans GB"/>
-          <w:color w:val="25313B"/>
+          <w:rFonts w:ascii="STHeiti" w:hAnsi="STHeiti" w:eastAsia="STHeiti"/>
+          <w:b w:val="0"/>
+          <w:color w:val="34323A"/>
           <w:sz w:val="20"/>
         </w:rPr>
-        <w:t>当前开发版本为 v1.1.0（Unreleased）。该版本尚未作为正式发行版发布。</w:t>
+        <w:t>当前开发版本：v1.1.0 — Unreleased。该版本仍在开发中，尚未作为正式发布版。</w:t>
       </w:r>
     </w:p>
     <w:p>
@@ -1145,12 +4819,273 @@
       </w:pPr>
       <w:r>
         <w:rPr>
-          <w:rFonts w:ascii="Arial" w:hAnsi="Arial" w:eastAsia="Hiragino Sans GB"/>
+          <w:rFonts w:ascii="STHeiti" w:hAnsi="STHeiti" w:eastAsia="STHeiti"/>
           <w:b/>
-          <w:color w:val="173A56"/>
-          <w:sz w:val="24"/>
+          <w:color w:val="665184"/>
+          <w:sz w:val="26"/>
         </w:rPr>
         <w:t>v1.1.0 — Unreleased</w:t>
+      </w:r>
+    </w:p>
+    <w:p>
+      <w:pPr>
+        <w:pStyle w:val="Heading3"/>
+        <w:keepNext/>
+      </w:pPr>
+      <w:r>
+        <w:rPr>
+          <w:rFonts w:ascii="STHeiti" w:hAnsi="STHeiti" w:eastAsia="STHeiti"/>
+          <w:b/>
+          <w:color w:val="34323A"/>
+          <w:sz w:val="22"/>
+        </w:rPr>
+        <w:t>新增</w:t>
+      </w:r>
+    </w:p>
+    <w:p>
+      <w:pPr>
+        <w:spacing w:after="60" w:line="269" w:lineRule="auto"/>
+        <w:ind w:left="288" w:hanging="202"/>
+      </w:pPr>
+      <w:r>
+        <w:rPr>
+          <w:rFonts w:ascii="STHeiti" w:hAnsi="STHeiti" w:eastAsia="STHeiti"/>
+          <w:b/>
+          <w:color w:val="665184"/>
+          <w:sz w:val="19"/>
+        </w:rPr>
+        <w:t xml:space="preserve">• </w:t>
+      </w:r>
+      <w:r>
+        <w:rPr>
+          <w:rFonts w:ascii="STHeiti" w:hAnsi="STHeiti" w:eastAsia="STHeiti"/>
+          <w:b w:val="0"/>
+          <w:color w:val="34323A"/>
+          <w:sz w:val="19"/>
+        </w:rPr>
+        <w:t>科研资料可按主题整理；系统可从可读取的完整资料中按顺序提取要点，并提供可修改的智能归档建议。</w:t>
+      </w:r>
+    </w:p>
+    <w:p>
+      <w:pPr>
+        <w:spacing w:after="60" w:line="269" w:lineRule="auto"/>
+        <w:ind w:left="288" w:hanging="202"/>
+      </w:pPr>
+      <w:r>
+        <w:rPr>
+          <w:rFonts w:ascii="STHeiti" w:hAnsi="STHeiti" w:eastAsia="STHeiti"/>
+          <w:b/>
+          <w:color w:val="665184"/>
+          <w:sz w:val="19"/>
+        </w:rPr>
+        <w:t xml:space="preserve">• </w:t>
+      </w:r>
+      <w:r>
+        <w:rPr>
+          <w:rFonts w:ascii="STHeiti" w:hAnsi="STHeiti" w:eastAsia="STHeiti"/>
+          <w:b w:val="0"/>
+          <w:color w:val="34323A"/>
+          <w:sz w:val="19"/>
+        </w:rPr>
+        <w:t>文献支持 PDF、Word、TXT 和粘贴文字全文分析，整理研究问题、方法、结果、限制及与原文关联的依据。</w:t>
+      </w:r>
+    </w:p>
+    <w:p>
+      <w:pPr>
+        <w:spacing w:after="60" w:line="269" w:lineRule="auto"/>
+        <w:ind w:left="288" w:hanging="202"/>
+      </w:pPr>
+      <w:r>
+        <w:rPr>
+          <w:rFonts w:ascii="STHeiti" w:hAnsi="STHeiti" w:eastAsia="STHeiti"/>
+          <w:b/>
+          <w:color w:val="665184"/>
+          <w:sz w:val="19"/>
+        </w:rPr>
+        <w:t xml:space="preserve">• </w:t>
+      </w:r>
+      <w:r>
+        <w:rPr>
+          <w:rFonts w:ascii="STHeiti" w:hAnsi="STHeiti" w:eastAsia="STHeiti"/>
+          <w:b w:val="0"/>
+          <w:color w:val="34323A"/>
+          <w:sz w:val="19"/>
+        </w:rPr>
+        <w:t>新增可复用的 Word 排版预设、自定义预设和预览确认流程。</w:t>
+      </w:r>
+    </w:p>
+    <w:p>
+      <w:pPr>
+        <w:pStyle w:val="Heading3"/>
+        <w:keepNext/>
+      </w:pPr>
+      <w:r>
+        <w:rPr>
+          <w:rFonts w:ascii="STHeiti" w:hAnsi="STHeiti" w:eastAsia="STHeiti"/>
+          <w:b/>
+          <w:color w:val="34323A"/>
+          <w:sz w:val="22"/>
+        </w:rPr>
+        <w:t>变更</w:t>
+      </w:r>
+    </w:p>
+    <w:p>
+      <w:pPr>
+        <w:spacing w:after="60" w:line="269" w:lineRule="auto"/>
+        <w:ind w:left="288" w:hanging="202"/>
+      </w:pPr>
+      <w:r>
+        <w:rPr>
+          <w:rFonts w:ascii="STHeiti" w:hAnsi="STHeiti" w:eastAsia="STHeiti"/>
+          <w:b/>
+          <w:color w:val="665184"/>
+          <w:sz w:val="19"/>
+        </w:rPr>
+        <w:t xml:space="preserve">• </w:t>
+      </w:r>
+      <w:r>
+        <w:rPr>
+          <w:rFonts w:ascii="STHeiti" w:hAnsi="STHeiti" w:eastAsia="STHeiti"/>
+          <w:b w:val="0"/>
+          <w:color w:val="34323A"/>
+          <w:sz w:val="19"/>
+        </w:rPr>
+        <w:t>规划时可以综合不同分区已保存的研究信息；章节写作只选取允许使用的相关事实和本章已绑定文献。</w:t>
+      </w:r>
+    </w:p>
+    <w:p>
+      <w:pPr>
+        <w:spacing w:after="60" w:line="269" w:lineRule="auto"/>
+        <w:ind w:left="288" w:hanging="202"/>
+      </w:pPr>
+      <w:r>
+        <w:rPr>
+          <w:rFonts w:ascii="STHeiti" w:hAnsi="STHeiti" w:eastAsia="STHeiti"/>
+          <w:b/>
+          <w:color w:val="665184"/>
+          <w:sz w:val="19"/>
+        </w:rPr>
+        <w:t xml:space="preserve">• </w:t>
+      </w:r>
+      <w:r>
+        <w:rPr>
+          <w:rFonts w:ascii="STHeiti" w:hAnsi="STHeiti" w:eastAsia="STHeiti"/>
+          <w:b w:val="0"/>
+          <w:color w:val="34323A"/>
+          <w:sz w:val="19"/>
+        </w:rPr>
+        <w:t>章节记忆从完整章节正文生成精简摘要，并与大纲和上下游章节信息一起供后续写作使用。</w:t>
+      </w:r>
+    </w:p>
+    <w:p>
+      <w:pPr>
+        <w:spacing w:after="60" w:line="269" w:lineRule="auto"/>
+        <w:ind w:left="288" w:hanging="202"/>
+      </w:pPr>
+      <w:r>
+        <w:rPr>
+          <w:rFonts w:ascii="STHeiti" w:hAnsi="STHeiti" w:eastAsia="STHeiti"/>
+          <w:b/>
+          <w:color w:val="665184"/>
+          <w:sz w:val="19"/>
+        </w:rPr>
+        <w:t xml:space="preserve">• </w:t>
+      </w:r>
+      <w:r>
+        <w:rPr>
+          <w:rFonts w:ascii="STHeiti" w:hAnsi="STHeiti" w:eastAsia="STHeiti"/>
+          <w:b w:val="0"/>
+          <w:color w:val="34323A"/>
+          <w:sz w:val="19"/>
+        </w:rPr>
+        <w:t>文献相关性与来源质量分别评估；General Academic 与 Legacy Compatible 提供不同版式。</w:t>
+      </w:r>
+    </w:p>
+    <w:p>
+      <w:pPr>
+        <w:spacing w:after="60" w:line="269" w:lineRule="auto"/>
+        <w:ind w:left="288" w:hanging="202"/>
+      </w:pPr>
+      <w:r>
+        <w:rPr>
+          <w:rFonts w:ascii="STHeiti" w:hAnsi="STHeiti" w:eastAsia="STHeiti"/>
+          <w:b/>
+          <w:color w:val="665184"/>
+          <w:sz w:val="19"/>
+        </w:rPr>
+        <w:t xml:space="preserve">• </w:t>
+      </w:r>
+      <w:r>
+        <w:rPr>
+          <w:rFonts w:ascii="STHeiti" w:hAnsi="STHeiti" w:eastAsia="STHeiti"/>
+          <w:b w:val="0"/>
+          <w:color w:val="34323A"/>
+          <w:sz w:val="19"/>
+        </w:rPr>
+        <w:t>中英文手册改为面向初次使用者的步骤式说明，增加快速开始、常见问题和排错路径，并保留原版式海报。</w:t>
+      </w:r>
+    </w:p>
+    <w:p>
+      <w:pPr>
+        <w:pStyle w:val="Heading3"/>
+        <w:keepNext/>
+      </w:pPr>
+      <w:r>
+        <w:rPr>
+          <w:rFonts w:ascii="STHeiti" w:hAnsi="STHeiti" w:eastAsia="STHeiti"/>
+          <w:b/>
+          <w:color w:val="34323A"/>
+          <w:sz w:val="22"/>
+        </w:rPr>
+        <w:t>修复</w:t>
+      </w:r>
+    </w:p>
+    <w:p>
+      <w:pPr>
+        <w:spacing w:after="60" w:line="269" w:lineRule="auto"/>
+        <w:ind w:left="288" w:hanging="202"/>
+      </w:pPr>
+      <w:r>
+        <w:rPr>
+          <w:rFonts w:ascii="STHeiti" w:hAnsi="STHeiti" w:eastAsia="STHeiti"/>
+          <w:b/>
+          <w:color w:val="665184"/>
+          <w:sz w:val="19"/>
+        </w:rPr>
+        <w:t xml:space="preserve">• </w:t>
+      </w:r>
+      <w:r>
+        <w:rPr>
+          <w:rFonts w:ascii="STHeiti" w:hAnsi="STHeiti" w:eastAsia="STHeiti"/>
+          <w:b w:val="0"/>
+          <w:color w:val="34323A"/>
+          <w:sz w:val="19"/>
+        </w:rPr>
+        <w:t>重建章节记忆失败时保留此前有效记忆；清空文献记录与删除文献原件由两个明确选择控制。</w:t>
+      </w:r>
+    </w:p>
+    <w:p>
+      <w:pPr>
+        <w:spacing w:after="60" w:line="269" w:lineRule="auto"/>
+        <w:ind w:left="288" w:hanging="202"/>
+      </w:pPr>
+      <w:r>
+        <w:rPr>
+          <w:rFonts w:ascii="STHeiti" w:hAnsi="STHeiti" w:eastAsia="STHeiti"/>
+          <w:b/>
+          <w:color w:val="665184"/>
+          <w:sz w:val="19"/>
+        </w:rPr>
+        <w:t xml:space="preserve">• </w:t>
+      </w:r>
+      <w:r>
+        <w:rPr>
+          <w:rFonts w:ascii="STHeiti" w:hAnsi="STHeiti" w:eastAsia="STHeiti"/>
+          <w:b w:val="0"/>
+          <w:color w:val="34323A"/>
+          <w:sz w:val="19"/>
+        </w:rPr>
+        <w:t>恢复手册连续分页排版并保留 Lumielle 海报原图。</w:t>
       </w:r>
     </w:p>
     <w:p>
@@ -1160,96 +5095,26 @@
       </w:pPr>
       <w:r>
         <w:rPr>
-          <w:rFonts w:ascii="Arial" w:hAnsi="Arial" w:eastAsia="Hiragino Sans GB"/>
+          <w:rFonts w:ascii="STHeiti" w:hAnsi="STHeiti" w:eastAsia="STHeiti"/>
           <w:b/>
-          <w:color w:val="173A56"/>
-          <w:sz w:val="24"/>
+          <w:color w:val="665184"/>
+          <w:sz w:val="26"/>
         </w:rPr>
-        <w:t>新增 / Added</w:t>
+        <w:t>v1.0.1 — 2026-09-27</w:t>
       </w:r>
     </w:p>
     <w:p>
       <w:pPr>
-        <w:keepLines/>
-        <w:ind w:left="283" w:hanging="227"/>
+        <w:spacing w:after="80" w:line="274" w:lineRule="auto"/>
       </w:pPr>
       <w:r>
         <w:rPr>
-          <w:rFonts w:ascii="Arial" w:hAnsi="Arial" w:eastAsia="Hiragino Sans GB"/>
-          <w:color w:val="25313B"/>
+          <w:rFonts w:ascii="STHeiti" w:hAnsi="STHeiti" w:eastAsia="STHeiti"/>
+          <w:b w:val="0"/>
+          <w:color w:val="34323A"/>
           <w:sz w:val="20"/>
         </w:rPr>
-        <w:t>- 新增八类 Research Fact Layer，支持顺序分块提取、可编辑 Smart Inbox 建议、来源信息、事实标签与显式章节 Grounding。</w:t>
-      </w:r>
-    </w:p>
-    <w:p>
-      <w:pPr>
-        <w:keepLines/>
-        <w:ind w:left="283" w:hanging="227"/>
-      </w:pPr>
-      <w:r>
-        <w:rPr>
-          <w:rFonts w:ascii="Arial" w:hAnsi="Arial" w:eastAsia="Hiragino Sans GB"/>
-          <w:color w:val="25313B"/>
-          <w:sz w:val="20"/>
-        </w:rPr>
-        <w:t>- 新增覆盖所有事实分区的有界 Research Planning Digest；章节 Grounding 关闭的分区也会参与逻辑规划。</w:t>
-      </w:r>
-    </w:p>
-    <w:p>
-      <w:pPr>
-        <w:keepLines/>
-        <w:ind w:left="283" w:hanging="227"/>
-      </w:pPr>
-      <w:r>
-        <w:rPr>
-          <w:rFonts w:ascii="Arial" w:hAnsi="Arial" w:eastAsia="Hiragino Sans GB"/>
-          <w:color w:val="25313B"/>
-          <w:sz w:val="20"/>
-        </w:rPr>
-        <w:t>- 新增 PDF、DOCX、TXT 与粘贴文本的全文文献分析、结构化文献档案和来源关联证据；章节仅检索已绑定文献的相关证据。</w:t>
-      </w:r>
-    </w:p>
-    <w:p>
-      <w:pPr>
-        <w:keepLines/>
-        <w:ind w:left="283" w:hanging="227"/>
-      </w:pPr>
-      <w:r>
-        <w:rPr>
-          <w:rFonts w:ascii="Arial" w:hAnsi="Arial" w:eastAsia="Hiragino Sans GB"/>
-          <w:color w:val="25313B"/>
-          <w:sz w:val="20"/>
-        </w:rPr>
-        <w:t>- 新增结合当前课题与规划摘要的文献档案综合；相关性评级与来源质量评价分开。</w:t>
-      </w:r>
-    </w:p>
-    <w:p>
-      <w:pPr>
-        <w:keepLines/>
-        <w:ind w:left="283" w:hanging="227"/>
-      </w:pPr>
-      <w:r>
-        <w:rPr>
-          <w:rFonts w:ascii="Arial" w:hAnsi="Arial" w:eastAsia="Hiragino Sans GB"/>
-          <w:color w:val="25313B"/>
-          <w:sz w:val="20"/>
-        </w:rPr>
-        <w:t>- 新增 schema v1 FormatSpec 的网格/三线表、页码起始值、标题分页控制、图片宽度字段，以及有实际差异的 General Academic 与 Legacy Compatible 预设。</w:t>
-      </w:r>
-    </w:p>
-    <w:p>
-      <w:pPr>
-        <w:keepLines/>
-        <w:ind w:left="283" w:hanging="227"/>
-      </w:pPr>
-      <w:r>
-        <w:rPr>
-          <w:rFonts w:ascii="Arial" w:hAnsi="Arial" w:eastAsia="Hiragino Sans GB"/>
-          <w:color w:val="25313B"/>
-          <w:sz w:val="20"/>
-        </w:rPr>
-        <w:t>- 更新中英文 PDF 用户手册并将应用版本统一为 1.1.0。</w:t>
+        <w:t>修复章节上下文、风格要求、英文单词统计和文献引用编号等问题；增加安全图表生成、完整资料顺序解析、稳定的 Word 导出和更清晰的失败提示。</w:t>
       </w:r>
     </w:p>
     <w:p>
@@ -1259,370 +5124,33 @@
       </w:pPr>
       <w:r>
         <w:rPr>
-          <w:rFonts w:ascii="Arial" w:hAnsi="Arial" w:eastAsia="Hiragino Sans GB"/>
+          <w:rFonts w:ascii="STHeiti" w:hAnsi="STHeiti" w:eastAsia="STHeiti"/>
           <w:b/>
-          <w:color w:val="173A56"/>
-          <w:sz w:val="24"/>
-        </w:rPr>
-        <w:t>变更 / Changed</w:t>
-      </w:r>
-    </w:p>
-    <w:p>
-      <w:pPr>
-        <w:keepLines/>
-        <w:ind w:left="283" w:hanging="227"/>
-      </w:pPr>
-      <w:r>
-        <w:rPr>
-          <w:rFonts w:ascii="Arial" w:hAnsi="Arial" w:eastAsia="Hiragino Sans GB"/>
-          <w:color w:val="25313B"/>
-          <w:sz w:val="20"/>
-        </w:rPr>
-        <w:t>- 章节提示词可组合启用的研究事实、绑定文献证据、全局大纲和上下游章节上下文。</w:t>
-      </w:r>
-    </w:p>
-    <w:p>
-      <w:pPr>
-        <w:keepLines/>
-        <w:ind w:left="283" w:hanging="227"/>
-      </w:pPr>
-      <w:r>
-        <w:rPr>
-          <w:rFonts w:ascii="Arial" w:hAnsi="Arial" w:eastAsia="Hiragino Sans GB"/>
-          <w:color w:val="25313B"/>
-          <w:sz w:val="20"/>
-        </w:rPr>
-        <w:t>- Research Planning Digest 有界覆盖所有分区的事实；文献相关性结合当前课题与规划摘要，章节证据使用中文/英文术语匹配。</w:t>
-      </w:r>
-    </w:p>
-    <w:p>
-      <w:pPr>
-        <w:keepLines/>
-        <w:ind w:left="283" w:hanging="227"/>
-      </w:pPr>
-      <w:r>
-        <w:rPr>
-          <w:rFonts w:ascii="Arial" w:hAnsi="Arial" w:eastAsia="Hiragino Sans GB"/>
-          <w:color w:val="25313B"/>
-          <w:sz w:val="20"/>
-        </w:rPr>
-        <w:t>- 大型文献库会按文献档案分批审查并分层合并，避免固定前缀遗漏后部档案。</w:t>
-      </w:r>
-    </w:p>
-    <w:p>
-      <w:pPr>
-        <w:keepLines/>
-        <w:ind w:left="283" w:hanging="227"/>
-      </w:pPr>
-      <w:r>
-        <w:rPr>
-          <w:rFonts w:ascii="Arial" w:hAnsi="Arial" w:eastAsia="Hiragino Sans GB"/>
-          <w:color w:val="25313B"/>
-          <w:sz w:val="20"/>
-        </w:rPr>
-        <w:t>- FormatSpec 只控制经严格校验的数据字段；模板行为按所选模式区分，自然语言格式提示词需生成并选择有效规格后才影响导出。</w:t>
-      </w:r>
-    </w:p>
-    <w:p>
-      <w:pPr>
-        <w:keepLines/>
-        <w:ind w:left="283" w:hanging="227"/>
-      </w:pPr>
-      <w:r>
-        <w:rPr>
-          <w:rFonts w:ascii="Arial" w:hAnsi="Arial" w:eastAsia="Hiragino Sans GB"/>
-          <w:color w:val="25313B"/>
-          <w:sz w:val="20"/>
-        </w:rPr>
-        <w:t>- README 与手册改为准确描述完整章节记忆的分块提取和摘要使用，不承诺模型不会遗忘或冲突。</w:t>
-      </w:r>
-    </w:p>
-    <w:p>
-      <w:pPr>
-        <w:pStyle w:val="Heading2"/>
-        <w:keepNext/>
-      </w:pPr>
-      <w:r>
-        <w:rPr>
-          <w:rFonts w:ascii="Arial" w:hAnsi="Arial" w:eastAsia="Hiragino Sans GB"/>
-          <w:b/>
-          <w:color w:val="173A56"/>
-          <w:sz w:val="24"/>
-        </w:rPr>
-        <w:t>修复 / Fixed</w:t>
-      </w:r>
-    </w:p>
-    <w:p>
-      <w:pPr>
-        <w:keepLines/>
-        <w:ind w:left="283" w:hanging="227"/>
-      </w:pPr>
-      <w:r>
-        <w:rPr>
-          <w:rFonts w:ascii="Arial" w:hAnsi="Arial" w:eastAsia="Hiragino Sans GB"/>
-          <w:color w:val="25313B"/>
-          <w:sz w:val="20"/>
-        </w:rPr>
-        <w:t>- 章节记忆不再只分析开头 3,000 字符；长章节按序分块并完整参与记忆合并。重建失败时保留旧记忆。</w:t>
-      </w:r>
-    </w:p>
-    <w:p>
-      <w:pPr>
-        <w:keepLines/>
-        <w:ind w:left="283" w:hanging="227"/>
-      </w:pPr>
-      <w:r>
-        <w:rPr>
-          <w:rFonts w:ascii="Arial" w:hAnsi="Arial" w:eastAsia="Hiragino Sans GB"/>
-          <w:color w:val="25313B"/>
-          <w:sz w:val="20"/>
-        </w:rPr>
-        <w:t>- 清空文献记录与删除导入原件分开确认；原件删除限于受管理的 raw_files/ 路径并报告部分失败。</w:t>
-      </w:r>
-    </w:p>
-    <w:p>
-      <w:pPr>
-        <w:keepLines/>
-        <w:ind w:left="283" w:hanging="227"/>
-      </w:pPr>
-      <w:r>
-        <w:rPr>
-          <w:rFonts w:ascii="Arial" w:hAnsi="Arial" w:eastAsia="Hiragino Sans GB"/>
-          <w:color w:val="25313B"/>
-          <w:sz w:val="20"/>
-        </w:rPr>
-        <w:t>- 文献分析失败不替换先前有效档案或证据；旧记录可在原始文件存在时重新分析。</w:t>
-      </w:r>
-    </w:p>
-    <w:p>
-      <w:pPr>
-        <w:keepLines/>
-        <w:ind w:left="283" w:hanging="227"/>
-      </w:pPr>
-      <w:r>
-        <w:rPr>
-          <w:rFonts w:ascii="Arial" w:hAnsi="Arial" w:eastAsia="Hiragino Sans GB"/>
-          <w:color w:val="25313B"/>
-          <w:sz w:val="20"/>
-        </w:rPr>
-        <w:t>- Smart Inbox 接受事实时保存用户可编辑的用途字段。</w:t>
-      </w:r>
-    </w:p>
-    <w:p>
-      <w:pPr>
-        <w:keepLines/>
-        <w:ind w:left="283" w:hanging="227"/>
-      </w:pPr>
-      <w:r>
-        <w:rPr>
-          <w:rFonts w:ascii="Arial" w:hAnsi="Arial" w:eastAsia="Hiragino Sans GB"/>
-          <w:color w:val="25313B"/>
-          <w:sz w:val="20"/>
-        </w:rPr>
-        <w:t>- 修复用户手册分页与视觉排版退化，并恢复 Lumielle 海报视觉资产。</w:t>
-      </w:r>
-    </w:p>
-    <w:p>
-      <w:pPr>
-        <w:pStyle w:val="Heading2"/>
-        <w:keepNext/>
-      </w:pPr>
-      <w:r>
-        <w:rPr>
-          <w:rFonts w:ascii="Arial" w:hAnsi="Arial" w:eastAsia="Hiragino Sans GB"/>
-          <w:b/>
-          <w:color w:val="173A56"/>
-          <w:sz w:val="24"/>
-        </w:rPr>
-        <w:t>v1.0.1 — 2026-09-27 · Added / Changed / Fixed</w:t>
-      </w:r>
-    </w:p>
-    <w:p>
-      <w:pPr>
-        <w:keepLines/>
-        <w:ind w:left="283" w:hanging="227"/>
-      </w:pPr>
-      <w:r>
-        <w:rPr>
-          <w:rFonts w:ascii="Arial" w:hAnsi="Arial" w:eastAsia="Hiragino Sans GB"/>
-          <w:color w:val="25313B"/>
-          <w:sz w:val="20"/>
-        </w:rPr>
-        <w:t>- Added the canonical SemVer source version.py and displayed the application version in both locales.</w:t>
-      </w:r>
-    </w:p>
-    <w:p>
-      <w:pPr>
-        <w:keepLines/>
-        <w:ind w:left="283" w:hanging="227"/>
-      </w:pPr>
-      <w:r>
-        <w:rPr>
-          <w:rFonts w:ascii="Arial" w:hAnsi="Arial" w:eastAsia="Hiragino Sans GB"/>
-          <w:color w:val="25313B"/>
-          <w:sz w:val="20"/>
-        </w:rPr>
-        <w:t>- Added regression tests and Python 3.12 GitHub Actions CI.</w:t>
-      </w:r>
-    </w:p>
-    <w:p>
-      <w:pPr>
-        <w:keepLines/>
-        <w:ind w:left="283" w:hanging="227"/>
-      </w:pPr>
-      <w:r>
-        <w:rPr>
-          <w:rFonts w:ascii="Arial" w:hAnsi="Arial" w:eastAsia="Hiragino Sans GB"/>
-          <w:color w:val="25313B"/>
-          <w:sz w:val="20"/>
-        </w:rPr>
-        <w:t>- Drafts retain reference snapshots and mappings for citation export.</w:t>
-      </w:r>
-    </w:p>
-    <w:p>
-      <w:pPr>
-        <w:keepLines/>
-        <w:ind w:left="283" w:hanging="227"/>
-      </w:pPr>
-      <w:r>
-        <w:rPr>
-          <w:rFonts w:ascii="Arial" w:hAnsi="Arial" w:eastAsia="Hiragino Sans GB"/>
-          <w:color w:val="25313B"/>
-          <w:sz w:val="20"/>
-        </w:rPr>
-        <w:t>- Replaced model-generated chart code execution with validated chart specifications and trusted local rendering.</w:t>
-      </w:r>
-    </w:p>
-    <w:p>
-      <w:pPr>
-        <w:keepLines/>
-        <w:ind w:left="283" w:hanging="227"/>
-      </w:pPr>
-      <w:r>
-        <w:rPr>
-          <w:rFonts w:ascii="Arial" w:hAnsi="Arial" w:eastAsia="Hiragino Sans GB"/>
-          <w:color w:val="25313B"/>
-          <w:sz w:val="20"/>
-        </w:rPr>
-        <w:t>- Added ordered chunk parsing for complete Research Foundation documents and manuscript reverse engineering.</w:t>
-      </w:r>
-    </w:p>
-    <w:p>
-      <w:pPr>
-        <w:keepLines/>
-        <w:ind w:left="283" w:hanging="227"/>
-      </w:pPr>
-      <w:r>
-        <w:rPr>
-          <w:rFonts w:ascii="Arial" w:hAnsi="Arial" w:eastAsia="Hiragino Sans GB"/>
-          <w:color w:val="25313B"/>
-          <w:sz w:val="20"/>
-        </w:rPr>
-        <w:t>- Chapter prompts receive the global outline, upstream context, and downstream written content or boundaries.</w:t>
-      </w:r>
-    </w:p>
-    <w:p>
-      <w:pPr>
-        <w:keepLines/>
-        <w:ind w:left="283" w:hanging="227"/>
-      </w:pPr>
-      <w:r>
-        <w:rPr>
-          <w:rFonts w:ascii="Arial" w:hAnsi="Arial" w:eastAsia="Hiragino Sans GB"/>
-          <w:color w:val="25313B"/>
-          <w:sz w:val="20"/>
-        </w:rPr>
-        <w:t>- Saved custom style prompts are interpolated; English word counts use word tokens; English defaults initialize in prompts.json without replacing existing settings.</w:t>
-      </w:r>
-    </w:p>
-    <w:p>
-      <w:pPr>
-        <w:keepLines/>
-        <w:ind w:left="283" w:hanging="227"/>
-      </w:pPr>
-      <w:r>
-        <w:rPr>
-          <w:rFonts w:ascii="Arial" w:hAnsi="Arial" w:eastAsia="Hiragino Sans GB"/>
-          <w:color w:val="25313B"/>
-          <w:sz w:val="20"/>
-        </w:rPr>
-        <w:t>- Word export uses a global ordered citation registry and saved draft snapshots, with a legacy binding fallback.</w:t>
-      </w:r>
-    </w:p>
-    <w:p>
-      <w:pPr>
-        <w:keepLines/>
-        <w:ind w:left="283" w:hanging="227"/>
-      </w:pPr>
-      <w:r>
-        <w:rPr>
-          <w:rFonts w:ascii="Arial" w:hAnsi="Arial" w:eastAsia="Hiragino Sans GB"/>
-          <w:color w:val="25313B"/>
-          <w:sz w:val="20"/>
-        </w:rPr>
-        <w:t>- LLM failures, empty results, failed literature ratings, failed detection, and failed review blocks are kept out of normal saved content; prior valid outlines and reports are preserved on failure.</w:t>
-      </w:r>
-    </w:p>
-    <w:p>
-      <w:pPr>
-        <w:keepLines/>
-        <w:ind w:left="283" w:hanging="227"/>
-      </w:pPr>
-      <w:r>
-        <w:rPr>
-          <w:rFonts w:ascii="Arial" w:hAnsi="Arial" w:eastAsia="Hiragino Sans GB"/>
-          <w:color w:val="25313B"/>
-          <w:sz w:val="20"/>
-        </w:rPr>
-        <w:t>- Fixed macOS first-run environment creation using the bundled uv runtime and a pip-enabled environment.</w:t>
-      </w:r>
-    </w:p>
-    <w:p>
-      <w:pPr>
-        <w:keepLines/>
-        <w:ind w:left="283" w:hanging="227"/>
-      </w:pPr>
-      <w:r>
-        <w:rPr>
-          <w:rFonts w:ascii="Arial" w:hAnsi="Arial" w:eastAsia="Hiragino Sans GB"/>
-          <w:color w:val="25313B"/>
-          <w:sz w:val="20"/>
-        </w:rPr>
-        <w:t>- Removed non-commercial wording that conflicted with the MIT License; no core user workflow was removed.</w:t>
-      </w:r>
-    </w:p>
-    <w:p>
-      <w:pPr>
-        <w:pStyle w:val="Heading2"/>
-        <w:keepNext/>
-      </w:pPr>
-      <w:r>
-        <w:rPr>
-          <w:rFonts w:ascii="Arial" w:hAnsi="Arial" w:eastAsia="Hiragino Sans GB"/>
-          <w:b/>
-          <w:color w:val="173A56"/>
-          <w:sz w:val="24"/>
+          <w:color w:val="665184"/>
+          <w:sz w:val="26"/>
         </w:rPr>
         <w:t>v1.0.0 — 2026-08-26</w:t>
       </w:r>
     </w:p>
     <w:p>
       <w:pPr>
-        <w:keepLines/>
+        <w:spacing w:after="80" w:line="274" w:lineRule="auto"/>
       </w:pPr>
       <w:r>
         <w:rPr>
-          <w:rFonts w:ascii="Arial" w:hAnsi="Arial" w:eastAsia="Hiragino Sans GB"/>
-          <w:color w:val="25313B"/>
+          <w:rFonts w:ascii="STHeiti" w:hAnsi="STHeiti" w:eastAsia="STHeiti"/>
+          <w:b w:val="0"/>
+          <w:color w:val="34323A"/>
           <w:sz w:val="20"/>
         </w:rPr>
-        <w:t>首次公开发布，提供 macOS 与 Windows 中英文桌面版本。发行历史保留原版本日期；v1.1.0 在正式批准前仍为 Unreleased。</w:t>
+        <w:t>首次公开发布，提供 macOS 和 Windows 中英文版本。</w:t>
       </w:r>
     </w:p>
     <w:sectPr>
       <w:footerReference w:type="default" r:id="rId9"/>
-      <w:pgSz w:w="11906" w:h="16838"/>
-      <w:pgMar w:top="1077" w:right="1191" w:bottom="1077" w:left="1191" w:header="454" w:footer="454" w:gutter="0"/>
+      <w:headerReference w:type="default" r:id="rId11"/>
+      <w:pgSz w:w="11909" w:h="16834"/>
+      <w:pgMar w:top="907" w:right="1037" w:bottom="893" w:left="1037" w:header="432" w:footer="461" w:gutter="0"/>
       <w:cols w:space="720"/>
       <w:docGrid w:linePitch="360"/>
     </w:sectPr>
@@ -1634,37 +5162,40 @@
 <w:ftr xmlns:m="http://schemas.openxmlformats.org/officeDocument/2006/math" xmlns:mc="http://schemas.openxmlformats.org/markup-compatibility/2006" xmlns:mo="http://schemas.microsoft.com/office/mac/office/2008/main" xmlns:mv="urn:schemas-microsoft-com:mac:vml" xmlns:o="urn:schemas-microsoft-com:office:office" xmlns:r="http://schemas.openxmlformats.org/officeDocument/2006/relationships" xmlns:v="urn:schemas-microsoft-com:vml" xmlns:w10="urn:schemas-microsoft-com:office:word" xmlns:w14="http://schemas.microsoft.com/office/word/2010/wordml" xmlns:w="http://schemas.openxmlformats.org/wordprocessingml/2006/main" xmlns:wne="http://schemas.microsoft.com/office/word/2006/wordml" xmlns:wp14="http://schemas.microsoft.com/office/word/2010/wordprocessingDrawing" xmlns:wp="http://schemas.openxmlformats.org/drawingml/2006/wordprocessingDrawing" xmlns:wpc="http://schemas.microsoft.com/office/word/2010/wordprocessingCanvas" xmlns:wpg="http://schemas.microsoft.com/office/word/2010/wordprocessingGroup" xmlns:wpi="http://schemas.microsoft.com/office/word/2010/wordprocessingInk" xmlns:wps="http://schemas.microsoft.com/office/word/2010/wordprocessingShape" mc:Ignorable="w14 wp14">
   <w:p>
     <w:pPr>
-      <w:pStyle w:val="Footer"/>
-      <w:spacing w:before="0" w:after="0"/>
       <w:jc w:val="center"/>
     </w:pPr>
     <w:r>
       <w:rPr>
-        <w:rFonts w:ascii="Arial" w:hAnsi="Arial" w:eastAsia="Hiragino Sans GB"/>
-        <w:color w:val="617386"/>
+        <w:rFonts w:ascii="STHeiti" w:hAnsi="STHeiti" w:eastAsia="STHeiti"/>
+        <w:b w:val="0"/>
+        <w:color w:val="716D79"/>
         <w:sz w:val="16"/>
       </w:rPr>
-      <w:t>微光学术论文写作助手 · 使用手册 · 第</w:t>
+      <w:t xml:space="preserve">v1.1.0  ·  </w:t>
     </w:r>
+    <w:fldSimple w:instr="PAGE"/>
+  </w:p>
+</w:ftr>
+</file>
+
+<file path=word/header1.xml><?xml version="1.0" encoding="utf-8"?>
+<w:hdr xmlns:m="http://schemas.openxmlformats.org/officeDocument/2006/math" xmlns:mc="http://schemas.openxmlformats.org/markup-compatibility/2006" xmlns:mo="http://schemas.microsoft.com/office/mac/office/2008/main" xmlns:mv="urn:schemas-microsoft-com:mac:vml" xmlns:o="urn:schemas-microsoft-com:office:office" xmlns:r="http://schemas.openxmlformats.org/officeDocument/2006/relationships" xmlns:v="urn:schemas-microsoft-com:vml" xmlns:w10="urn:schemas-microsoft-com:office:word" xmlns:w14="http://schemas.microsoft.com/office/word/2010/wordml" xmlns:w="http://schemas.openxmlformats.org/wordprocessingml/2006/main" xmlns:wne="http://schemas.microsoft.com/office/word/2006/wordml" xmlns:wp14="http://schemas.microsoft.com/office/word/2010/wordprocessingDrawing" xmlns:wp="http://schemas.openxmlformats.org/drawingml/2006/wordprocessingDrawing" xmlns:wpc="http://schemas.microsoft.com/office/word/2010/wordprocessingCanvas" xmlns:wpg="http://schemas.microsoft.com/office/word/2010/wordprocessingGroup" xmlns:wpi="http://schemas.microsoft.com/office/word/2010/wordprocessingInk" xmlns:wps="http://schemas.microsoft.com/office/word/2010/wordprocessingShape" mc:Ignorable="w14 wp14">
+  <w:p>
+    <w:pPr>
+      <w:spacing w:after="0"/>
+      <w:jc w:val="right"/>
+    </w:pPr>
     <w:r>
-      <w:fldChar w:fldCharType="begin"/>
-      <w:instrText xml:space="preserve"> PAGE </w:instrText>
-      <w:fldChar w:fldCharType="separate"/>
-      <w:r>
-        <w:t>1</w:t>
-      </w:r>
-      <w:fldChar w:fldCharType="end"/>
-    </w:r>
-    <w:r>
-      <w:rPr>
-        <w:rFonts w:ascii="Arial" w:hAnsi="Arial" w:eastAsia="Hiragino Sans GB"/>
-        <w:color w:val="617386"/>
+      <w:rPr>
+        <w:rFonts w:ascii="STHeiti" w:hAnsi="STHeiti" w:eastAsia="STHeiti"/>
+        <w:b w:val="0"/>
+        <w:color w:val="716D79"/>
         <w:sz w:val="16"/>
       </w:rPr>
-      <w:t>页</w:t>
+      <w:t>微光 · 学术论文助手  /  用户手册</w:t>
     </w:r>
   </w:p>
-</w:ftr>
+</w:hdr>
 </file>
 
 <file path=word/numbering.xml><?xml version="1.0" encoding="utf-8"?>
@@ -2032,11 +5563,11 @@
     <w:rsid w:val="00FC693F"/>
     <w:pPr>
       <w:widowControl/>
-      <w:spacing w:after="68" w:line="283" w:lineRule="auto"/>
+      <w:spacing w:after="80" w:line="274" w:lineRule="auto"/>
     </w:pPr>
     <w:rPr>
-      <w:rFonts w:ascii="Arial" w:hAnsi="Arial" w:eastAsia="Hiragino Sans GB"/>
-      <w:color w:val="25313B"/>
+      <w:rFonts w:ascii="STHeiti" w:hAnsi="STHeiti" w:eastAsia="STHeiti"/>
+      <w:color w:val="34323A"/>
       <w:sz w:val="20"/>
     </w:rPr>
   </w:style>
@@ -2100,11 +5631,11 @@
       <w:outlineLvl w:val="0"/>
     </w:pPr>
     <w:rPr>
-      <w:rFonts w:asciiTheme="majorHAnsi" w:eastAsiaTheme="majorEastAsia" w:hAnsiTheme="majorHAnsi" w:cstheme="majorBidi" w:ascii="Arial" w:hAnsi="Arial" w:eastAsia="Hiragino Sans GB"/>
+      <w:rFonts w:asciiTheme="majorHAnsi" w:eastAsiaTheme="majorEastAsia" w:hAnsiTheme="majorHAnsi" w:cstheme="majorBidi" w:ascii="STHeiti" w:hAnsi="STHeiti" w:eastAsia="STHeiti"/>
       <w:b/>
       <w:bCs/>
-      <w:color w:val="454B7C"/>
-      <w:sz w:val="30"/>
+      <w:color w:val="4E3D68"/>
+      <w:sz w:val="38"/>
       <w:szCs w:val="28"/>
     </w:rPr>
   </w:style>
@@ -2125,11 +5656,11 @@
       <w:outlineLvl w:val="1"/>
     </w:pPr>
     <w:rPr>
-      <w:rFonts w:asciiTheme="majorHAnsi" w:eastAsiaTheme="majorEastAsia" w:hAnsiTheme="majorHAnsi" w:cstheme="majorBidi" w:ascii="Arial" w:hAnsi="Arial" w:eastAsia="Hiragino Sans GB"/>
+      <w:rFonts w:asciiTheme="majorHAnsi" w:eastAsiaTheme="majorEastAsia" w:hAnsiTheme="majorHAnsi" w:cstheme="majorBidi" w:ascii="STHeiti" w:hAnsi="STHeiti" w:eastAsia="STHeiti"/>
       <w:b/>
       <w:bCs/>
-      <w:color w:val="173A56"/>
-      <w:sz w:val="24"/>
+      <w:color w:val="665184"/>
+      <w:sz w:val="26"/>
       <w:szCs w:val="26"/>
     </w:rPr>
   </w:style>
@@ -2146,15 +5677,15 @@
       <w:keepNext/>
       <w:keepLines/>
       <w:pageBreakBefore w:val="0"/>
-      <w:spacing w:before="120" w:after="40"/>
+      <w:spacing w:before="100" w:after="40"/>
       <w:outlineLvl w:val="2"/>
     </w:pPr>
     <w:rPr>
-      <w:rFonts w:asciiTheme="majorHAnsi" w:eastAsiaTheme="majorEastAsia" w:hAnsiTheme="majorHAnsi" w:cstheme="majorBidi" w:ascii="Arial" w:hAnsi="Arial" w:eastAsia="Hiragino Sans GB"/>
+      <w:rFonts w:asciiTheme="majorHAnsi" w:eastAsiaTheme="majorEastAsia" w:hAnsiTheme="majorHAnsi" w:cstheme="majorBidi" w:ascii="STHeiti" w:hAnsi="STHeiti" w:eastAsia="STHeiti"/>
       <w:b/>
       <w:bCs/>
-      <w:color w:val="167F83"/>
-      <w:sz w:val="21"/>
+      <w:color w:val="34323A"/>
+      <w:sz w:val="22"/>
     </w:rPr>
   </w:style>
   <w:style w:type="paragraph" w:styleId="Heading4">
@@ -2389,17 +5920,17 @@
       <w:pBdr>
         <w:bottom w:val="single" w:sz="8" w:space="4" w:color="4F81BD" w:themeColor="accent1"/>
       </w:pBdr>
-      <w:spacing w:after="240" w:line="240" w:lineRule="auto"/>
+      <w:spacing w:after="200" w:line="240" w:lineRule="auto" w:before="0"/>
       <w:contextualSpacing/>
       <w:jc w:val="center"/>
     </w:pPr>
     <w:rPr>
-      <w:rFonts w:asciiTheme="majorHAnsi" w:eastAsiaTheme="majorEastAsia" w:hAnsiTheme="majorHAnsi" w:cstheme="majorBidi" w:ascii="Arial" w:hAnsi="Arial" w:eastAsia="Hiragino Sans GB"/>
+      <w:rFonts w:asciiTheme="majorHAnsi" w:eastAsiaTheme="majorEastAsia" w:hAnsiTheme="majorHAnsi" w:cstheme="majorBidi" w:ascii="STHeiti" w:hAnsi="STHeiti" w:eastAsia="STHeiti"/>
       <w:b/>
-      <w:color w:val="173A56"/>
+      <w:color w:val="4E3D68"/>
       <w:spacing w:val="5"/>
       <w:kern w:val="28"/>
-      <w:sz w:val="54"/>
+      <w:sz w:val="58"/>
       <w:szCs w:val="52"/>
     </w:rPr>
   </w:style>
@@ -2431,16 +5962,17 @@
       <w:numPr>
         <w:ilvl w:val="1"/>
       </w:numPr>
-      <w:spacing w:after="220"/>
+      <w:spacing w:after="160" w:before="0"/>
       <w:jc w:val="center"/>
     </w:pPr>
     <w:rPr>
-      <w:rFonts w:asciiTheme="majorHAnsi" w:eastAsiaTheme="majorEastAsia" w:hAnsiTheme="majorHAnsi" w:cstheme="majorBidi" w:ascii="Arial" w:hAnsi="Arial" w:eastAsia="Hiragino Sans GB"/>
+      <w:rFonts w:asciiTheme="majorHAnsi" w:eastAsiaTheme="majorEastAsia" w:hAnsiTheme="majorHAnsi" w:cstheme="majorBidi" w:ascii="STHeiti" w:hAnsi="STHeiti" w:eastAsia="STHeiti"/>
+      <w:b w:val="0"/>
       <w:i/>
       <w:iCs/>
-      <w:color w:val="617386"/>
+      <w:color w:val="716D79"/>
       <w:spacing w:val="15"/>
-      <w:sz w:val="24"/>
+      <w:sz w:val="28"/>
       <w:szCs w:val="24"/>
     </w:rPr>
   </w:style>

--- a/docs/source/使用手册（必读）.docx
+++ b/docs/source/使用手册（必读）.docx
@@ -966,7 +966,7 @@
           <w:color w:val="34323A"/>
           <w:sz w:val="19"/>
         </w:rPr>
-        <w:t>Windows：双击下载的 ZIP 压缩包完成解压，打开解压后的文件夹，再双击中文版「一键启动.bat」或英文版「Launch.bat」。</w:t>
+        <w:t>Windows：在下载的 ZIP 文件上点右键，选择“全部解压”（有些版本显示“提取全部”），在弹出窗口中点击“解压”。打开新生成的文件夹，再双击中文版「一键启动.bat」或英文版「Launch.bat」。</w:t>
       </w:r>
     </w:p>
     <w:p>

--- a/docs/source/使用手册（必读）.docx
+++ b/docs/source/使用手册（必读）.docx
@@ -70,7 +70,7 @@
                 <w:color w:val="77727F"/>
                 <w:sz w:val="18"/>
               </w:rPr>
-              <w:t>v1.1.0 · Unreleased</w:t>
+              <w:t>v1.1.0 · 2026-09-29</w:t>
             </w:r>
           </w:p>
         </w:tc>
@@ -6577,7 +6577,7 @@
         <w:pStyle w:val="Heading2"/>
       </w:pPr>
       <w:r>
-        <w:t>v1.1.0 — Unreleased</w:t>
+        <w:t>v1.1.0 — 2026-09-29</w:t>
       </w:r>
     </w:p>
     <w:p>
@@ -6590,7 +6590,7 @@
           <w:color w:val="2E2E35"/>
           <w:sz w:val="21"/>
         </w:rPr>
-        <w:t>当前开发版本。尚未创建正式 v1.1.0 Tag / GitHub Release。</w:t>
+        <w:t>正式发布日期：2026-09-29。</w:t>
       </w:r>
     </w:p>
     <w:p>
